--- a/fuentes/CFA_01_72210086_DU.docx
+++ b/fuentes/CFA_01_72210086_DU.docx
@@ -1,6 +1,6 @@
 
 <file path=word/document.xml><?xml version="1.0" encoding="utf-8"?>
-<w:document xmlns:wpc="http://schemas.microsoft.com/office/word/2010/wordprocessingCanvas" xmlns:cx="http://schemas.microsoft.com/office/drawing/2014/chartex" xmlns:cx1="http://schemas.microsoft.com/office/drawing/2015/9/8/chartex" xmlns:cx2="http://schemas.microsoft.com/office/drawing/2015/10/21/chartex" xmlns:cx3="http://schemas.microsoft.com/office/drawing/2016/5/9/chartex" xmlns:cx4="http://schemas.microsoft.com/office/drawing/2016/5/10/chartex" xmlns:cx5="http://schemas.microsoft.com/office/drawing/2016/5/11/chartex" xmlns:cx6="http://schemas.microsoft.com/office/drawing/2016/5/12/chartex" xmlns:cx7="http://schemas.microsoft.com/office/drawing/2016/5/13/chartex" xmlns:cx8="http://schemas.microsoft.com/office/drawing/2016/5/14/chartex" xmlns:mc="http://schemas.openxmlformats.org/markup-compatibility/2006" xmlns:aink="http://schemas.microsoft.com/office/drawing/2016/ink" xmlns:am3d="http://schemas.microsoft.com/office/drawing/2017/model3d" xmlns:o="urn:schemas-microsoft-com:office:office" xmlns:oel="http://schemas.microsoft.com/office/2019/extlst" xmlns:r="http://schemas.openxmlformats.org/officeDocument/2006/relationships" xmlns:m="http://schemas.openxmlformats.org/officeDocument/2006/math" xmlns:v="urn:schemas-microsoft-com:vml" xmlns:wp14="http://schemas.microsoft.com/office/word/2010/wordprocessingDrawing" xmlns:wp="http://schemas.openxmlformats.org/drawingml/2006/wordprocessingDrawing" xmlns:w10="urn:schemas-microsoft-com:office:word" xmlns:w="http://schemas.openxmlformats.org/wordprocessingml/2006/main" xmlns:w14="http://schemas.microsoft.com/office/word/2010/wordml" xmlns:w15="http://schemas.microsoft.com/office/word/2012/wordml" xmlns:w16cex="http://schemas.microsoft.com/office/word/2018/wordml/cex" xmlns:w16cid="http://schemas.microsoft.com/office/word/2016/wordml/cid" xmlns:w16="http://schemas.microsoft.com/office/word/2018/wordml" xmlns:w16du="http://schemas.microsoft.com/office/word/2023/wordml/word16du" xmlns:w16sdtdh="http://schemas.microsoft.com/office/word/2020/wordml/sdtdatahash" xmlns:w16sdtfl="http://schemas.microsoft.com/office/word/2024/wordml/sdtformatlock" xmlns:w16se="http://schemas.microsoft.com/office/word/2015/wordml/symex" xmlns:wpg="http://schemas.microsoft.com/office/word/2010/wordprocessingGroup" xmlns:wpi="http://schemas.microsoft.com/office/word/2010/wordprocessingInk" xmlns:wne="http://schemas.microsoft.com/office/word/2006/wordml" xmlns:wps="http://schemas.microsoft.com/office/word/2010/wordprocessingShape" mc:Ignorable="w14 w15 w16se w16cid w16 w16cex w16sdtdh w16sdtfl w16du wp14">
+<w:document xmlns:wpc="http://schemas.microsoft.com/office/word/2010/wordprocessingCanvas" xmlns:cx="http://schemas.microsoft.com/office/drawing/2014/chartex" xmlns:cx1="http://schemas.microsoft.com/office/drawing/2015/9/8/chartex" xmlns:cx2="http://schemas.microsoft.com/office/drawing/2015/10/21/chartex" xmlns:cx3="http://schemas.microsoft.com/office/drawing/2016/5/9/chartex" xmlns:cx4="http://schemas.microsoft.com/office/drawing/2016/5/10/chartex" xmlns:cx5="http://schemas.microsoft.com/office/drawing/2016/5/11/chartex" xmlns:cx6="http://schemas.microsoft.com/office/drawing/2016/5/12/chartex" xmlns:cx7="http://schemas.microsoft.com/office/drawing/2016/5/13/chartex" xmlns:cx8="http://schemas.microsoft.com/office/drawing/2016/5/14/chartex" xmlns:mc="http://schemas.openxmlformats.org/markup-compatibility/2006" xmlns:aink="http://schemas.microsoft.com/office/drawing/2016/ink" xmlns:am3d="http://schemas.microsoft.com/office/drawing/2017/model3d" xmlns:o="urn:schemas-microsoft-com:office:office" xmlns:oel="http://schemas.microsoft.com/office/2019/extlst" xmlns:r="http://schemas.openxmlformats.org/officeDocument/2006/relationships" xmlns:m="http://schemas.openxmlformats.org/officeDocument/2006/math" xmlns:v="urn:schemas-microsoft-com:vml" xmlns:wp14="http://schemas.microsoft.com/office/word/2010/wordprocessingDrawing" xmlns:wp="http://schemas.openxmlformats.org/drawingml/2006/wordprocessingDrawing" xmlns:w10="urn:schemas-microsoft-com:office:word" xmlns:w="http://schemas.openxmlformats.org/wordprocessingml/2006/main" xmlns:w14="http://schemas.microsoft.com/office/word/2010/wordml" xmlns:w15="http://schemas.microsoft.com/office/word/2012/wordml" xmlns:w16cex="http://schemas.microsoft.com/office/word/2018/wordml/cex" xmlns:w16cid="http://schemas.microsoft.com/office/word/2016/wordml/cid" xmlns:w16="http://schemas.microsoft.com/office/word/2018/wordml" xmlns:w16du="http://schemas.microsoft.com/office/word/2023/wordml/word16du" xmlns:w16sdtdh="http://schemas.microsoft.com/office/word/2020/wordml/sdtdatahash" xmlns:w16sdtfl="http://schemas.microsoft.com/office/word/2024/wordml/sdtformatlock" xmlns:w16se="http://schemas.microsoft.com/office/word/2015/wordml/symex" xmlns:wpg="http://schemas.microsoft.com/office/word/2010/wordprocessingGroup" xmlns:wpi="http://schemas.microsoft.com/office/word/2010/wordprocessingInk" xmlns:wne="http://schemas.microsoft.com/office/word/2006/wordml" xmlns:wps="http://schemas.microsoft.com/office/word/2010/wordprocessingShape" xmlns:a="http://schemas.openxmlformats.org/drawingml/2006/main" xmlns:adec="http://schemas.microsoft.com/office/drawing/2017/decorative" xmlns:pic="http://schemas.openxmlformats.org/drawingml/2006/picture" xmlns:a14="http://schemas.microsoft.com/office/drawing/2010/main" mc:Ignorable="w14 w15 w16se w16cid w16 w16cex w16sdtdh w16sdtfl w16du wp14">
   <w:body>
     <w:p>
       <w:pPr>
@@ -221,8 +221,8 @@
             </w:drawing>
           </mc:Choice>
           <mc:Fallback>
-            <w:pict>
-              <v:rect w14:anchorId="339B3D55" id="Rectángulo 18" o:spid="_x0000_s1026" style="position:absolute;margin-left:-55.7pt;margin-top:29pt;width:613.85pt;height:204pt;z-index:-251662336;visibility:visible;mso-wrap-style:square;mso-width-percent:0;mso-height-percent:0;mso-wrap-distance-left:9pt;mso-wrap-distance-top:0;mso-wrap-distance-right:9pt;mso-wrap-distance-bottom:0;mso-position-horizontal:absolute;mso-position-horizontal-relative:text;mso-position-vertical:absolute;mso-position-vertical-relative:text;mso-width-percent:0;mso-height-percent:0;mso-width-relative:page;mso-height-relative:margin;v-text-anchor:middle" o:gfxdata="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" fillcolor="#00314d" stroked="f" strokeweight="1pt"/>
+            <w:pict w14:anchorId="1B38A279">
+              <v:rect id="Rectángulo 18" style="position:absolute;margin-left:-55.7pt;margin-top:29pt;width:613.85pt;height:204pt;z-index:-251662336;visibility:visible;mso-wrap-style:square;mso-width-percent:0;mso-height-percent:0;mso-wrap-distance-left:9pt;mso-wrap-distance-top:0;mso-wrap-distance-right:9pt;mso-wrap-distance-bottom:0;mso-position-horizontal:absolute;mso-position-horizontal-relative:text;mso-position-vertical:absolute;mso-position-vertical-relative:text;mso-width-percent:0;mso-height-percent:0;mso-width-relative:page;mso-height-relative:margin;v-text-anchor:middle" o:spid="_x0000_s1026" fillcolor="#00314d" stroked="f" strokeweight="1pt" w14:anchorId="339B3D55" o:gfxdata="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"/>
             </w:pict>
           </mc:Fallback>
         </mc:AlternateContent>
@@ -314,12 +314,12 @@
             </w:drawing>
           </mc:Choice>
           <mc:Fallback>
-            <w:pict>
-              <v:shapetype w14:anchorId="45DB28F6" id="_x0000_t202" coordsize="21600,21600" o:spt="202" path="m,l,21600r21600,l21600,xe">
+            <w:pict w14:anchorId="3D23E9B7">
+              <v:shapetype id="_x0000_t202" coordsize="21600,21600" o:spt="202" path="m,l,21600r21600,l21600,xe" w14:anchorId="45DB28F6">
                 <v:stroke joinstyle="miter"/>
                 <v:path gradientshapeok="t" o:connecttype="rect"/>
               </v:shapetype>
-              <v:shape id="Cuadro de texto 16" o:spid="_x0000_s1026" type="#_x0000_t202" style="position:absolute;left:0;text-align:left;margin-left:-1.4pt;margin-top:22.85pt;width:488.95pt;height:146.25pt;z-index:251655168;visibility:visible;mso-wrap-style:square;mso-width-percent:0;mso-height-percent:0;mso-wrap-distance-left:9pt;mso-wrap-distance-top:3.6pt;mso-wrap-distance-right:9pt;mso-wrap-distance-bottom:3.6pt;mso-position-horizontal:absolute;mso-position-horizontal-relative:text;mso-position-vertical:absolute;mso-position-vertical-relative:text;mso-width-percent:0;mso-height-percent:0;mso-width-relative:margin;mso-height-relative:margin;v-text-anchor:top" o:gfxdata="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" filled="f" stroked="f">
+              <v:shape id="Cuadro de texto 16" style="position:absolute;left:0;text-align:left;margin-left:-1.4pt;margin-top:22.85pt;width:488.95pt;height:146.25pt;z-index:251655168;visibility:visible;mso-wrap-style:square;mso-width-percent:0;mso-height-percent:0;mso-wrap-distance-left:9pt;mso-wrap-distance-top:3.6pt;mso-wrap-distance-right:9pt;mso-wrap-distance-bottom:3.6pt;mso-position-horizontal:absolute;mso-position-horizontal-relative:text;mso-position-vertical:absolute;mso-position-vertical-relative:text;mso-width-percent:0;mso-height-percent:0;mso-width-relative:margin;mso-height-relative:margin;v-text-anchor:top" o:spid="_x0000_s1026" filled="f" stroked="f" type="#_x0000_t202" o:gfxdata="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">
                 <v:textbox>
                   <w:txbxContent>
                     <w:p>
@@ -439,7 +439,7 @@
     <w:p>
       <w:pPr>
         <w:pBdr>
-          <w:bottom w:val="single" w:sz="12" w:space="1" w:color="auto"/>
+          <w:bottom w:val="single" w:color="auto" w:sz="12" w:space="1"/>
         </w:pBdr>
         <w:rPr>
           <w:rFonts w:cs="Calibri"/>
@@ -523,7 +523,6 @@
         <w:rPr>
           <w:rFonts w:cs="Calibri"/>
         </w:rPr>
-        <w:lastRenderedPageBreak/>
         <w:t>Tabla de contenido</w:t>
       </w:r>
     </w:p>
@@ -562,7 +561,7 @@
         </w:rPr>
         <w:fldChar w:fldCharType="separate"/>
       </w:r>
-      <w:hyperlink w:anchor="_Toc223637208" w:history="1">
+      <w:hyperlink w:history="1" w:anchor="_Toc223637208">
         <w:r>
           <w:rPr>
             <w:rStyle w:val="Hipervnculo"/>
@@ -636,7 +635,7 @@
           <w:lang w:eastAsia="es-CO"/>
         </w:rPr>
       </w:pPr>
-      <w:hyperlink w:anchor="_Toc223637209" w:history="1">
+      <w:hyperlink w:history="1" w:anchor="_Toc223637209">
         <w:r>
           <w:rPr>
             <w:rStyle w:val="Hipervnculo"/>
@@ -728,7 +727,7 @@
           <w:lang w:eastAsia="es-CO"/>
         </w:rPr>
       </w:pPr>
-      <w:hyperlink w:anchor="_Toc223637210" w:history="1">
+      <w:hyperlink w:history="1" w:anchor="_Toc223637210">
         <w:r>
           <w:rPr>
             <w:rStyle w:val="Hipervnculo"/>
@@ -820,7 +819,7 @@
           <w:lang w:eastAsia="es-CO"/>
         </w:rPr>
       </w:pPr>
-      <w:hyperlink w:anchor="_Toc223637211" w:history="1">
+      <w:hyperlink w:history="1" w:anchor="_Toc223637211">
         <w:r>
           <w:rPr>
             <w:rStyle w:val="Hipervnculo"/>
@@ -912,7 +911,7 @@
           <w:lang w:eastAsia="es-CO"/>
         </w:rPr>
       </w:pPr>
-      <w:hyperlink w:anchor="_Toc223637212" w:history="1">
+      <w:hyperlink w:history="1" w:anchor="_Toc223637212">
         <w:r>
           <w:rPr>
             <w:rStyle w:val="Hipervnculo"/>
@@ -1004,7 +1003,7 @@
           <w:lang w:eastAsia="es-CO"/>
         </w:rPr>
       </w:pPr>
-      <w:hyperlink w:anchor="_Toc223637213" w:history="1">
+      <w:hyperlink w:history="1" w:anchor="_Toc223637213">
         <w:r>
           <w:rPr>
             <w:rStyle w:val="Hipervnculo"/>
@@ -1096,7 +1095,7 @@
           <w:lang w:eastAsia="es-CO"/>
         </w:rPr>
       </w:pPr>
-      <w:hyperlink w:anchor="_Toc223637214" w:history="1">
+      <w:hyperlink w:history="1" w:anchor="_Toc223637214">
         <w:r>
           <w:rPr>
             <w:rStyle w:val="Hipervnculo"/>
@@ -1162,7 +1161,7 @@
             <w:noProof/>
             <w:webHidden/>
           </w:rPr>
-          <w:t>27</w:t>
+          <w:t>28</w:t>
         </w:r>
         <w:r>
           <w:rPr>
@@ -1188,7 +1187,7 @@
           <w:lang w:eastAsia="es-CO"/>
         </w:rPr>
       </w:pPr>
-      <w:hyperlink w:anchor="_Toc223637215" w:history="1">
+      <w:hyperlink w:history="1" w:anchor="_Toc223637215">
         <w:r>
           <w:rPr>
             <w:rStyle w:val="Hipervnculo"/>
@@ -1254,7 +1253,7 @@
             <w:noProof/>
             <w:webHidden/>
           </w:rPr>
-          <w:t>29</w:t>
+          <w:t>30</w:t>
         </w:r>
         <w:r>
           <w:rPr>
@@ -1280,7 +1279,7 @@
           <w:lang w:eastAsia="es-CO"/>
         </w:rPr>
       </w:pPr>
-      <w:hyperlink w:anchor="_Toc223637216" w:history="1">
+      <w:hyperlink w:history="1" w:anchor="_Toc223637216">
         <w:r>
           <w:rPr>
             <w:rStyle w:val="Hipervnculo"/>
@@ -1346,7 +1345,7 @@
             <w:noProof/>
             <w:webHidden/>
           </w:rPr>
-          <w:t>36</w:t>
+          <w:t>37</w:t>
         </w:r>
         <w:r>
           <w:rPr>
@@ -1372,7 +1371,7 @@
           <w:lang w:eastAsia="es-CO"/>
         </w:rPr>
       </w:pPr>
-      <w:hyperlink w:anchor="_Toc223637217" w:history="1">
+      <w:hyperlink w:history="1" w:anchor="_Toc223637217">
         <w:r>
           <w:rPr>
             <w:rStyle w:val="Hipervnculo"/>
@@ -1438,7 +1437,7 @@
             <w:noProof/>
             <w:webHidden/>
           </w:rPr>
-          <w:t>37</w:t>
+          <w:t>38</w:t>
         </w:r>
         <w:r>
           <w:rPr>
@@ -1463,7 +1462,7 @@
           <w:lang w:eastAsia="es-CO"/>
         </w:rPr>
       </w:pPr>
-      <w:hyperlink w:anchor="_Toc223637218" w:history="1">
+      <w:hyperlink w:history="1" w:anchor="_Toc223637218">
         <w:r>
           <w:rPr>
             <w:rStyle w:val="Hipervnculo"/>
@@ -1511,7 +1510,7 @@
             <w:noProof/>
             <w:webHidden/>
           </w:rPr>
-          <w:t>40</w:t>
+          <w:t>41</w:t>
         </w:r>
         <w:r>
           <w:rPr>
@@ -1536,7 +1535,7 @@
           <w:lang w:eastAsia="es-CO"/>
         </w:rPr>
       </w:pPr>
-      <w:hyperlink w:anchor="_Toc223637219" w:history="1">
+      <w:hyperlink w:history="1" w:anchor="_Toc223637219">
         <w:r>
           <w:rPr>
             <w:rStyle w:val="Hipervnculo"/>
@@ -1584,7 +1583,7 @@
             <w:noProof/>
             <w:webHidden/>
           </w:rPr>
-          <w:t>42</w:t>
+          <w:t>43</w:t>
         </w:r>
         <w:r>
           <w:rPr>
@@ -1609,7 +1608,7 @@
           <w:lang w:eastAsia="es-CO"/>
         </w:rPr>
       </w:pPr>
-      <w:hyperlink w:anchor="_Toc223637220" w:history="1">
+      <w:hyperlink w:history="1" w:anchor="_Toc223637220">
         <w:r>
           <w:rPr>
             <w:rStyle w:val="Hipervnculo"/>
@@ -1658,7 +1657,7 @@
             <w:noProof/>
             <w:webHidden/>
           </w:rPr>
-          <w:t>44</w:t>
+          <w:t>45</w:t>
         </w:r>
         <w:r>
           <w:rPr>
@@ -1683,7 +1682,7 @@
           <w:lang w:eastAsia="es-CO"/>
         </w:rPr>
       </w:pPr>
-      <w:hyperlink w:anchor="_Toc223637221" w:history="1">
+      <w:hyperlink w:history="1" w:anchor="_Toc223637221">
         <w:r>
           <w:rPr>
             <w:rStyle w:val="Hipervnculo"/>
@@ -1731,7 +1730,7 @@
             <w:noProof/>
             <w:webHidden/>
           </w:rPr>
-          <w:t>45</w:t>
+          <w:t>46</w:t>
         </w:r>
         <w:r>
           <w:rPr>
@@ -1750,11 +1749,10 @@
         <w:rPr>
           <w:lang w:val="es-ES"/>
         </w:rPr>
-        <w:lastRenderedPageBreak/>
         <w:fldChar w:fldCharType="end"/>
       </w:r>
-      <w:bookmarkStart w:id="0" w:name="_Toc176443691"/>
-      <w:bookmarkStart w:id="1" w:name="_Toc223637208"/>
+      <w:bookmarkStart w:name="_Toc176443691" w:id="0"/>
+      <w:bookmarkStart w:name="_Toc223637208" w:id="1"/>
       <w:r>
         <w:t>Introducción</w:t>
       </w:r>
@@ -1899,7 +1897,7 @@
         </w:drawing>
       </w:r>
     </w:p>
-    <w:bookmarkStart w:id="2" w:name="_Hlk161159634"/>
+    <w:bookmarkStart w:name="_Hlk161159634" w:id="2"/>
     <w:p>
       <w:pPr>
         <w:jc w:val="center"/>
@@ -1913,7 +1911,6 @@
           <w:rFonts w:cs="Calibri"/>
           <w:b/>
         </w:rPr>
-        <w:lastRenderedPageBreak/>
         <w:fldChar w:fldCharType="begin"/>
       </w:r>
       <w:r>
@@ -1956,12 +1953,12 @@
       <w:tblPr>
         <w:tblW w:w="0" w:type="auto"/>
         <w:tblBorders>
-          <w:top w:val="single" w:sz="4" w:space="0" w:color="auto"/>
-          <w:left w:val="single" w:sz="4" w:space="0" w:color="auto"/>
-          <w:bottom w:val="single" w:sz="4" w:space="0" w:color="auto"/>
-          <w:right w:val="single" w:sz="4" w:space="0" w:color="auto"/>
-          <w:insideH w:val="single" w:sz="4" w:space="0" w:color="auto"/>
-          <w:insideV w:val="single" w:sz="4" w:space="0" w:color="auto"/>
+          <w:top w:val="single" w:color="auto" w:sz="4" w:space="0"/>
+          <w:left w:val="single" w:color="auto" w:sz="4" w:space="0"/>
+          <w:bottom w:val="single" w:color="auto" w:sz="4" w:space="0"/>
+          <w:right w:val="single" w:color="auto" w:sz="4" w:space="0"/>
+          <w:insideH w:val="single" w:color="auto" w:sz="4" w:space="0"/>
+          <w:insideV w:val="single" w:color="auto" w:sz="4" w:space="0"/>
         </w:tblBorders>
         <w:tblLook w:val="04A0" w:firstRow="1" w:lastRow="0" w:firstColumn="1" w:lastColumn="0" w:noHBand="0" w:noVBand="1"/>
       </w:tblPr>
@@ -2155,12 +2152,11 @@
           <w:rFonts w:cs="Calibri"/>
         </w:rPr>
       </w:pPr>
-      <w:bookmarkStart w:id="3" w:name="_Toc223637209"/>
-      <w:r>
-        <w:rPr>
-          <w:rFonts w:cs="Calibri"/>
-        </w:rPr>
-        <w:lastRenderedPageBreak/>
+      <w:bookmarkStart w:name="_Toc223637209" w:id="3"/>
+      <w:r>
+        <w:rPr>
+          <w:rFonts w:cs="Calibri"/>
+        </w:rPr>
         <w:t>Aceites esenciales</w:t>
       </w:r>
       <w:bookmarkEnd w:id="3"/>
@@ -2297,7 +2293,6 @@
           <w:bCs/>
           <w:lang w:eastAsia="es-CO"/>
         </w:rPr>
-        <w:lastRenderedPageBreak/>
         <w:t>Localización en la planta</w:t>
       </w:r>
     </w:p>
@@ -2718,7 +2713,6 @@
           <w:rFonts w:cs="Calibri"/>
           <w:lang w:eastAsia="es-CO"/>
         </w:rPr>
-        <w:lastRenderedPageBreak/>
         <w:t>Estas partes vegetales liberan al exterior sustancias aromáticas que, de acuerdo con su uso, pueden tener aplicaciones:</w:t>
       </w:r>
     </w:p>
@@ -3001,7 +2995,6 @@
           <w:rFonts w:cs="Calibri"/>
           <w:bCs/>
         </w:rPr>
-        <w:lastRenderedPageBreak/>
         <w:t>Los compuestos químicos de las plantas se dividen en dos grandes grupos:</w:t>
       </w:r>
     </w:p>
@@ -3023,12 +3016,12 @@
       <w:tblPr>
         <w:tblW w:w="0" w:type="auto"/>
         <w:tblBorders>
-          <w:top w:val="single" w:sz="4" w:space="0" w:color="auto"/>
-          <w:left w:val="single" w:sz="4" w:space="0" w:color="auto"/>
-          <w:bottom w:val="single" w:sz="4" w:space="0" w:color="auto"/>
-          <w:right w:val="single" w:sz="4" w:space="0" w:color="auto"/>
-          <w:insideH w:val="single" w:sz="4" w:space="0" w:color="auto"/>
-          <w:insideV w:val="single" w:sz="4" w:space="0" w:color="auto"/>
+          <w:top w:val="single" w:color="auto" w:sz="4" w:space="0"/>
+          <w:left w:val="single" w:color="auto" w:sz="4" w:space="0"/>
+          <w:bottom w:val="single" w:color="auto" w:sz="4" w:space="0"/>
+          <w:right w:val="single" w:color="auto" w:sz="4" w:space="0"/>
+          <w:insideH w:val="single" w:color="auto" w:sz="4" w:space="0"/>
+          <w:insideV w:val="single" w:color="auto" w:sz="4" w:space="0"/>
         </w:tblBorders>
         <w:tblLook w:val="04A0" w:firstRow="1" w:lastRow="0" w:firstColumn="1" w:lastColumn="0" w:noHBand="0" w:noVBand="1"/>
       </w:tblPr>
@@ -3170,7 +3163,6 @@
         <w:tc>
           <w:tcPr>
             <w:tcW w:w="2212" w:type="dxa"/>
-            <w:shd w:val="clear" w:color="auto" w:fill="D9E2F3"/>
           </w:tcPr>
           <w:p>
             <w:pPr>
@@ -3195,7 +3187,6 @@
         <w:tc>
           <w:tcPr>
             <w:tcW w:w="1851" w:type="dxa"/>
-            <w:shd w:val="clear" w:color="auto" w:fill="D9E2F3"/>
           </w:tcPr>
           <w:p>
             <w:pPr>
@@ -3216,7 +3207,6 @@
         <w:tc>
           <w:tcPr>
             <w:tcW w:w="1644" w:type="dxa"/>
-            <w:shd w:val="clear" w:color="auto" w:fill="D9E2F3"/>
           </w:tcPr>
           <w:p>
             <w:pPr>
@@ -3237,7 +3227,6 @@
         <w:tc>
           <w:tcPr>
             <w:tcW w:w="2144" w:type="dxa"/>
-            <w:shd w:val="clear" w:color="auto" w:fill="D9E2F3"/>
           </w:tcPr>
           <w:p>
             <w:pPr>
@@ -3258,7 +3247,6 @@
         <w:tc>
           <w:tcPr>
             <w:tcW w:w="2111" w:type="dxa"/>
-            <w:shd w:val="clear" w:color="auto" w:fill="D9E2F3"/>
           </w:tcPr>
           <w:p>
             <w:pPr>
@@ -3281,7 +3269,6 @@
         <w:tc>
           <w:tcPr>
             <w:tcW w:w="2212" w:type="dxa"/>
-            <w:shd w:val="clear" w:color="auto" w:fill="D9E2F3"/>
           </w:tcPr>
           <w:p>
             <w:pPr>
@@ -3306,7 +3293,6 @@
         <w:tc>
           <w:tcPr>
             <w:tcW w:w="1851" w:type="dxa"/>
-            <w:shd w:val="clear" w:color="auto" w:fill="D9E2F3"/>
           </w:tcPr>
           <w:p>
             <w:pPr>
@@ -3327,7 +3313,6 @@
         <w:tc>
           <w:tcPr>
             <w:tcW w:w="1644" w:type="dxa"/>
-            <w:shd w:val="clear" w:color="auto" w:fill="D9E2F3"/>
           </w:tcPr>
           <w:p>
             <w:pPr>
@@ -3348,7 +3333,6 @@
         <w:tc>
           <w:tcPr>
             <w:tcW w:w="2144" w:type="dxa"/>
-            <w:shd w:val="clear" w:color="auto" w:fill="D9E2F3"/>
           </w:tcPr>
           <w:p>
             <w:pPr>
@@ -3369,7 +3353,6 @@
         <w:tc>
           <w:tcPr>
             <w:tcW w:w="2111" w:type="dxa"/>
-            <w:shd w:val="clear" w:color="auto" w:fill="D9E2F3"/>
           </w:tcPr>
           <w:p>
             <w:pPr>
@@ -3461,7 +3444,6 @@
           <w:rFonts w:cs="Calibri"/>
           <w:b/>
         </w:rPr>
-        <w:lastRenderedPageBreak/>
         <w:t xml:space="preserve">Terpenos o terpenoides: </w:t>
       </w:r>
       <w:r>
@@ -3618,7 +3600,6 @@
           <w:rFonts w:cs="Calibri"/>
           <w:bCs/>
         </w:rPr>
-        <w:lastRenderedPageBreak/>
         <w:t>Este comportamiento contrasta notablemente con el de los aceites vegetales o de cocina, como los de soya, oliva o girasol, los cuales son sustancias pesadas, poco volátiles, fácilmente oxidables y que dejan una mancha grasosa persistente sobre cualquier superficie con la que entran en contacto.</w:t>
       </w:r>
     </w:p>
@@ -3802,7 +3783,6 @@
           <w:rFonts w:cs="Calibri"/>
           <w:bCs/>
         </w:rPr>
-        <w:lastRenderedPageBreak/>
         <w:t>No todas las plantas productoras de aceites esenciales presentan características organolépticas agradables en su estado natural; sin embargo, mediante procesos adecuados de extracción, es posible obtener esencias con aromas definidos y valor comercial, aun cuando algunos de sus compuestos individuales resulten poco agradables al olfato.</w:t>
       </w:r>
     </w:p>
@@ -3875,12 +3855,12 @@
       <w:tblPr>
         <w:tblW w:w="10111" w:type="dxa"/>
         <w:tblBorders>
-          <w:top w:val="single" w:sz="4" w:space="0" w:color="auto"/>
-          <w:left w:val="single" w:sz="4" w:space="0" w:color="auto"/>
-          <w:bottom w:val="single" w:sz="4" w:space="0" w:color="auto"/>
-          <w:right w:val="single" w:sz="4" w:space="0" w:color="auto"/>
-          <w:insideH w:val="single" w:sz="4" w:space="0" w:color="auto"/>
-          <w:insideV w:val="single" w:sz="4" w:space="0" w:color="auto"/>
+          <w:top w:val="single" w:color="auto" w:sz="4" w:space="0"/>
+          <w:left w:val="single" w:color="auto" w:sz="4" w:space="0"/>
+          <w:bottom w:val="single" w:color="auto" w:sz="4" w:space="0"/>
+          <w:right w:val="single" w:color="auto" w:sz="4" w:space="0"/>
+          <w:insideH w:val="single" w:color="auto" w:sz="4" w:space="0"/>
+          <w:insideV w:val="single" w:color="auto" w:sz="4" w:space="0"/>
         </w:tblBorders>
         <w:tblLook w:val="04A0" w:firstRow="1" w:lastRow="0" w:firstColumn="1" w:lastColumn="0" w:noHBand="0" w:noVBand="1"/>
       </w:tblPr>
@@ -4067,7 +4047,6 @@
                 <w:b/>
                 <w:bCs/>
               </w:rPr>
-              <w:lastRenderedPageBreak/>
               <w:t>Canales secretores</w:t>
             </w:r>
           </w:p>
@@ -4294,7 +4273,6 @@
           <w:rFonts w:cs="Calibri"/>
           <w:lang w:eastAsia="es-CO"/>
         </w:rPr>
-        <w:lastRenderedPageBreak/>
         <w:t>Además, pueden encontrarse éteres, ésteres, compuestos fenólicos, fenilpropanoides y otros compuestos derivados.</w:t>
       </w:r>
     </w:p>
@@ -4331,7 +4309,7 @@
           <w:rFonts w:cs="Calibri"/>
         </w:rPr>
       </w:pPr>
-      <w:bookmarkStart w:id="4" w:name="_Toc223637210"/>
+      <w:bookmarkStart w:name="_Toc223637210" w:id="4"/>
       <w:r>
         <w:rPr>
           <w:rFonts w:cs="Calibri"/>
@@ -4381,7 +4359,6 @@
         <w:rPr>
           <w:rFonts w:cs="Calibri"/>
         </w:rPr>
-        <w:lastRenderedPageBreak/>
         <w:t>Parte de la planta donde se produce el aceite esencial según la especie vegetal</w:t>
       </w:r>
     </w:p>
@@ -4389,12 +4366,12 @@
       <w:tblPr>
         <w:tblW w:w="0" w:type="auto"/>
         <w:tblBorders>
-          <w:top w:val="single" w:sz="4" w:space="0" w:color="auto"/>
-          <w:left w:val="single" w:sz="4" w:space="0" w:color="auto"/>
-          <w:bottom w:val="single" w:sz="4" w:space="0" w:color="auto"/>
-          <w:right w:val="single" w:sz="4" w:space="0" w:color="auto"/>
-          <w:insideH w:val="single" w:sz="4" w:space="0" w:color="auto"/>
-          <w:insideV w:val="single" w:sz="4" w:space="0" w:color="auto"/>
+          <w:top w:val="single" w:color="auto" w:sz="4" w:space="0"/>
+          <w:left w:val="single" w:color="auto" w:sz="4" w:space="0"/>
+          <w:bottom w:val="single" w:color="auto" w:sz="4" w:space="0"/>
+          <w:right w:val="single" w:color="auto" w:sz="4" w:space="0"/>
+          <w:insideH w:val="single" w:color="auto" w:sz="4" w:space="0"/>
+          <w:insideV w:val="single" w:color="auto" w:sz="4" w:space="0"/>
         </w:tblBorders>
         <w:tblLook w:val="04A0" w:firstRow="1" w:lastRow="0" w:firstColumn="1" w:lastColumn="0" w:noHBand="0" w:noVBand="1"/>
       </w:tblPr>
@@ -4407,7 +4384,8 @@
         <w:tc>
           <w:tcPr>
             <w:tcW w:w="2972" w:type="dxa"/>
-            <w:shd w:val="clear" w:color="auto" w:fill="D0CECE"/>
+            <w:shd w:val="clear" w:color="auto" w:fill="D0CECE" w:themeFill="background2" w:themeFillShade="E6"/>
+            <w:tcMar/>
           </w:tcPr>
           <w:p>
             <w:pPr>
@@ -4429,7 +4407,8 @@
         <w:tc>
           <w:tcPr>
             <w:tcW w:w="3669" w:type="dxa"/>
-            <w:shd w:val="clear" w:color="auto" w:fill="D0CECE"/>
+            <w:shd w:val="clear" w:color="auto" w:fill="D0CECE" w:themeFill="background2" w:themeFillShade="E6"/>
+            <w:tcMar/>
           </w:tcPr>
           <w:p>
             <w:pPr>
@@ -4451,7 +4430,8 @@
         <w:tc>
           <w:tcPr>
             <w:tcW w:w="3321" w:type="dxa"/>
-            <w:shd w:val="clear" w:color="auto" w:fill="D0CECE"/>
+            <w:shd w:val="clear" w:color="auto" w:fill="D0CECE" w:themeFill="background2" w:themeFillShade="E6"/>
+            <w:tcMar/>
           </w:tcPr>
           <w:p>
             <w:pPr>
@@ -4475,19 +4455,23 @@
         <w:tc>
           <w:tcPr>
             <w:tcW w:w="2972" w:type="dxa"/>
-          </w:tcPr>
-          <w:p>
-            <w:pPr>
-              <w:spacing w:before="0" w:after="0"/>
-              <w:ind w:firstLine="0"/>
-              <w:rPr>
-                <w:rFonts w:cs="Calibri"/>
-                <w:bCs/>
-              </w:rPr>
-            </w:pPr>
-            <w:r>
-              <w:rPr>
-                <w:rFonts w:cs="Calibri"/>
+            <w:tcMar/>
+          </w:tcPr>
+          <w:p>
+            <w:pPr>
+              <w:spacing w:before="0" w:after="0"/>
+              <w:ind w:firstLine="0"/>
+              <w:rPr>
+                <w:rFonts w:cs="Calibri"/>
+                <w:b/>
+                <w:bCs/>
+              </w:rPr>
+            </w:pPr>
+            <w:r>
+              <w:rPr>
+                <w:rFonts w:cs="Calibri"/>
+                <w:b/>
+                <w:bCs/>
               </w:rPr>
               <w:t>Ciprés</w:t>
             </w:r>
@@ -4496,6 +4480,7 @@
         <w:tc>
           <w:tcPr>
             <w:tcW w:w="3669" w:type="dxa"/>
+            <w:tcMar/>
           </w:tcPr>
           <w:p>
             <w:pPr>
@@ -4504,14 +4489,32 @@
               <w:rPr>
                 <w:rStyle w:val="Extranjerismo"/>
                 <w:rFonts w:cs="Calibri"/>
+                <w:lang w:val="es-CO"/>
               </w:rPr>
             </w:pPr>
             <w:r>
               <w:rPr>
                 <w:rStyle w:val="Extranjerismo"/>
                 <w:rFonts w:cs="Calibri"/>
-              </w:rPr>
-              <w:t>Cupressus sempervirens</w:t>
+                <w:lang w:val="es-CO"/>
+              </w:rPr>
+              <w:t>Cupressus</w:t>
+            </w:r>
+            <w:r>
+              <w:rPr>
+                <w:rStyle w:val="Extranjerismo"/>
+                <w:rFonts w:cs="Calibri"/>
+                <w:lang w:val="es-CO"/>
+              </w:rPr>
+              <w:t xml:space="preserve"> </w:t>
+            </w:r>
+            <w:r>
+              <w:rPr>
+                <w:rStyle w:val="Extranjerismo"/>
+                <w:rFonts w:cs="Calibri"/>
+                <w:lang w:val="es-CO"/>
+              </w:rPr>
+              <w:t>sempervirens</w:t>
             </w:r>
           </w:p>
         </w:tc>
@@ -4519,6 +4522,7 @@
           <w:tcPr>
             <w:tcW w:w="3321" w:type="dxa"/>
             <w:vMerge w:val="restart"/>
+            <w:tcMar/>
           </w:tcPr>
           <w:p>
             <w:pPr>
@@ -4541,19 +4545,23 @@
         <w:tc>
           <w:tcPr>
             <w:tcW w:w="2972" w:type="dxa"/>
-          </w:tcPr>
-          <w:p>
-            <w:pPr>
-              <w:spacing w:before="0" w:after="0"/>
-              <w:ind w:firstLine="0"/>
-              <w:rPr>
-                <w:rFonts w:cs="Calibri"/>
-                <w:bCs/>
-              </w:rPr>
-            </w:pPr>
-            <w:r>
-              <w:rPr>
-                <w:rFonts w:cs="Calibri"/>
+            <w:tcMar/>
+          </w:tcPr>
+          <w:p>
+            <w:pPr>
+              <w:spacing w:before="0" w:after="0"/>
+              <w:ind w:firstLine="0"/>
+              <w:rPr>
+                <w:rFonts w:cs="Calibri"/>
+                <w:b/>
+                <w:bCs/>
+              </w:rPr>
+            </w:pPr>
+            <w:r>
+              <w:rPr>
+                <w:rFonts w:cs="Calibri"/>
+                <w:b/>
+                <w:bCs/>
               </w:rPr>
               <w:t>Jara</w:t>
             </w:r>
@@ -4562,6 +4570,7 @@
         <w:tc>
           <w:tcPr>
             <w:tcW w:w="3669" w:type="dxa"/>
+            <w:tcMar/>
           </w:tcPr>
           <w:p>
             <w:pPr>
@@ -4570,30 +4579,40 @@
               <w:rPr>
                 <w:rStyle w:val="Extranjerismo"/>
                 <w:rFonts w:cs="Calibri"/>
+                <w:lang w:val="es-CO"/>
               </w:rPr>
             </w:pPr>
             <w:r>
               <w:rPr>
                 <w:rStyle w:val="Extranjerismo"/>
                 <w:rFonts w:cs="Calibri"/>
-              </w:rPr>
-              <w:t xml:space="preserve">Cistus </w:t>
-            </w:r>
-            <w:proofErr w:type="spellStart"/>
+                <w:lang w:val="es-CO"/>
+              </w:rPr>
+              <w:t>Cistus</w:t>
+            </w:r>
             <w:r>
               <w:rPr>
                 <w:rStyle w:val="Extranjerismo"/>
                 <w:rFonts w:cs="Calibri"/>
+                <w:lang w:val="es-CO"/>
+              </w:rPr>
+              <w:t xml:space="preserve"> </w:t>
+            </w:r>
+            <w:r>
+              <w:rPr>
+                <w:rStyle w:val="Extranjerismo"/>
+                <w:rFonts w:cs="Calibri"/>
+                <w:lang w:val="es-CO"/>
               </w:rPr>
               <w:t>ladanifer</w:t>
             </w:r>
-            <w:proofErr w:type="spellEnd"/>
           </w:p>
         </w:tc>
         <w:tc>
           <w:tcPr>
             <w:tcW w:w="3321" w:type="dxa"/>
             <w:vMerge/>
+            <w:tcMar/>
           </w:tcPr>
           <w:p>
             <w:pPr>
@@ -4610,19 +4629,23 @@
         <w:tc>
           <w:tcPr>
             <w:tcW w:w="2972" w:type="dxa"/>
-          </w:tcPr>
-          <w:p>
-            <w:pPr>
-              <w:spacing w:before="0" w:after="0"/>
-              <w:ind w:firstLine="0"/>
-              <w:rPr>
-                <w:rFonts w:cs="Calibri"/>
-                <w:bCs/>
-              </w:rPr>
-            </w:pPr>
-            <w:r>
-              <w:rPr>
-                <w:rFonts w:cs="Calibri"/>
+            <w:tcMar/>
+          </w:tcPr>
+          <w:p>
+            <w:pPr>
+              <w:spacing w:before="0" w:after="0"/>
+              <w:ind w:firstLine="0"/>
+              <w:rPr>
+                <w:rFonts w:cs="Calibri"/>
+                <w:b/>
+                <w:bCs/>
+              </w:rPr>
+            </w:pPr>
+            <w:r>
+              <w:rPr>
+                <w:rFonts w:cs="Calibri"/>
+                <w:b/>
+                <w:bCs/>
               </w:rPr>
               <w:t>Lavanda</w:t>
             </w:r>
@@ -4631,6 +4654,7 @@
         <w:tc>
           <w:tcPr>
             <w:tcW w:w="3669" w:type="dxa"/>
+            <w:tcMar/>
           </w:tcPr>
           <w:p>
             <w:pPr>
@@ -4639,14 +4663,24 @@
               <w:rPr>
                 <w:rStyle w:val="Extranjerismo"/>
                 <w:rFonts w:cs="Calibri"/>
+                <w:lang w:val="es-CO"/>
               </w:rPr>
             </w:pPr>
             <w:r>
               <w:rPr>
                 <w:rStyle w:val="Extranjerismo"/>
                 <w:rFonts w:cs="Calibri"/>
-              </w:rPr>
-              <w:t>Lavandula angustifolia</w:t>
+                <w:lang w:val="es-CO"/>
+              </w:rPr>
+              <w:t>Lavandula</w:t>
+            </w:r>
+            <w:r>
+              <w:rPr>
+                <w:rStyle w:val="Extranjerismo"/>
+                <w:rFonts w:cs="Calibri"/>
+                <w:lang w:val="es-CO"/>
+              </w:rPr>
+              <w:t xml:space="preserve"> angustifolia</w:t>
             </w:r>
           </w:p>
         </w:tc>
@@ -4654,6 +4688,7 @@
           <w:tcPr>
             <w:tcW w:w="3321" w:type="dxa"/>
             <w:vMerge w:val="restart"/>
+            <w:tcMar/>
           </w:tcPr>
           <w:p>
             <w:pPr>
@@ -4685,13 +4720,15 @@
         <w:tc>
           <w:tcPr>
             <w:tcW w:w="2972" w:type="dxa"/>
-          </w:tcPr>
-          <w:p>
-            <w:pPr>
-              <w:spacing w:before="0" w:after="0"/>
-              <w:ind w:firstLine="0"/>
-              <w:rPr>
-                <w:rFonts w:cs="Calibri"/>
+            <w:tcMar/>
+          </w:tcPr>
+          <w:p>
+            <w:pPr>
+              <w:spacing w:before="0" w:after="0"/>
+              <w:ind w:firstLine="0"/>
+              <w:rPr>
+                <w:rFonts w:cs="Calibri"/>
+                <w:b/>
                 <w:bCs/>
               </w:rPr>
             </w:pPr>
@@ -4699,6 +4736,8 @@
             <w:r>
               <w:rPr>
                 <w:rFonts w:cs="Calibri"/>
+                <w:b/>
+                <w:bCs/>
               </w:rPr>
               <w:t>Lavandín</w:t>
             </w:r>
@@ -4708,6 +4747,7 @@
         <w:tc>
           <w:tcPr>
             <w:tcW w:w="3669" w:type="dxa"/>
+            <w:tcMar/>
           </w:tcPr>
           <w:p>
             <w:pPr>
@@ -4716,23 +4756,56 @@
               <w:rPr>
                 <w:rStyle w:val="Extranjerismo"/>
                 <w:rFonts w:cs="Calibri"/>
-              </w:rPr>
-            </w:pPr>
-            <w:proofErr w:type="spellStart"/>
+                <w:lang w:val="es-CO"/>
+              </w:rPr>
+            </w:pPr>
             <w:r>
               <w:rPr>
                 <w:rStyle w:val="Extranjerismo"/>
                 <w:rFonts w:cs="Calibri"/>
+                <w:lang w:val="es-CO"/>
               </w:rPr>
               <w:t>Híbrido</w:t>
             </w:r>
-            <w:proofErr w:type="spellEnd"/>
             <w:r>
               <w:rPr>
                 <w:rStyle w:val="Extranjerismo"/>
                 <w:rFonts w:cs="Calibri"/>
-              </w:rPr>
-              <w:t xml:space="preserve"> de Lavandula angustifolia y Lavandula latifolia</w:t>
+                <w:lang w:val="es-CO"/>
+              </w:rPr>
+              <w:t xml:space="preserve"> de </w:t>
+            </w:r>
+            <w:r>
+              <w:rPr>
+                <w:rStyle w:val="Extranjerismo"/>
+                <w:rFonts w:cs="Calibri"/>
+                <w:lang w:val="es-CO"/>
+              </w:rPr>
+              <w:t>Lavandula</w:t>
+            </w:r>
+            <w:r>
+              <w:rPr>
+                <w:rStyle w:val="Extranjerismo"/>
+                <w:rFonts w:cs="Calibri"/>
+                <w:lang w:val="es-CO"/>
+              </w:rPr>
+              <w:t xml:space="preserve"> angustifolia y </w:t>
+            </w:r>
+            <w:r>
+              <w:rPr>
+                <w:rStyle w:val="Extranjerismo"/>
+                <w:rFonts w:cs="Calibri"/>
+                <w:lang w:val="es-CO"/>
+              </w:rPr>
+              <w:t>Lavandula</w:t>
+            </w:r>
+            <w:r>
+              <w:rPr>
+                <w:rStyle w:val="Extranjerismo"/>
+                <w:rFonts w:cs="Calibri"/>
+                <w:lang w:val="es-CO"/>
+              </w:rPr>
+              <w:t xml:space="preserve"> latifolia</w:t>
             </w:r>
           </w:p>
         </w:tc>
@@ -4740,6 +4813,7 @@
           <w:tcPr>
             <w:tcW w:w="3321" w:type="dxa"/>
             <w:vMerge/>
+            <w:tcMar/>
           </w:tcPr>
           <w:p>
             <w:pPr>
@@ -4756,6 +4830,7 @@
         <w:tc>
           <w:tcPr>
             <w:tcW w:w="2972" w:type="dxa"/>
+            <w:tcMar/>
           </w:tcPr>
           <w:p>
             <w:pPr>
@@ -4764,12 +4839,15 @@
               <w:jc w:val="both"/>
               <w:rPr>
                 <w:rFonts w:cs="Calibri"/>
-                <w:bCs/>
-              </w:rPr>
-            </w:pPr>
-            <w:r>
-              <w:rPr>
-                <w:rFonts w:cs="Calibri"/>
+                <w:b/>
+                <w:bCs/>
+              </w:rPr>
+            </w:pPr>
+            <w:r>
+              <w:rPr>
+                <w:rFonts w:cs="Calibri"/>
+                <w:b/>
+                <w:bCs/>
               </w:rPr>
               <w:t>Menta</w:t>
             </w:r>
@@ -4778,6 +4856,7 @@
         <w:tc>
           <w:tcPr>
             <w:tcW w:w="3669" w:type="dxa"/>
+            <w:tcMar/>
           </w:tcPr>
           <w:p>
             <w:pPr>
@@ -4786,14 +4865,24 @@
               <w:rPr>
                 <w:rStyle w:val="Extranjerismo"/>
                 <w:rFonts w:cs="Calibri"/>
+                <w:lang w:val="es-CO"/>
               </w:rPr>
             </w:pPr>
             <w:r>
               <w:rPr>
                 <w:rStyle w:val="Extranjerismo"/>
                 <w:rFonts w:cs="Calibri"/>
-              </w:rPr>
-              <w:t>Mentha piperita</w:t>
+                <w:lang w:val="es-CO"/>
+              </w:rPr>
+              <w:t>Mentha</w:t>
+            </w:r>
+            <w:r>
+              <w:rPr>
+                <w:rStyle w:val="Extranjerismo"/>
+                <w:rFonts w:cs="Calibri"/>
+                <w:lang w:val="es-CO"/>
+              </w:rPr>
+              <w:t xml:space="preserve"> piperita</w:t>
             </w:r>
           </w:p>
         </w:tc>
@@ -4801,6 +4890,7 @@
           <w:tcPr>
             <w:tcW w:w="3321" w:type="dxa"/>
             <w:vMerge w:val="restart"/>
+            <w:tcMar/>
           </w:tcPr>
           <w:p>
             <w:pPr>
@@ -4823,6 +4913,7 @@
         <w:tc>
           <w:tcPr>
             <w:tcW w:w="2972" w:type="dxa"/>
+            <w:tcMar/>
           </w:tcPr>
           <w:p>
             <w:pPr>
@@ -4831,12 +4922,15 @@
               <w:jc w:val="both"/>
               <w:rPr>
                 <w:rFonts w:cs="Calibri"/>
-                <w:bCs/>
-              </w:rPr>
-            </w:pPr>
-            <w:r>
-              <w:rPr>
-                <w:rFonts w:cs="Calibri"/>
+                <w:b/>
+                <w:bCs/>
+              </w:rPr>
+            </w:pPr>
+            <w:r>
+              <w:rPr>
+                <w:rFonts w:cs="Calibri"/>
+                <w:b/>
+                <w:bCs/>
               </w:rPr>
               <w:t>Yerbabuena</w:t>
             </w:r>
@@ -4845,6 +4939,7 @@
         <w:tc>
           <w:tcPr>
             <w:tcW w:w="3669" w:type="dxa"/>
+            <w:tcMar/>
           </w:tcPr>
           <w:p>
             <w:pPr>
@@ -4853,30 +4948,40 @@
               <w:rPr>
                 <w:rStyle w:val="Extranjerismo"/>
                 <w:rFonts w:cs="Calibri"/>
+                <w:lang w:val="es-CO"/>
               </w:rPr>
             </w:pPr>
             <w:r>
               <w:rPr>
                 <w:rStyle w:val="Extranjerismo"/>
                 <w:rFonts w:cs="Calibri"/>
-              </w:rPr>
-              <w:t xml:space="preserve">Mentha </w:t>
-            </w:r>
-            <w:proofErr w:type="spellStart"/>
+                <w:lang w:val="es-CO"/>
+              </w:rPr>
+              <w:t>Mentha</w:t>
+            </w:r>
             <w:r>
               <w:rPr>
                 <w:rStyle w:val="Extranjerismo"/>
                 <w:rFonts w:cs="Calibri"/>
+                <w:lang w:val="es-CO"/>
+              </w:rPr>
+              <w:t xml:space="preserve"> </w:t>
+            </w:r>
+            <w:r>
+              <w:rPr>
+                <w:rStyle w:val="Extranjerismo"/>
+                <w:rFonts w:cs="Calibri"/>
+                <w:lang w:val="es-CO"/>
               </w:rPr>
               <w:t>citrata</w:t>
             </w:r>
-            <w:proofErr w:type="spellEnd"/>
           </w:p>
         </w:tc>
         <w:tc>
           <w:tcPr>
             <w:tcW w:w="3321" w:type="dxa"/>
             <w:vMerge/>
+            <w:tcMar/>
           </w:tcPr>
           <w:p>
             <w:pPr>
@@ -4893,6 +4998,7 @@
         <w:tc>
           <w:tcPr>
             <w:tcW w:w="2972" w:type="dxa"/>
+            <w:tcMar/>
           </w:tcPr>
           <w:p>
             <w:pPr>
@@ -4901,12 +5007,15 @@
               <w:jc w:val="both"/>
               <w:rPr>
                 <w:rFonts w:cs="Calibri"/>
-                <w:bCs/>
-              </w:rPr>
-            </w:pPr>
-            <w:r>
-              <w:rPr>
-                <w:rFonts w:cs="Calibri"/>
+                <w:b/>
+                <w:bCs/>
+              </w:rPr>
+            </w:pPr>
+            <w:r>
+              <w:rPr>
+                <w:rFonts w:cs="Calibri"/>
+                <w:b/>
+                <w:bCs/>
               </w:rPr>
               <w:t>Limoncillo</w:t>
             </w:r>
@@ -4915,6 +5024,7 @@
         <w:tc>
           <w:tcPr>
             <w:tcW w:w="3669" w:type="dxa"/>
+            <w:tcMar/>
           </w:tcPr>
           <w:p>
             <w:pPr>
@@ -4923,30 +5033,40 @@
               <w:rPr>
                 <w:rStyle w:val="Extranjerismo"/>
                 <w:rFonts w:cs="Calibri"/>
+                <w:lang w:val="es-CO"/>
               </w:rPr>
             </w:pPr>
             <w:r>
               <w:rPr>
                 <w:rStyle w:val="Extranjerismo"/>
                 <w:rFonts w:cs="Calibri"/>
-              </w:rPr>
-              <w:t xml:space="preserve">Cymbopogon </w:t>
-            </w:r>
-            <w:proofErr w:type="spellStart"/>
+                <w:lang w:val="es-CO"/>
+              </w:rPr>
+              <w:t>Cymbopogon</w:t>
+            </w:r>
             <w:r>
               <w:rPr>
                 <w:rStyle w:val="Extranjerismo"/>
                 <w:rFonts w:cs="Calibri"/>
+                <w:lang w:val="es-CO"/>
+              </w:rPr>
+              <w:t xml:space="preserve"> </w:t>
+            </w:r>
+            <w:r>
+              <w:rPr>
+                <w:rStyle w:val="Extranjerismo"/>
+                <w:rFonts w:cs="Calibri"/>
+                <w:lang w:val="es-CO"/>
               </w:rPr>
               <w:t>flexuosus</w:t>
             </w:r>
-            <w:proofErr w:type="spellEnd"/>
           </w:p>
         </w:tc>
         <w:tc>
           <w:tcPr>
             <w:tcW w:w="3321" w:type="dxa"/>
             <w:vMerge/>
+            <w:tcMar/>
           </w:tcPr>
           <w:p>
             <w:pPr>
@@ -4963,6 +5083,7 @@
         <w:tc>
           <w:tcPr>
             <w:tcW w:w="2972" w:type="dxa"/>
+            <w:tcMar/>
           </w:tcPr>
           <w:p>
             <w:pPr>
@@ -4971,12 +5092,15 @@
               <w:jc w:val="both"/>
               <w:rPr>
                 <w:rFonts w:cs="Calibri"/>
-                <w:bCs/>
-              </w:rPr>
-            </w:pPr>
-            <w:r>
-              <w:rPr>
-                <w:rFonts w:cs="Calibri"/>
+                <w:b/>
+                <w:bCs/>
+              </w:rPr>
+            </w:pPr>
+            <w:r>
+              <w:rPr>
+                <w:rFonts w:cs="Calibri"/>
+                <w:b/>
+                <w:bCs/>
               </w:rPr>
               <w:t>Eneldo</w:t>
             </w:r>
@@ -4985,6 +5109,7 @@
         <w:tc>
           <w:tcPr>
             <w:tcW w:w="3669" w:type="dxa"/>
+            <w:tcMar/>
           </w:tcPr>
           <w:p>
             <w:pPr>
@@ -4993,14 +5118,32 @@
               <w:rPr>
                 <w:rStyle w:val="Extranjerismo"/>
                 <w:rFonts w:cs="Calibri"/>
+                <w:lang w:val="es-CO"/>
               </w:rPr>
             </w:pPr>
             <w:r>
               <w:rPr>
                 <w:rStyle w:val="Extranjerismo"/>
                 <w:rFonts w:cs="Calibri"/>
-              </w:rPr>
-              <w:t>Anethum graveolens</w:t>
+                <w:lang w:val="es-CO"/>
+              </w:rPr>
+              <w:t>Anethum</w:t>
+            </w:r>
+            <w:r>
+              <w:rPr>
+                <w:rStyle w:val="Extranjerismo"/>
+                <w:rFonts w:cs="Calibri"/>
+                <w:lang w:val="es-CO"/>
+              </w:rPr>
+              <w:t xml:space="preserve"> </w:t>
+            </w:r>
+            <w:r>
+              <w:rPr>
+                <w:rStyle w:val="Extranjerismo"/>
+                <w:rFonts w:cs="Calibri"/>
+                <w:lang w:val="es-CO"/>
+              </w:rPr>
+              <w:t>graveolens</w:t>
             </w:r>
           </w:p>
         </w:tc>
@@ -5008,6 +5151,7 @@
           <w:tcPr>
             <w:tcW w:w="3321" w:type="dxa"/>
             <w:vMerge w:val="restart"/>
+            <w:tcMar/>
           </w:tcPr>
           <w:p>
             <w:pPr>
@@ -5030,6 +5174,7 @@
         <w:tc>
           <w:tcPr>
             <w:tcW w:w="2972" w:type="dxa"/>
+            <w:tcMar/>
           </w:tcPr>
           <w:p>
             <w:pPr>
@@ -5038,12 +5183,15 @@
               <w:jc w:val="both"/>
               <w:rPr>
                 <w:rFonts w:cs="Calibri"/>
-                <w:bCs/>
-              </w:rPr>
-            </w:pPr>
-            <w:r>
-              <w:rPr>
-                <w:rFonts w:cs="Calibri"/>
+                <w:b/>
+                <w:bCs/>
+              </w:rPr>
+            </w:pPr>
+            <w:r>
+              <w:rPr>
+                <w:rFonts w:cs="Calibri"/>
+                <w:b/>
+                <w:bCs/>
               </w:rPr>
               <w:t>Geranio</w:t>
             </w:r>
@@ -5052,6 +5200,7 @@
         <w:tc>
           <w:tcPr>
             <w:tcW w:w="3669" w:type="dxa"/>
+            <w:tcMar/>
           </w:tcPr>
           <w:p>
             <w:pPr>
@@ -5060,30 +5209,40 @@
               <w:rPr>
                 <w:rStyle w:val="Extranjerismo"/>
                 <w:rFonts w:cs="Calibri"/>
+                <w:lang w:val="es-CO"/>
               </w:rPr>
             </w:pPr>
             <w:r>
               <w:rPr>
                 <w:rStyle w:val="Extranjerismo"/>
                 <w:rFonts w:cs="Calibri"/>
-              </w:rPr>
-              <w:t xml:space="preserve">Pelargonium </w:t>
-            </w:r>
-            <w:proofErr w:type="spellStart"/>
+                <w:lang w:val="es-CO"/>
+              </w:rPr>
+              <w:t>Pelargonium</w:t>
+            </w:r>
             <w:r>
               <w:rPr>
                 <w:rStyle w:val="Extranjerismo"/>
                 <w:rFonts w:cs="Calibri"/>
+                <w:lang w:val="es-CO"/>
+              </w:rPr>
+              <w:t xml:space="preserve"> </w:t>
+            </w:r>
+            <w:r>
+              <w:rPr>
+                <w:rStyle w:val="Extranjerismo"/>
+                <w:rFonts w:cs="Calibri"/>
+                <w:lang w:val="es-CO"/>
               </w:rPr>
               <w:t>odoratissimum</w:t>
             </w:r>
-            <w:proofErr w:type="spellEnd"/>
           </w:p>
         </w:tc>
         <w:tc>
           <w:tcPr>
             <w:tcW w:w="3321" w:type="dxa"/>
             <w:vMerge/>
+            <w:tcMar/>
           </w:tcPr>
           <w:p>
             <w:pPr>
@@ -5100,6 +5259,7 @@
         <w:tc>
           <w:tcPr>
             <w:tcW w:w="2972" w:type="dxa"/>
+            <w:tcMar/>
           </w:tcPr>
           <w:p>
             <w:pPr>
@@ -5108,12 +5268,15 @@
               <w:jc w:val="both"/>
               <w:rPr>
                 <w:rFonts w:cs="Calibri"/>
-                <w:bCs/>
-              </w:rPr>
-            </w:pPr>
-            <w:r>
-              <w:rPr>
-                <w:rFonts w:cs="Calibri"/>
+                <w:b/>
+                <w:bCs/>
+              </w:rPr>
+            </w:pPr>
+            <w:r>
+              <w:rPr>
+                <w:rFonts w:cs="Calibri"/>
+                <w:b/>
+                <w:bCs/>
               </w:rPr>
               <w:t>Rosa</w:t>
             </w:r>
@@ -5122,6 +5285,7 @@
         <w:tc>
           <w:tcPr>
             <w:tcW w:w="3669" w:type="dxa"/>
+            <w:tcMar/>
           </w:tcPr>
           <w:p>
             <w:pPr>
@@ -5130,14 +5294,24 @@
               <w:rPr>
                 <w:rStyle w:val="Extranjerismo"/>
                 <w:rFonts w:cs="Calibri"/>
+                <w:lang w:val="es-CO"/>
               </w:rPr>
             </w:pPr>
             <w:r>
               <w:rPr>
                 <w:rStyle w:val="Extranjerismo"/>
                 <w:rFonts w:cs="Calibri"/>
-              </w:rPr>
-              <w:t>Rosa centifolia</w:t>
+                <w:lang w:val="es-CO"/>
+              </w:rPr>
+              <w:t xml:space="preserve">Rosa </w:t>
+            </w:r>
+            <w:r>
+              <w:rPr>
+                <w:rStyle w:val="Extranjerismo"/>
+                <w:rFonts w:cs="Calibri"/>
+                <w:lang w:val="es-CO"/>
+              </w:rPr>
+              <w:t>centifolia</w:t>
             </w:r>
           </w:p>
         </w:tc>
@@ -5145,6 +5319,7 @@
           <w:tcPr>
             <w:tcW w:w="3321" w:type="dxa"/>
             <w:vMerge w:val="restart"/>
+            <w:tcMar/>
           </w:tcPr>
           <w:p>
             <w:pPr>
@@ -5167,6 +5342,7 @@
         <w:tc>
           <w:tcPr>
             <w:tcW w:w="2972" w:type="dxa"/>
+            <w:tcMar/>
           </w:tcPr>
           <w:p>
             <w:pPr>
@@ -5175,12 +5351,15 @@
               <w:jc w:val="both"/>
               <w:rPr>
                 <w:rFonts w:cs="Calibri"/>
-                <w:bCs/>
-              </w:rPr>
-            </w:pPr>
-            <w:r>
-              <w:rPr>
-                <w:rFonts w:cs="Calibri"/>
+                <w:b/>
+                <w:bCs/>
+              </w:rPr>
+            </w:pPr>
+            <w:r>
+              <w:rPr>
+                <w:rFonts w:cs="Calibri"/>
+                <w:b/>
+                <w:bCs/>
               </w:rPr>
               <w:t>Ylang-ylang</w:t>
             </w:r>
@@ -5189,6 +5368,7 @@
         <w:tc>
           <w:tcPr>
             <w:tcW w:w="3669" w:type="dxa"/>
+            <w:tcMar/>
           </w:tcPr>
           <w:p>
             <w:pPr>
@@ -5197,14 +5377,24 @@
               <w:rPr>
                 <w:rStyle w:val="Extranjerismo"/>
                 <w:rFonts w:cs="Calibri"/>
+                <w:lang w:val="es-CO"/>
               </w:rPr>
             </w:pPr>
             <w:r>
               <w:rPr>
                 <w:rStyle w:val="Extranjerismo"/>
                 <w:rFonts w:cs="Calibri"/>
-              </w:rPr>
-              <w:t>Cananga odorata</w:t>
+                <w:lang w:val="es-CO"/>
+              </w:rPr>
+              <w:t xml:space="preserve">Cananga </w:t>
+            </w:r>
+            <w:r>
+              <w:rPr>
+                <w:rStyle w:val="Extranjerismo"/>
+                <w:rFonts w:cs="Calibri"/>
+                <w:lang w:val="es-CO"/>
+              </w:rPr>
+              <w:t>odorata</w:t>
             </w:r>
           </w:p>
         </w:tc>
@@ -5212,6 +5402,7 @@
           <w:tcPr>
             <w:tcW w:w="3321" w:type="dxa"/>
             <w:vMerge/>
+            <w:tcMar/>
           </w:tcPr>
           <w:p>
             <w:pPr>
@@ -5228,6 +5419,7 @@
         <w:tc>
           <w:tcPr>
             <w:tcW w:w="2972" w:type="dxa"/>
+            <w:tcMar/>
           </w:tcPr>
           <w:p>
             <w:pPr>
@@ -5236,12 +5428,15 @@
               <w:jc w:val="both"/>
               <w:rPr>
                 <w:rFonts w:cs="Calibri"/>
-                <w:bCs/>
-              </w:rPr>
-            </w:pPr>
-            <w:r>
-              <w:rPr>
-                <w:rFonts w:cs="Calibri"/>
+                <w:b/>
+                <w:bCs/>
+              </w:rPr>
+            </w:pPr>
+            <w:r>
+              <w:rPr>
+                <w:rFonts w:cs="Calibri"/>
+                <w:b/>
+                <w:bCs/>
               </w:rPr>
               <w:t>Limón</w:t>
             </w:r>
@@ -5250,6 +5445,7 @@
         <w:tc>
           <w:tcPr>
             <w:tcW w:w="3669" w:type="dxa"/>
+            <w:tcMar/>
           </w:tcPr>
           <w:p>
             <w:pPr>
@@ -5258,14 +5454,24 @@
               <w:rPr>
                 <w:rStyle w:val="Extranjerismo"/>
                 <w:rFonts w:cs="Calibri"/>
+                <w:lang w:val="es-CO"/>
               </w:rPr>
             </w:pPr>
             <w:r>
               <w:rPr>
                 <w:rStyle w:val="Extranjerismo"/>
                 <w:rFonts w:cs="Calibri"/>
-              </w:rPr>
-              <w:t>Citrus x limon</w:t>
+                <w:lang w:val="es-CO"/>
+              </w:rPr>
+              <w:t xml:space="preserve">Citrus x </w:t>
+            </w:r>
+            <w:r>
+              <w:rPr>
+                <w:rStyle w:val="Extranjerismo"/>
+                <w:rFonts w:cs="Calibri"/>
+                <w:lang w:val="es-CO"/>
+              </w:rPr>
+              <w:t>limon</w:t>
             </w:r>
           </w:p>
         </w:tc>
@@ -5273,6 +5479,7 @@
           <w:tcPr>
             <w:tcW w:w="3321" w:type="dxa"/>
             <w:vMerge w:val="restart"/>
+            <w:tcMar/>
           </w:tcPr>
           <w:p>
             <w:pPr>
@@ -5296,6 +5503,7 @@
         <w:tc>
           <w:tcPr>
             <w:tcW w:w="2972" w:type="dxa"/>
+            <w:tcMar/>
           </w:tcPr>
           <w:p>
             <w:pPr>
@@ -5304,12 +5512,15 @@
               <w:jc w:val="both"/>
               <w:rPr>
                 <w:rFonts w:cs="Calibri"/>
-                <w:bCs/>
-              </w:rPr>
-            </w:pPr>
-            <w:r>
-              <w:rPr>
-                <w:rFonts w:cs="Calibri"/>
+                <w:b/>
+                <w:bCs/>
+              </w:rPr>
+            </w:pPr>
+            <w:r>
+              <w:rPr>
+                <w:rFonts w:cs="Calibri"/>
+                <w:b/>
+                <w:bCs/>
               </w:rPr>
               <w:t>Mandarina</w:t>
             </w:r>
@@ -5318,6 +5529,7 @@
         <w:tc>
           <w:tcPr>
             <w:tcW w:w="3669" w:type="dxa"/>
+            <w:tcMar/>
           </w:tcPr>
           <w:p>
             <w:pPr>
@@ -5326,14 +5538,24 @@
               <w:rPr>
                 <w:rStyle w:val="Extranjerismo"/>
                 <w:rFonts w:cs="Calibri"/>
+                <w:lang w:val="es-CO"/>
               </w:rPr>
             </w:pPr>
             <w:r>
               <w:rPr>
                 <w:rStyle w:val="Extranjerismo"/>
                 <w:rFonts w:cs="Calibri"/>
-              </w:rPr>
-              <w:t>Citrus reticulata</w:t>
+                <w:lang w:val="es-CO"/>
+              </w:rPr>
+              <w:t xml:space="preserve">Citrus </w:t>
+            </w:r>
+            <w:r>
+              <w:rPr>
+                <w:rStyle w:val="Extranjerismo"/>
+                <w:rFonts w:cs="Calibri"/>
+                <w:lang w:val="es-CO"/>
+              </w:rPr>
+              <w:t>reticulata</w:t>
             </w:r>
           </w:p>
         </w:tc>
@@ -5341,6 +5563,7 @@
           <w:tcPr>
             <w:tcW w:w="3321" w:type="dxa"/>
             <w:vMerge/>
+            <w:tcMar/>
           </w:tcPr>
           <w:p>
             <w:pPr>
@@ -5357,6 +5580,7 @@
         <w:tc>
           <w:tcPr>
             <w:tcW w:w="2972" w:type="dxa"/>
+            <w:tcMar/>
           </w:tcPr>
           <w:p>
             <w:pPr>
@@ -5365,12 +5589,15 @@
               <w:jc w:val="both"/>
               <w:rPr>
                 <w:rFonts w:cs="Calibri"/>
-                <w:bCs/>
-              </w:rPr>
-            </w:pPr>
-            <w:r>
-              <w:rPr>
-                <w:rFonts w:cs="Calibri"/>
+                <w:b/>
+                <w:bCs/>
+              </w:rPr>
+            </w:pPr>
+            <w:r>
+              <w:rPr>
+                <w:rFonts w:cs="Calibri"/>
+                <w:b/>
+                <w:bCs/>
               </w:rPr>
               <w:t>Naranja</w:t>
             </w:r>
@@ -5379,6 +5606,7 @@
         <w:tc>
           <w:tcPr>
             <w:tcW w:w="3669" w:type="dxa"/>
+            <w:tcMar/>
           </w:tcPr>
           <w:p>
             <w:pPr>
@@ -5387,20 +5615,31 @@
               <w:rPr>
                 <w:rStyle w:val="Extranjerismo"/>
                 <w:rFonts w:cs="Calibri"/>
+                <w:lang w:val="es-CO"/>
               </w:rPr>
             </w:pPr>
             <w:r>
               <w:rPr>
                 <w:rStyle w:val="Extranjerismo"/>
                 <w:rFonts w:cs="Calibri"/>
-              </w:rPr>
-              <w:t>Citrus x aurantium</w:t>
+                <w:lang w:val="es-CO"/>
+              </w:rPr>
+              <w:t xml:space="preserve">Citrus x </w:t>
+            </w:r>
+            <w:r>
+              <w:rPr>
+                <w:rStyle w:val="Extranjerismo"/>
+                <w:rFonts w:cs="Calibri"/>
+                <w:lang w:val="es-CO"/>
+              </w:rPr>
+              <w:t>aurantium</w:t>
             </w:r>
           </w:p>
         </w:tc>
         <w:tc>
           <w:tcPr>
             <w:tcW w:w="3321" w:type="dxa"/>
+            <w:tcMar/>
           </w:tcPr>
           <w:p>
             <w:pPr>
@@ -5423,6 +5662,7 @@
         <w:tc>
           <w:tcPr>
             <w:tcW w:w="2972" w:type="dxa"/>
+            <w:tcMar/>
           </w:tcPr>
           <w:p>
             <w:pPr>
@@ -5431,12 +5671,15 @@
               <w:jc w:val="both"/>
               <w:rPr>
                 <w:rFonts w:cs="Calibri"/>
-                <w:bCs/>
-              </w:rPr>
-            </w:pPr>
-            <w:r>
-              <w:rPr>
-                <w:rFonts w:cs="Calibri"/>
+                <w:b/>
+                <w:bCs/>
+              </w:rPr>
+            </w:pPr>
+            <w:r>
+              <w:rPr>
+                <w:rFonts w:cs="Calibri"/>
+                <w:b/>
+                <w:bCs/>
               </w:rPr>
               <w:t>Romero</w:t>
             </w:r>
@@ -5445,6 +5688,7 @@
         <w:tc>
           <w:tcPr>
             <w:tcW w:w="3669" w:type="dxa"/>
+            <w:tcMar/>
           </w:tcPr>
           <w:p>
             <w:pPr>
@@ -5453,14 +5697,32 @@
               <w:rPr>
                 <w:rStyle w:val="Extranjerismo"/>
                 <w:rFonts w:cs="Calibri"/>
+                <w:lang w:val="es-CO"/>
               </w:rPr>
             </w:pPr>
             <w:r>
               <w:rPr>
                 <w:rStyle w:val="Extranjerismo"/>
                 <w:rFonts w:cs="Calibri"/>
-              </w:rPr>
-              <w:t>Rosmarinus officinalis</w:t>
+                <w:lang w:val="es-CO"/>
+              </w:rPr>
+              <w:t>Rosmarinus</w:t>
+            </w:r>
+            <w:r>
+              <w:rPr>
+                <w:rStyle w:val="Extranjerismo"/>
+                <w:rFonts w:cs="Calibri"/>
+                <w:lang w:val="es-CO"/>
+              </w:rPr>
+              <w:t xml:space="preserve"> </w:t>
+            </w:r>
+            <w:r>
+              <w:rPr>
+                <w:rStyle w:val="Extranjerismo"/>
+                <w:rFonts w:cs="Calibri"/>
+                <w:lang w:val="es-CO"/>
+              </w:rPr>
+              <w:t>officinalis</w:t>
             </w:r>
           </w:p>
         </w:tc>
@@ -5468,6 +5730,7 @@
           <w:tcPr>
             <w:tcW w:w="3321" w:type="dxa"/>
             <w:vMerge w:val="restart"/>
+            <w:tcMar/>
           </w:tcPr>
           <w:p>
             <w:pPr>
@@ -5490,6 +5753,7 @@
         <w:tc>
           <w:tcPr>
             <w:tcW w:w="2972" w:type="dxa"/>
+            <w:tcMar/>
           </w:tcPr>
           <w:p>
             <w:pPr>
@@ -5498,12 +5762,15 @@
               <w:jc w:val="both"/>
               <w:rPr>
                 <w:rFonts w:cs="Calibri"/>
-                <w:bCs/>
-              </w:rPr>
-            </w:pPr>
-            <w:r>
-              <w:rPr>
-                <w:rFonts w:cs="Calibri"/>
+                <w:b/>
+                <w:bCs/>
+              </w:rPr>
+            </w:pPr>
+            <w:r>
+              <w:rPr>
+                <w:rFonts w:cs="Calibri"/>
+                <w:b/>
+                <w:bCs/>
               </w:rPr>
               <w:t>Tomillo</w:t>
             </w:r>
@@ -5512,6 +5779,7 @@
         <w:tc>
           <w:tcPr>
             <w:tcW w:w="3669" w:type="dxa"/>
+            <w:tcMar/>
           </w:tcPr>
           <w:p>
             <w:pPr>
@@ -5520,14 +5788,32 @@
               <w:rPr>
                 <w:rStyle w:val="Extranjerismo"/>
                 <w:rFonts w:cs="Calibri"/>
+                <w:lang w:val="es-CO"/>
               </w:rPr>
             </w:pPr>
             <w:r>
               <w:rPr>
                 <w:rStyle w:val="Extranjerismo"/>
                 <w:rFonts w:cs="Calibri"/>
-              </w:rPr>
-              <w:t>Thymus vulgaris</w:t>
+                <w:lang w:val="es-CO"/>
+              </w:rPr>
+              <w:t>Thymus</w:t>
+            </w:r>
+            <w:r>
+              <w:rPr>
+                <w:rStyle w:val="Extranjerismo"/>
+                <w:rFonts w:cs="Calibri"/>
+                <w:lang w:val="es-CO"/>
+              </w:rPr>
+              <w:t xml:space="preserve"> </w:t>
+            </w:r>
+            <w:r>
+              <w:rPr>
+                <w:rStyle w:val="Extranjerismo"/>
+                <w:rFonts w:cs="Calibri"/>
+                <w:lang w:val="es-CO"/>
+              </w:rPr>
+              <w:t>vulgaris</w:t>
             </w:r>
           </w:p>
         </w:tc>
@@ -5535,6 +5821,7 @@
           <w:tcPr>
             <w:tcW w:w="3321" w:type="dxa"/>
             <w:vMerge/>
+            <w:tcMar/>
           </w:tcPr>
           <w:p>
             <w:pPr>
@@ -5551,6 +5838,7 @@
         <w:tc>
           <w:tcPr>
             <w:tcW w:w="2972" w:type="dxa"/>
+            <w:tcMar/>
           </w:tcPr>
           <w:p>
             <w:pPr>
@@ -5559,12 +5847,15 @@
               <w:jc w:val="both"/>
               <w:rPr>
                 <w:rFonts w:cs="Calibri"/>
-                <w:bCs/>
-              </w:rPr>
-            </w:pPr>
-            <w:r>
-              <w:rPr>
-                <w:rFonts w:cs="Calibri"/>
+                <w:b/>
+                <w:bCs/>
+              </w:rPr>
+            </w:pPr>
+            <w:r>
+              <w:rPr>
+                <w:rFonts w:cs="Calibri"/>
+                <w:b/>
+                <w:bCs/>
               </w:rPr>
               <w:t>Ajedrea</w:t>
             </w:r>
@@ -5573,6 +5864,7 @@
         <w:tc>
           <w:tcPr>
             <w:tcW w:w="3669" w:type="dxa"/>
+            <w:tcMar/>
           </w:tcPr>
           <w:p>
             <w:pPr>
@@ -5581,39 +5873,40 @@
               <w:rPr>
                 <w:rStyle w:val="Extranjerismo"/>
                 <w:rFonts w:cs="Calibri"/>
-              </w:rPr>
-            </w:pPr>
-            <w:proofErr w:type="spellStart"/>
+                <w:lang w:val="es-CO"/>
+              </w:rPr>
+            </w:pPr>
             <w:r>
               <w:rPr>
                 <w:rStyle w:val="Extranjerismo"/>
                 <w:rFonts w:cs="Calibri"/>
+                <w:lang w:val="es-CO"/>
               </w:rPr>
               <w:t>Satureja</w:t>
             </w:r>
-            <w:proofErr w:type="spellEnd"/>
             <w:r>
               <w:rPr>
                 <w:rStyle w:val="Extranjerismo"/>
                 <w:rFonts w:cs="Calibri"/>
+                <w:lang w:val="es-CO"/>
               </w:rPr>
               <w:t xml:space="preserve"> </w:t>
             </w:r>
-            <w:proofErr w:type="spellStart"/>
             <w:r>
               <w:rPr>
                 <w:rStyle w:val="Extranjerismo"/>
                 <w:rFonts w:cs="Calibri"/>
+                <w:lang w:val="es-CO"/>
               </w:rPr>
               <w:t>montana</w:t>
             </w:r>
-            <w:proofErr w:type="spellEnd"/>
           </w:p>
         </w:tc>
         <w:tc>
           <w:tcPr>
             <w:tcW w:w="3321" w:type="dxa"/>
             <w:vMerge/>
+            <w:tcMar/>
           </w:tcPr>
           <w:p>
             <w:pPr>
@@ -5630,6 +5923,7 @@
         <w:tc>
           <w:tcPr>
             <w:tcW w:w="2972" w:type="dxa"/>
+            <w:tcMar/>
           </w:tcPr>
           <w:p>
             <w:pPr>
@@ -5638,12 +5932,15 @@
               <w:jc w:val="both"/>
               <w:rPr>
                 <w:rFonts w:cs="Calibri"/>
-                <w:bCs/>
-              </w:rPr>
-            </w:pPr>
-            <w:r>
-              <w:rPr>
-                <w:rFonts w:cs="Calibri"/>
+                <w:b/>
+                <w:bCs/>
+              </w:rPr>
+            </w:pPr>
+            <w:r>
+              <w:rPr>
+                <w:rFonts w:cs="Calibri"/>
+                <w:b/>
+                <w:bCs/>
               </w:rPr>
               <w:t>Mejorana</w:t>
             </w:r>
@@ -5652,6 +5949,7 @@
         <w:tc>
           <w:tcPr>
             <w:tcW w:w="3669" w:type="dxa"/>
+            <w:tcMar/>
           </w:tcPr>
           <w:p>
             <w:pPr>
@@ -5660,30 +5958,40 @@
               <w:rPr>
                 <w:rStyle w:val="Extranjerismo"/>
                 <w:rFonts w:cs="Calibri"/>
+                <w:lang w:val="es-CO"/>
               </w:rPr>
             </w:pPr>
             <w:r>
               <w:rPr>
                 <w:rStyle w:val="Extranjerismo"/>
                 <w:rFonts w:cs="Calibri"/>
-              </w:rPr>
-              <w:t xml:space="preserve">Origanum </w:t>
-            </w:r>
-            <w:proofErr w:type="spellStart"/>
+                <w:lang w:val="es-CO"/>
+              </w:rPr>
+              <w:t>Origanum</w:t>
+            </w:r>
             <w:r>
               <w:rPr>
                 <w:rStyle w:val="Extranjerismo"/>
                 <w:rFonts w:cs="Calibri"/>
+                <w:lang w:val="es-CO"/>
+              </w:rPr>
+              <w:t xml:space="preserve"> </w:t>
+            </w:r>
+            <w:r>
+              <w:rPr>
+                <w:rStyle w:val="Extranjerismo"/>
+                <w:rFonts w:cs="Calibri"/>
+                <w:lang w:val="es-CO"/>
               </w:rPr>
               <w:t>majorana</w:t>
             </w:r>
-            <w:proofErr w:type="spellEnd"/>
           </w:p>
         </w:tc>
         <w:tc>
           <w:tcPr>
             <w:tcW w:w="3321" w:type="dxa"/>
             <w:vMerge/>
+            <w:tcMar/>
           </w:tcPr>
           <w:p>
             <w:pPr>
@@ -5700,6 +6008,7 @@
         <w:tc>
           <w:tcPr>
             <w:tcW w:w="2972" w:type="dxa"/>
+            <w:tcMar/>
           </w:tcPr>
           <w:p>
             <w:pPr>
@@ -5708,14 +6017,16 @@
               <w:jc w:val="both"/>
               <w:rPr>
                 <w:rFonts w:cs="Calibri"/>
-                <w:bCs/>
-              </w:rPr>
-            </w:pPr>
-            <w:r>
-              <w:rPr>
-                <w:rFonts w:cs="Calibri"/>
-              </w:rPr>
-              <w:lastRenderedPageBreak/>
+                <w:b/>
+                <w:bCs/>
+              </w:rPr>
+            </w:pPr>
+            <w:r>
+              <w:rPr>
+                <w:rFonts w:cs="Calibri"/>
+                <w:b/>
+                <w:bCs/>
+              </w:rPr>
               <w:t>Melisa o toronjil</w:t>
             </w:r>
           </w:p>
@@ -5723,6 +6034,7 @@
         <w:tc>
           <w:tcPr>
             <w:tcW w:w="3669" w:type="dxa"/>
+            <w:tcMar/>
           </w:tcPr>
           <w:p>
             <w:pPr>
@@ -5731,20 +6043,31 @@
               <w:rPr>
                 <w:rStyle w:val="Extranjerismo"/>
                 <w:rFonts w:cs="Calibri"/>
+                <w:lang w:val="es-CO"/>
               </w:rPr>
             </w:pPr>
             <w:r>
               <w:rPr>
                 <w:rStyle w:val="Extranjerismo"/>
                 <w:rFonts w:cs="Calibri"/>
-              </w:rPr>
-              <w:t>Melissa officinalis</w:t>
+                <w:lang w:val="es-CO"/>
+              </w:rPr>
+              <w:t xml:space="preserve">Melissa </w:t>
+            </w:r>
+            <w:r>
+              <w:rPr>
+                <w:rStyle w:val="Extranjerismo"/>
+                <w:rFonts w:cs="Calibri"/>
+                <w:lang w:val="es-CO"/>
+              </w:rPr>
+              <w:t>officinalis</w:t>
             </w:r>
           </w:p>
         </w:tc>
         <w:tc>
           <w:tcPr>
             <w:tcW w:w="3321" w:type="dxa"/>
+            <w:tcMar/>
           </w:tcPr>
           <w:p>
             <w:pPr>
@@ -5767,6 +6090,7 @@
         <w:tc>
           <w:tcPr>
             <w:tcW w:w="2972" w:type="dxa"/>
+            <w:tcMar/>
           </w:tcPr>
           <w:p>
             <w:pPr>
@@ -5775,12 +6099,15 @@
               <w:jc w:val="both"/>
               <w:rPr>
                 <w:rFonts w:cs="Calibri"/>
-                <w:bCs/>
-              </w:rPr>
-            </w:pPr>
-            <w:r>
-              <w:rPr>
-                <w:rFonts w:cs="Calibri"/>
+                <w:b/>
+                <w:bCs/>
+              </w:rPr>
+            </w:pPr>
+            <w:r>
+              <w:rPr>
+                <w:rFonts w:cs="Calibri"/>
+                <w:b/>
+                <w:bCs/>
               </w:rPr>
               <w:t>Abeto de Siberia</w:t>
             </w:r>
@@ -5789,6 +6116,7 @@
         <w:tc>
           <w:tcPr>
             <w:tcW w:w="3669" w:type="dxa"/>
+            <w:tcMar/>
           </w:tcPr>
           <w:p>
             <w:pPr>
@@ -5797,20 +6125,39 @@
               <w:rPr>
                 <w:rStyle w:val="Extranjerismo"/>
                 <w:rFonts w:cs="Calibri"/>
+                <w:lang w:val="es-CO"/>
               </w:rPr>
             </w:pPr>
             <w:r>
               <w:rPr>
                 <w:rStyle w:val="Extranjerismo"/>
                 <w:rFonts w:cs="Calibri"/>
-              </w:rPr>
-              <w:t>Abies sibirica</w:t>
+                <w:lang w:val="es-CO"/>
+              </w:rPr>
+              <w:t>Abies</w:t>
+            </w:r>
+            <w:r>
+              <w:rPr>
+                <w:rStyle w:val="Extranjerismo"/>
+                <w:rFonts w:cs="Calibri"/>
+                <w:lang w:val="es-CO"/>
+              </w:rPr>
+              <w:t xml:space="preserve"> </w:t>
+            </w:r>
+            <w:r>
+              <w:rPr>
+                <w:rStyle w:val="Extranjerismo"/>
+                <w:rFonts w:cs="Calibri"/>
+                <w:lang w:val="es-CO"/>
+              </w:rPr>
+              <w:t>sibirica</w:t>
             </w:r>
           </w:p>
         </w:tc>
         <w:tc>
           <w:tcPr>
             <w:tcW w:w="3321" w:type="dxa"/>
+            <w:tcMar/>
           </w:tcPr>
           <w:p>
             <w:pPr>
@@ -5833,6 +6180,7 @@
         <w:tc>
           <w:tcPr>
             <w:tcW w:w="2972" w:type="dxa"/>
+            <w:tcMar/>
           </w:tcPr>
           <w:p>
             <w:pPr>
@@ -5841,12 +6189,15 @@
               <w:jc w:val="both"/>
               <w:rPr>
                 <w:rFonts w:cs="Calibri"/>
-                <w:bCs/>
-              </w:rPr>
-            </w:pPr>
-            <w:r>
-              <w:rPr>
-                <w:rFonts w:cs="Calibri"/>
+                <w:b/>
+                <w:bCs/>
+              </w:rPr>
+            </w:pPr>
+            <w:r>
+              <w:rPr>
+                <w:rFonts w:cs="Calibri"/>
+                <w:b/>
+                <w:bCs/>
               </w:rPr>
               <w:t>Manzanilla</w:t>
             </w:r>
@@ -5855,6 +6206,7 @@
         <w:tc>
           <w:tcPr>
             <w:tcW w:w="3669" w:type="dxa"/>
+            <w:tcMar/>
           </w:tcPr>
           <w:p>
             <w:pPr>
@@ -5863,29 +6215,39 @@
               <w:rPr>
                 <w:rStyle w:val="Extranjerismo"/>
                 <w:rFonts w:cs="Calibri"/>
-              </w:rPr>
-            </w:pPr>
-            <w:proofErr w:type="spellStart"/>
+                <w:lang w:val="es-CO"/>
+              </w:rPr>
+            </w:pPr>
             <w:r>
               <w:rPr>
                 <w:rStyle w:val="Extranjerismo"/>
                 <w:rFonts w:cs="Calibri"/>
+                <w:lang w:val="es-CO"/>
               </w:rPr>
               <w:t>Matricaria</w:t>
             </w:r>
-            <w:proofErr w:type="spellEnd"/>
             <w:r>
               <w:rPr>
                 <w:rStyle w:val="Extranjerismo"/>
                 <w:rFonts w:cs="Calibri"/>
-              </w:rPr>
-              <w:t xml:space="preserve"> recutita</w:t>
+                <w:lang w:val="es-CO"/>
+              </w:rPr>
+              <w:t xml:space="preserve"> </w:t>
+            </w:r>
+            <w:r>
+              <w:rPr>
+                <w:rStyle w:val="Extranjerismo"/>
+                <w:rFonts w:cs="Calibri"/>
+                <w:lang w:val="es-CO"/>
+              </w:rPr>
+              <w:t>recutita</w:t>
             </w:r>
           </w:p>
         </w:tc>
         <w:tc>
           <w:tcPr>
             <w:tcW w:w="3321" w:type="dxa"/>
+            <w:tcMar/>
           </w:tcPr>
           <w:p>
             <w:pPr>
@@ -5908,6 +6270,7 @@
         <w:tc>
           <w:tcPr>
             <w:tcW w:w="2972" w:type="dxa"/>
+            <w:tcMar/>
           </w:tcPr>
           <w:p>
             <w:pPr>
@@ -5916,12 +6279,15 @@
               <w:jc w:val="both"/>
               <w:rPr>
                 <w:rFonts w:cs="Calibri"/>
-                <w:bCs/>
-              </w:rPr>
-            </w:pPr>
-            <w:r>
-              <w:rPr>
-                <w:rFonts w:cs="Calibri"/>
+                <w:b/>
+                <w:bCs/>
+              </w:rPr>
+            </w:pPr>
+            <w:r>
+              <w:rPr>
+                <w:rFonts w:cs="Calibri"/>
+                <w:b/>
+                <w:bCs/>
               </w:rPr>
               <w:t>Canela</w:t>
             </w:r>
@@ -5930,6 +6296,7 @@
         <w:tc>
           <w:tcPr>
             <w:tcW w:w="3669" w:type="dxa"/>
+            <w:tcMar/>
           </w:tcPr>
           <w:p>
             <w:pPr>
@@ -5938,20 +6305,39 @@
               <w:rPr>
                 <w:rStyle w:val="Extranjerismo"/>
                 <w:rFonts w:cs="Calibri"/>
+                <w:lang w:val="es-CO"/>
               </w:rPr>
             </w:pPr>
             <w:r>
               <w:rPr>
                 <w:rStyle w:val="Extranjerismo"/>
                 <w:rFonts w:cs="Calibri"/>
-              </w:rPr>
-              <w:t>Cinnamomum verum</w:t>
+                <w:lang w:val="es-CO"/>
+              </w:rPr>
+              <w:t>Cinnamomum</w:t>
+            </w:r>
+            <w:r>
+              <w:rPr>
+                <w:rStyle w:val="Extranjerismo"/>
+                <w:rFonts w:cs="Calibri"/>
+                <w:lang w:val="es-CO"/>
+              </w:rPr>
+              <w:t xml:space="preserve"> </w:t>
+            </w:r>
+            <w:r>
+              <w:rPr>
+                <w:rStyle w:val="Extranjerismo"/>
+                <w:rFonts w:cs="Calibri"/>
+                <w:lang w:val="es-CO"/>
+              </w:rPr>
+              <w:t>verum</w:t>
             </w:r>
           </w:p>
         </w:tc>
         <w:tc>
           <w:tcPr>
             <w:tcW w:w="3321" w:type="dxa"/>
+            <w:tcMar/>
           </w:tcPr>
           <w:p>
             <w:pPr>
@@ -5974,6 +6360,7 @@
         <w:tc>
           <w:tcPr>
             <w:tcW w:w="2972" w:type="dxa"/>
+            <w:tcMar/>
           </w:tcPr>
           <w:p>
             <w:pPr>
@@ -5982,12 +6369,15 @@
               <w:jc w:val="both"/>
               <w:rPr>
                 <w:rFonts w:cs="Calibri"/>
-                <w:bCs/>
-              </w:rPr>
-            </w:pPr>
-            <w:r>
-              <w:rPr>
-                <w:rFonts w:cs="Calibri"/>
+                <w:b/>
+                <w:bCs/>
+              </w:rPr>
+            </w:pPr>
+            <w:r>
+              <w:rPr>
+                <w:rFonts w:cs="Calibri"/>
+                <w:b/>
+                <w:bCs/>
               </w:rPr>
               <w:t>Cedro</w:t>
             </w:r>
@@ -5996,6 +6386,7 @@
         <w:tc>
           <w:tcPr>
             <w:tcW w:w="3669" w:type="dxa"/>
+            <w:tcMar/>
           </w:tcPr>
           <w:p>
             <w:pPr>
@@ -6004,29 +6395,39 @@
               <w:rPr>
                 <w:rStyle w:val="Extranjerismo"/>
                 <w:rFonts w:cs="Calibri"/>
-              </w:rPr>
-            </w:pPr>
-            <w:proofErr w:type="spellStart"/>
+                <w:lang w:val="es-CO"/>
+              </w:rPr>
+            </w:pPr>
             <w:r>
               <w:rPr>
                 <w:rStyle w:val="Extranjerismo"/>
                 <w:rFonts w:cs="Calibri"/>
+                <w:lang w:val="es-CO"/>
               </w:rPr>
               <w:t>Cedrus</w:t>
             </w:r>
-            <w:proofErr w:type="spellEnd"/>
             <w:r>
               <w:rPr>
                 <w:rStyle w:val="Extranjerismo"/>
                 <w:rFonts w:cs="Calibri"/>
-              </w:rPr>
-              <w:t xml:space="preserve"> atlantica</w:t>
+                <w:lang w:val="es-CO"/>
+              </w:rPr>
+              <w:t xml:space="preserve"> </w:t>
+            </w:r>
+            <w:r>
+              <w:rPr>
+                <w:rStyle w:val="Extranjerismo"/>
+                <w:rFonts w:cs="Calibri"/>
+                <w:lang w:val="es-CO"/>
+              </w:rPr>
+              <w:t>atlantica</w:t>
             </w:r>
           </w:p>
         </w:tc>
         <w:tc>
           <w:tcPr>
             <w:tcW w:w="3321" w:type="dxa"/>
+            <w:tcMar/>
           </w:tcPr>
           <w:p>
             <w:pPr>
@@ -6049,6 +6450,7 @@
         <w:tc>
           <w:tcPr>
             <w:tcW w:w="2972" w:type="dxa"/>
+            <w:tcMar/>
           </w:tcPr>
           <w:p>
             <w:pPr>
@@ -6057,12 +6459,15 @@
               <w:jc w:val="both"/>
               <w:rPr>
                 <w:rFonts w:cs="Calibri"/>
-                <w:bCs/>
-              </w:rPr>
-            </w:pPr>
-            <w:r>
-              <w:rPr>
-                <w:rFonts w:cs="Calibri"/>
+                <w:b/>
+                <w:bCs/>
+              </w:rPr>
+            </w:pPr>
+            <w:r>
+              <w:rPr>
+                <w:rFonts w:cs="Calibri"/>
+                <w:b/>
+                <w:bCs/>
               </w:rPr>
               <w:t>Lima</w:t>
             </w:r>
@@ -6071,6 +6476,7 @@
         <w:tc>
           <w:tcPr>
             <w:tcW w:w="3669" w:type="dxa"/>
+            <w:tcMar/>
           </w:tcPr>
           <w:p>
             <w:pPr>
@@ -6079,20 +6485,31 @@
               <w:rPr>
                 <w:rStyle w:val="Extranjerismo"/>
                 <w:rFonts w:cs="Calibri"/>
+                <w:lang w:val="es-CO"/>
               </w:rPr>
             </w:pPr>
             <w:r>
               <w:rPr>
                 <w:rStyle w:val="Extranjerismo"/>
                 <w:rFonts w:cs="Calibri"/>
-              </w:rPr>
-              <w:t>Citrus maxima</w:t>
+                <w:lang w:val="es-CO"/>
+              </w:rPr>
+              <w:t xml:space="preserve">Citrus </w:t>
+            </w:r>
+            <w:r>
+              <w:rPr>
+                <w:rStyle w:val="Extranjerismo"/>
+                <w:rFonts w:cs="Calibri"/>
+                <w:lang w:val="es-CO"/>
+              </w:rPr>
+              <w:t>maxima</w:t>
             </w:r>
           </w:p>
         </w:tc>
         <w:tc>
           <w:tcPr>
             <w:tcW w:w="3321" w:type="dxa"/>
+            <w:tcMar/>
           </w:tcPr>
           <w:p>
             <w:pPr>
@@ -6115,6 +6532,7 @@
         <w:tc>
           <w:tcPr>
             <w:tcW w:w="2972" w:type="dxa"/>
+            <w:tcMar/>
           </w:tcPr>
           <w:p>
             <w:pPr>
@@ -6123,12 +6541,15 @@
               <w:jc w:val="both"/>
               <w:rPr>
                 <w:rFonts w:cs="Calibri"/>
-                <w:bCs/>
-              </w:rPr>
-            </w:pPr>
-            <w:r>
-              <w:rPr>
-                <w:rFonts w:cs="Calibri"/>
+                <w:b/>
+                <w:bCs/>
+              </w:rPr>
+            </w:pPr>
+            <w:r>
+              <w:rPr>
+                <w:rFonts w:cs="Calibri"/>
+                <w:b/>
+                <w:bCs/>
               </w:rPr>
               <w:t>Clavo</w:t>
             </w:r>
@@ -6137,6 +6558,7 @@
         <w:tc>
           <w:tcPr>
             <w:tcW w:w="3669" w:type="dxa"/>
+            <w:tcMar/>
           </w:tcPr>
           <w:p>
             <w:pPr>
@@ -6145,29 +6567,39 @@
               <w:rPr>
                 <w:rStyle w:val="Extranjerismo"/>
                 <w:rFonts w:cs="Calibri"/>
-              </w:rPr>
-            </w:pPr>
-            <w:proofErr w:type="spellStart"/>
+                <w:lang w:val="es-CO"/>
+              </w:rPr>
+            </w:pPr>
             <w:r>
               <w:rPr>
                 <w:rStyle w:val="Extranjerismo"/>
                 <w:rFonts w:cs="Calibri"/>
+                <w:lang w:val="es-CO"/>
               </w:rPr>
               <w:t>Syzygium</w:t>
             </w:r>
-            <w:proofErr w:type="spellEnd"/>
             <w:r>
               <w:rPr>
                 <w:rStyle w:val="Extranjerismo"/>
                 <w:rFonts w:cs="Calibri"/>
-              </w:rPr>
-              <w:t xml:space="preserve"> aromaticum</w:t>
+                <w:lang w:val="es-CO"/>
+              </w:rPr>
+              <w:t xml:space="preserve"> </w:t>
+            </w:r>
+            <w:r>
+              <w:rPr>
+                <w:rStyle w:val="Extranjerismo"/>
+                <w:rFonts w:cs="Calibri"/>
+                <w:lang w:val="es-CO"/>
+              </w:rPr>
+              <w:t>aromaticum</w:t>
             </w:r>
           </w:p>
         </w:tc>
         <w:tc>
           <w:tcPr>
             <w:tcW w:w="3321" w:type="dxa"/>
+            <w:tcMar/>
           </w:tcPr>
           <w:p>
             <w:pPr>
@@ -6190,19 +6622,23 @@
         <w:tc>
           <w:tcPr>
             <w:tcW w:w="2972" w:type="dxa"/>
-          </w:tcPr>
-          <w:p>
-            <w:pPr>
-              <w:spacing w:before="0" w:after="0"/>
-              <w:ind w:firstLine="0"/>
-              <w:rPr>
-                <w:rFonts w:cs="Calibri"/>
-                <w:bCs/>
-              </w:rPr>
-            </w:pPr>
-            <w:r>
-              <w:rPr>
-                <w:rFonts w:cs="Calibri"/>
+            <w:tcMar/>
+          </w:tcPr>
+          <w:p>
+            <w:pPr>
+              <w:spacing w:before="0" w:after="0"/>
+              <w:ind w:firstLine="0"/>
+              <w:rPr>
+                <w:rFonts w:cs="Calibri"/>
+                <w:b/>
+                <w:bCs/>
+              </w:rPr>
+            </w:pPr>
+            <w:r>
+              <w:rPr>
+                <w:rFonts w:cs="Calibri"/>
+                <w:b/>
+                <w:bCs/>
               </w:rPr>
               <w:t>Vetiver</w:t>
             </w:r>
@@ -6211,6 +6647,7 @@
         <w:tc>
           <w:tcPr>
             <w:tcW w:w="3669" w:type="dxa"/>
+            <w:tcMar/>
           </w:tcPr>
           <w:p>
             <w:pPr>
@@ -6219,38 +6656,39 @@
               <w:rPr>
                 <w:rStyle w:val="Extranjerismo"/>
                 <w:rFonts w:cs="Calibri"/>
-              </w:rPr>
-            </w:pPr>
-            <w:proofErr w:type="spellStart"/>
+                <w:lang w:val="es-CO"/>
+              </w:rPr>
+            </w:pPr>
             <w:r>
               <w:rPr>
                 <w:rStyle w:val="Extranjerismo"/>
                 <w:rFonts w:cs="Calibri"/>
+                <w:lang w:val="es-CO"/>
               </w:rPr>
               <w:t>Chrysopogon</w:t>
             </w:r>
-            <w:proofErr w:type="spellEnd"/>
             <w:r>
               <w:rPr>
                 <w:rStyle w:val="Extranjerismo"/>
                 <w:rFonts w:cs="Calibri"/>
+                <w:lang w:val="es-CO"/>
               </w:rPr>
               <w:t xml:space="preserve"> </w:t>
             </w:r>
-            <w:proofErr w:type="spellStart"/>
             <w:r>
               <w:rPr>
                 <w:rStyle w:val="Extranjerismo"/>
                 <w:rFonts w:cs="Calibri"/>
+                <w:lang w:val="es-CO"/>
               </w:rPr>
               <w:t>zizanioides</w:t>
             </w:r>
-            <w:proofErr w:type="spellEnd"/>
           </w:p>
         </w:tc>
         <w:tc>
           <w:tcPr>
             <w:tcW w:w="3321" w:type="dxa"/>
+            <w:tcMar/>
           </w:tcPr>
           <w:p>
             <w:pPr>
@@ -6273,18 +6711,23 @@
         <w:tc>
           <w:tcPr>
             <w:tcW w:w="2972" w:type="dxa"/>
-          </w:tcPr>
-          <w:p>
-            <w:pPr>
-              <w:spacing w:before="0" w:after="0"/>
-              <w:ind w:firstLine="0"/>
-              <w:rPr>
-                <w:rFonts w:cs="Calibri"/>
-              </w:rPr>
-            </w:pPr>
-            <w:r>
-              <w:rPr>
-                <w:rFonts w:cs="Calibri"/>
+            <w:tcMar/>
+          </w:tcPr>
+          <w:p>
+            <w:pPr>
+              <w:spacing w:before="0" w:after="0"/>
+              <w:ind w:firstLine="0"/>
+              <w:rPr>
+                <w:rFonts w:cs="Calibri"/>
+                <w:b/>
+                <w:bCs/>
+              </w:rPr>
+            </w:pPr>
+            <w:r>
+              <w:rPr>
+                <w:rFonts w:cs="Calibri"/>
+                <w:b/>
+                <w:bCs/>
               </w:rPr>
               <w:t>Mostaza</w:t>
             </w:r>
@@ -6293,6 +6736,7 @@
         <w:tc>
           <w:tcPr>
             <w:tcW w:w="3669" w:type="dxa"/>
+            <w:tcMar/>
           </w:tcPr>
           <w:p>
             <w:pPr>
@@ -6301,20 +6745,39 @@
               <w:rPr>
                 <w:rStyle w:val="Extranjerismo"/>
                 <w:rFonts w:cs="Calibri"/>
+                <w:lang w:val="es-CO"/>
               </w:rPr>
             </w:pPr>
             <w:r>
               <w:rPr>
                 <w:rStyle w:val="Extranjerismo"/>
                 <w:rFonts w:cs="Calibri"/>
-              </w:rPr>
-              <w:t>Brassica nigra</w:t>
+                <w:lang w:val="es-CO"/>
+              </w:rPr>
+              <w:t>Brassica</w:t>
+            </w:r>
+            <w:r>
+              <w:rPr>
+                <w:rStyle w:val="Extranjerismo"/>
+                <w:rFonts w:cs="Calibri"/>
+                <w:lang w:val="es-CO"/>
+              </w:rPr>
+              <w:t xml:space="preserve"> </w:t>
+            </w:r>
+            <w:r>
+              <w:rPr>
+                <w:rStyle w:val="Extranjerismo"/>
+                <w:rFonts w:cs="Calibri"/>
+                <w:lang w:val="es-CO"/>
+              </w:rPr>
+              <w:t>nigra</w:t>
             </w:r>
           </w:p>
         </w:tc>
         <w:tc>
           <w:tcPr>
             <w:tcW w:w="3321" w:type="dxa"/>
+            <w:tcMar/>
           </w:tcPr>
           <w:p>
             <w:pPr>
@@ -6438,12 +6901,11 @@
           <w:rFonts w:cs="Calibri"/>
         </w:rPr>
       </w:pPr>
-      <w:bookmarkStart w:id="5" w:name="_Toc223637211"/>
-      <w:r>
-        <w:rPr>
-          <w:rFonts w:cs="Calibri"/>
-        </w:rPr>
-        <w:lastRenderedPageBreak/>
+      <w:bookmarkStart w:name="_Toc223637211" w:id="5"/>
+      <w:r>
+        <w:rPr>
+          <w:rFonts w:cs="Calibri"/>
+        </w:rPr>
         <w:t>Propiedades</w:t>
       </w:r>
       <w:bookmarkEnd w:id="5"/>
@@ -6461,7 +6923,23 @@
           <w:rFonts w:cs="Calibri"/>
           <w:lang w:eastAsia="es-CO"/>
         </w:rPr>
-        <w:t>Las propiedades físicas de los aceites esenciales se refieren a aquellas características que pueden percibirse o medirse sin alterar su composición química. Estas propiedades son fundamentales para su identificación, control de calidad y aplicación industrial.</w:t>
+        <w:t xml:space="preserve">Las </w:t>
+      </w:r>
+      <w:r>
+        <w:rPr>
+          <w:rFonts w:cs="Calibri"/>
+          <w:b/>
+          <w:bCs/>
+          <w:lang w:eastAsia="es-CO"/>
+        </w:rPr>
+        <w:t>propiedades físicas</w:t>
+      </w:r>
+      <w:r>
+        <w:rPr>
+          <w:rFonts w:cs="Calibri"/>
+          <w:lang w:eastAsia="es-CO"/>
+        </w:rPr>
+        <w:t xml:space="preserve"> de los aceites esenciales se refieren a aquellas características que pueden percibirse o medirse sin alterar su composición química. Estas propiedades son fundamentales para su identificación, control de calidad y aplicación industrial.</w:t>
       </w:r>
     </w:p>
     <w:p>
@@ -6477,7 +6955,23 @@
           <w:rFonts w:cs="Calibri"/>
           <w:lang w:eastAsia="es-CO"/>
         </w:rPr>
-        <w:t>Las propiedades químicas están directamente relacionadas con la estructura molecular de los compuestos que conforman los aceites esenciales y con su comportamiento frente a diferentes agentes químicos. Estas propiedades son determinantes para evaluar la pureza, estabilidad y calidad del producto.</w:t>
+        <w:t xml:space="preserve">Las </w:t>
+      </w:r>
+      <w:r>
+        <w:rPr>
+          <w:rFonts w:cs="Calibri"/>
+          <w:b/>
+          <w:bCs/>
+          <w:lang w:eastAsia="es-CO"/>
+        </w:rPr>
+        <w:t>propiedades químicas</w:t>
+      </w:r>
+      <w:r>
+        <w:rPr>
+          <w:rFonts w:cs="Calibri"/>
+          <w:lang w:eastAsia="es-CO"/>
+        </w:rPr>
+        <w:t xml:space="preserve"> están directamente relacionadas con la estructura molecular de los compuestos que conforman los aceites esenciales y con su comportamiento frente a diferentes agentes químicos. Estas propiedades son determinantes para evaluar la pureza, estabilidad y calidad del producto.</w:t>
       </w:r>
     </w:p>
     <w:p>
@@ -6498,12 +6992,12 @@
       <w:tblPr>
         <w:tblW w:w="0" w:type="auto"/>
         <w:tblBorders>
-          <w:top w:val="single" w:sz="4" w:space="0" w:color="auto"/>
-          <w:left w:val="single" w:sz="4" w:space="0" w:color="auto"/>
-          <w:bottom w:val="single" w:sz="4" w:space="0" w:color="auto"/>
-          <w:right w:val="single" w:sz="4" w:space="0" w:color="auto"/>
-          <w:insideH w:val="single" w:sz="4" w:space="0" w:color="auto"/>
-          <w:insideV w:val="single" w:sz="4" w:space="0" w:color="auto"/>
+          <w:top w:val="single" w:color="auto" w:sz="4" w:space="0"/>
+          <w:left w:val="single" w:color="auto" w:sz="4" w:space="0"/>
+          <w:bottom w:val="single" w:color="auto" w:sz="4" w:space="0"/>
+          <w:right w:val="single" w:color="auto" w:sz="4" w:space="0"/>
+          <w:insideH w:val="single" w:color="auto" w:sz="4" w:space="0"/>
+          <w:insideV w:val="single" w:color="auto" w:sz="4" w:space="0"/>
         </w:tblBorders>
         <w:tblLook w:val="04A0" w:firstRow="1" w:lastRow="0" w:firstColumn="1" w:lastColumn="0" w:noHBand="0" w:noVBand="1"/>
       </w:tblPr>
@@ -6594,6 +7088,7 @@
           <w:tcPr>
             <w:tcW w:w="2547" w:type="dxa"/>
             <w:vMerge w:val="restart"/>
+            <w:vAlign w:val="center"/>
           </w:tcPr>
           <w:p>
             <w:pPr>
@@ -6903,6 +7398,7 @@
           <w:tcPr>
             <w:tcW w:w="2547" w:type="dxa"/>
             <w:vMerge w:val="restart"/>
+            <w:vAlign w:val="center"/>
           </w:tcPr>
           <w:p>
             <w:pPr>
@@ -7209,7 +7705,7 @@
           <w:rFonts w:cs="Calibri"/>
         </w:rPr>
       </w:pPr>
-      <w:bookmarkStart w:id="6" w:name="_Toc223637212"/>
+      <w:bookmarkStart w:name="_Toc223637212" w:id="6"/>
       <w:r>
         <w:rPr>
           <w:rFonts w:cs="Calibri"/>
@@ -7385,7 +7881,6 @@
           <w:bCs/>
           <w:lang w:eastAsia="es-CO"/>
         </w:rPr>
-        <w:lastRenderedPageBreak/>
         <w:t>Oleorresinas</w:t>
       </w:r>
       <w:r>
@@ -7729,7 +8224,6 @@
         <w:rPr>
           <w:rFonts w:cs="Calibri"/>
         </w:rPr>
-        <w:lastRenderedPageBreak/>
         <w:t>Clasificación química de los aceites esenciales según la especie vegetal</w:t>
       </w:r>
     </w:p>
@@ -7737,12 +8231,12 @@
       <w:tblPr>
         <w:tblW w:w="0" w:type="auto"/>
         <w:tblBorders>
-          <w:top w:val="single" w:sz="4" w:space="0" w:color="auto"/>
-          <w:left w:val="single" w:sz="4" w:space="0" w:color="auto"/>
-          <w:bottom w:val="single" w:sz="4" w:space="0" w:color="auto"/>
-          <w:right w:val="single" w:sz="4" w:space="0" w:color="auto"/>
-          <w:insideH w:val="single" w:sz="4" w:space="0" w:color="auto"/>
-          <w:insideV w:val="single" w:sz="4" w:space="0" w:color="auto"/>
+          <w:top w:val="single" w:color="auto" w:sz="4" w:space="0"/>
+          <w:left w:val="single" w:color="auto" w:sz="4" w:space="0"/>
+          <w:bottom w:val="single" w:color="auto" w:sz="4" w:space="0"/>
+          <w:right w:val="single" w:color="auto" w:sz="4" w:space="0"/>
+          <w:insideH w:val="single" w:color="auto" w:sz="4" w:space="0"/>
+          <w:insideV w:val="single" w:color="auto" w:sz="4" w:space="0"/>
         </w:tblBorders>
         <w:tblLook w:val="04A0" w:firstRow="1" w:lastRow="0" w:firstColumn="1" w:lastColumn="0" w:noHBand="0" w:noVBand="1"/>
       </w:tblPr>
@@ -7838,13 +8332,8 @@
           </w:tcPr>
           <w:p>
             <w:pPr>
-              <w:pStyle w:val="Prrafodelista"/>
-              <w:numPr>
-                <w:ilvl w:val="0"/>
-                <w:numId w:val="11"/>
-              </w:numPr>
               <w:spacing w:before="0" w:after="0" w:line="276" w:lineRule="auto"/>
-              <w:ind w:left="457"/>
+              <w:ind w:left="97" w:firstLine="0"/>
               <w:rPr>
                 <w:rFonts w:cs="Calibri"/>
                 <w:bCs/>
@@ -7859,13 +8348,8 @@
           </w:p>
           <w:p>
             <w:pPr>
-              <w:pStyle w:val="Prrafodelista"/>
-              <w:numPr>
-                <w:ilvl w:val="0"/>
-                <w:numId w:val="11"/>
-              </w:numPr>
               <w:spacing w:before="0" w:after="0" w:line="276" w:lineRule="auto"/>
-              <w:ind w:left="457"/>
+              <w:ind w:left="97" w:firstLine="0"/>
               <w:rPr>
                 <w:rFonts w:cs="Calibri"/>
                 <w:bCs/>
@@ -7880,13 +8364,8 @@
           </w:p>
           <w:p>
             <w:pPr>
-              <w:pStyle w:val="Prrafodelista"/>
-              <w:numPr>
-                <w:ilvl w:val="0"/>
-                <w:numId w:val="11"/>
-              </w:numPr>
               <w:spacing w:before="0" w:after="0" w:line="276" w:lineRule="auto"/>
-              <w:ind w:left="457"/>
+              <w:ind w:left="97" w:firstLine="0"/>
               <w:rPr>
                 <w:rFonts w:cs="Calibri"/>
                 <w:bCs/>
@@ -7901,13 +8380,8 @@
           </w:p>
           <w:p>
             <w:pPr>
-              <w:pStyle w:val="Prrafodelista"/>
-              <w:numPr>
-                <w:ilvl w:val="0"/>
-                <w:numId w:val="11"/>
-              </w:numPr>
               <w:spacing w:before="0" w:after="0" w:line="276" w:lineRule="auto"/>
-              <w:ind w:left="457"/>
+              <w:ind w:left="97" w:firstLine="0"/>
               <w:rPr>
                 <w:rFonts w:cs="Calibri"/>
                 <w:bCs/>
@@ -7922,13 +8396,8 @@
           </w:p>
           <w:p>
             <w:pPr>
-              <w:pStyle w:val="Prrafodelista"/>
-              <w:numPr>
-                <w:ilvl w:val="0"/>
-                <w:numId w:val="11"/>
-              </w:numPr>
               <w:spacing w:before="0" w:after="0" w:line="276" w:lineRule="auto"/>
-              <w:ind w:left="457"/>
+              <w:ind w:left="97" w:firstLine="0"/>
               <w:rPr>
                 <w:rFonts w:cs="Calibri"/>
                 <w:bCs/>
@@ -7943,13 +8412,8 @@
           </w:p>
           <w:p>
             <w:pPr>
-              <w:pStyle w:val="Prrafodelista"/>
-              <w:numPr>
-                <w:ilvl w:val="0"/>
-                <w:numId w:val="11"/>
-              </w:numPr>
               <w:spacing w:before="0" w:after="0" w:line="276" w:lineRule="auto"/>
-              <w:ind w:left="457"/>
+              <w:ind w:left="97" w:firstLine="0"/>
               <w:rPr>
                 <w:rFonts w:cs="Calibri"/>
                 <w:bCs/>
@@ -7964,13 +8428,8 @@
           </w:p>
           <w:p>
             <w:pPr>
-              <w:pStyle w:val="Prrafodelista"/>
-              <w:numPr>
-                <w:ilvl w:val="0"/>
-                <w:numId w:val="11"/>
-              </w:numPr>
               <w:spacing w:before="0" w:after="0" w:line="276" w:lineRule="auto"/>
-              <w:ind w:left="457"/>
+              <w:ind w:left="97" w:firstLine="0"/>
               <w:rPr>
                 <w:rFonts w:cs="Calibri"/>
                 <w:bCs/>
@@ -7985,13 +8444,8 @@
           </w:p>
           <w:p>
             <w:pPr>
-              <w:pStyle w:val="Prrafodelista"/>
-              <w:numPr>
-                <w:ilvl w:val="0"/>
-                <w:numId w:val="11"/>
-              </w:numPr>
               <w:spacing w:before="0" w:after="0" w:line="276" w:lineRule="auto"/>
-              <w:ind w:left="457"/>
+              <w:ind w:left="97" w:firstLine="0"/>
               <w:rPr>
                 <w:rFonts w:cs="Calibri"/>
               </w:rPr>
@@ -8005,13 +8459,8 @@
           </w:p>
           <w:p>
             <w:pPr>
-              <w:pStyle w:val="Prrafodelista"/>
-              <w:numPr>
-                <w:ilvl w:val="0"/>
-                <w:numId w:val="11"/>
-              </w:numPr>
               <w:spacing w:before="0" w:after="0" w:line="276" w:lineRule="auto"/>
-              <w:ind w:left="457"/>
+              <w:ind w:left="97" w:firstLine="0"/>
               <w:rPr>
                 <w:rFonts w:cs="Calibri"/>
               </w:rPr>
@@ -8025,13 +8474,8 @@
           </w:p>
           <w:p>
             <w:pPr>
-              <w:pStyle w:val="Prrafodelista"/>
-              <w:numPr>
-                <w:ilvl w:val="0"/>
-                <w:numId w:val="11"/>
-              </w:numPr>
               <w:spacing w:before="0" w:after="0" w:line="276" w:lineRule="auto"/>
-              <w:ind w:left="457"/>
+              <w:ind w:left="97" w:firstLine="0"/>
               <w:rPr>
                 <w:rFonts w:cs="Calibri"/>
               </w:rPr>
@@ -8045,13 +8489,8 @@
           </w:p>
           <w:p>
             <w:pPr>
-              <w:pStyle w:val="Prrafodelista"/>
-              <w:numPr>
-                <w:ilvl w:val="0"/>
-                <w:numId w:val="11"/>
-              </w:numPr>
               <w:spacing w:before="0" w:after="0" w:line="276" w:lineRule="auto"/>
-              <w:ind w:left="457"/>
+              <w:ind w:left="97" w:firstLine="0"/>
               <w:rPr>
                 <w:rFonts w:cs="Calibri"/>
               </w:rPr>
@@ -8065,13 +8504,8 @@
           </w:p>
           <w:p>
             <w:pPr>
-              <w:pStyle w:val="Prrafodelista"/>
-              <w:numPr>
-                <w:ilvl w:val="0"/>
-                <w:numId w:val="11"/>
-              </w:numPr>
               <w:spacing w:before="0" w:after="0" w:line="276" w:lineRule="auto"/>
-              <w:ind w:left="457"/>
+              <w:ind w:left="97" w:firstLine="0"/>
               <w:rPr>
                 <w:rFonts w:cs="Calibri"/>
               </w:rPr>
@@ -8085,13 +8519,8 @@
           </w:p>
           <w:p>
             <w:pPr>
-              <w:pStyle w:val="Prrafodelista"/>
-              <w:numPr>
-                <w:ilvl w:val="0"/>
-                <w:numId w:val="11"/>
-              </w:numPr>
               <w:spacing w:before="0" w:after="0" w:line="276" w:lineRule="auto"/>
-              <w:ind w:left="457"/>
+              <w:ind w:left="97" w:firstLine="0"/>
               <w:rPr>
                 <w:rFonts w:cs="Calibri"/>
               </w:rPr>
@@ -8105,13 +8534,8 @@
           </w:p>
           <w:p>
             <w:pPr>
-              <w:pStyle w:val="Prrafodelista"/>
-              <w:numPr>
-                <w:ilvl w:val="0"/>
-                <w:numId w:val="11"/>
-              </w:numPr>
               <w:spacing w:before="0" w:after="0" w:line="276" w:lineRule="auto"/>
-              <w:ind w:left="457"/>
+              <w:ind w:left="97" w:firstLine="0"/>
               <w:rPr>
                 <w:rFonts w:cs="Calibri"/>
                 <w:bCs/>
@@ -8131,13 +8555,8 @@
           </w:tcPr>
           <w:p>
             <w:pPr>
-              <w:pStyle w:val="Prrafodelista"/>
-              <w:numPr>
-                <w:ilvl w:val="0"/>
-                <w:numId w:val="11"/>
-              </w:numPr>
               <w:spacing w:before="0" w:after="0" w:line="276" w:lineRule="auto"/>
-              <w:ind w:left="457"/>
+              <w:ind w:left="97" w:firstLine="0"/>
               <w:rPr>
                 <w:rFonts w:cs="Calibri"/>
                 <w:bCs/>
@@ -8152,13 +8571,8 @@
           </w:p>
           <w:p>
             <w:pPr>
-              <w:pStyle w:val="Prrafodelista"/>
-              <w:numPr>
-                <w:ilvl w:val="0"/>
-                <w:numId w:val="11"/>
-              </w:numPr>
               <w:spacing w:before="0" w:after="0" w:line="276" w:lineRule="auto"/>
-              <w:ind w:left="457"/>
+              <w:ind w:left="97" w:firstLine="0"/>
               <w:rPr>
                 <w:rFonts w:cs="Calibri"/>
                 <w:bCs/>
@@ -8173,13 +8587,8 @@
           </w:p>
           <w:p>
             <w:pPr>
-              <w:pStyle w:val="Prrafodelista"/>
-              <w:numPr>
-                <w:ilvl w:val="0"/>
-                <w:numId w:val="11"/>
-              </w:numPr>
               <w:spacing w:before="0" w:after="0" w:line="276" w:lineRule="auto"/>
-              <w:ind w:left="457"/>
+              <w:ind w:left="97" w:firstLine="0"/>
               <w:rPr>
                 <w:rFonts w:cs="Calibri"/>
                 <w:bCs/>
@@ -8194,13 +8603,8 @@
           </w:p>
           <w:p>
             <w:pPr>
-              <w:pStyle w:val="Prrafodelista"/>
-              <w:numPr>
-                <w:ilvl w:val="0"/>
-                <w:numId w:val="11"/>
-              </w:numPr>
               <w:spacing w:before="0" w:after="0" w:line="276" w:lineRule="auto"/>
-              <w:ind w:left="457"/>
+              <w:ind w:left="97" w:firstLine="0"/>
               <w:rPr>
                 <w:rFonts w:cs="Calibri"/>
                 <w:bCs/>
@@ -8215,13 +8619,8 @@
           </w:p>
           <w:p>
             <w:pPr>
-              <w:pStyle w:val="Prrafodelista"/>
-              <w:numPr>
-                <w:ilvl w:val="0"/>
-                <w:numId w:val="11"/>
-              </w:numPr>
               <w:spacing w:before="0" w:after="0" w:line="276" w:lineRule="auto"/>
-              <w:ind w:left="457"/>
+              <w:ind w:left="97" w:firstLine="0"/>
               <w:rPr>
                 <w:rFonts w:cs="Calibri"/>
                 <w:bCs/>
@@ -8236,13 +8635,8 @@
           </w:p>
           <w:p>
             <w:pPr>
-              <w:pStyle w:val="Prrafodelista"/>
-              <w:numPr>
-                <w:ilvl w:val="0"/>
-                <w:numId w:val="11"/>
-              </w:numPr>
               <w:spacing w:before="0" w:after="0" w:line="276" w:lineRule="auto"/>
-              <w:ind w:left="457"/>
+              <w:ind w:left="97" w:firstLine="0"/>
               <w:rPr>
                 <w:rFonts w:cs="Calibri"/>
                 <w:bCs/>
@@ -8257,13 +8651,8 @@
           </w:p>
           <w:p>
             <w:pPr>
-              <w:pStyle w:val="Prrafodelista"/>
-              <w:numPr>
-                <w:ilvl w:val="0"/>
-                <w:numId w:val="11"/>
-              </w:numPr>
               <w:spacing w:before="0" w:after="0" w:line="276" w:lineRule="auto"/>
-              <w:ind w:left="457"/>
+              <w:ind w:left="97" w:firstLine="0"/>
               <w:rPr>
                 <w:rFonts w:cs="Calibri"/>
                 <w:bCs/>
@@ -8278,13 +8667,8 @@
           </w:p>
           <w:p>
             <w:pPr>
-              <w:pStyle w:val="Prrafodelista"/>
-              <w:numPr>
-                <w:ilvl w:val="0"/>
-                <w:numId w:val="11"/>
-              </w:numPr>
               <w:spacing w:before="0" w:after="0" w:line="276" w:lineRule="auto"/>
-              <w:ind w:left="457"/>
+              <w:ind w:left="97" w:firstLine="0"/>
               <w:rPr>
                 <w:rFonts w:cs="Calibri"/>
               </w:rPr>
@@ -8298,13 +8682,8 @@
           </w:p>
           <w:p>
             <w:pPr>
-              <w:pStyle w:val="Prrafodelista"/>
-              <w:numPr>
-                <w:ilvl w:val="0"/>
-                <w:numId w:val="11"/>
-              </w:numPr>
               <w:spacing w:before="0" w:after="0" w:line="276" w:lineRule="auto"/>
-              <w:ind w:left="457"/>
+              <w:ind w:left="97" w:firstLine="0"/>
               <w:rPr>
                 <w:rFonts w:cs="Calibri"/>
               </w:rPr>
@@ -8318,13 +8697,8 @@
           </w:p>
           <w:p>
             <w:pPr>
-              <w:pStyle w:val="Prrafodelista"/>
-              <w:numPr>
-                <w:ilvl w:val="0"/>
-                <w:numId w:val="11"/>
-              </w:numPr>
               <w:spacing w:before="0" w:after="0" w:line="276" w:lineRule="auto"/>
-              <w:ind w:left="457"/>
+              <w:ind w:left="97" w:firstLine="0"/>
               <w:rPr>
                 <w:rFonts w:cs="Calibri"/>
               </w:rPr>
@@ -8354,13 +8728,8 @@
           </w:tcPr>
           <w:p>
             <w:pPr>
-              <w:pStyle w:val="Prrafodelista"/>
-              <w:numPr>
-                <w:ilvl w:val="0"/>
-                <w:numId w:val="11"/>
-              </w:numPr>
               <w:spacing w:before="0" w:after="0" w:line="276" w:lineRule="auto"/>
-              <w:ind w:left="457"/>
+              <w:ind w:left="97" w:firstLine="0"/>
               <w:rPr>
                 <w:rFonts w:cs="Calibri"/>
                 <w:bCs/>
@@ -8375,13 +8744,8 @@
           </w:p>
           <w:p>
             <w:pPr>
-              <w:pStyle w:val="Prrafodelista"/>
-              <w:numPr>
-                <w:ilvl w:val="0"/>
-                <w:numId w:val="11"/>
-              </w:numPr>
               <w:spacing w:before="0" w:after="0" w:line="276" w:lineRule="auto"/>
-              <w:ind w:left="457"/>
+              <w:ind w:left="97" w:firstLine="0"/>
               <w:rPr>
                 <w:rFonts w:cs="Calibri"/>
                 <w:bCs/>
@@ -8396,13 +8760,8 @@
           </w:p>
           <w:p>
             <w:pPr>
-              <w:pStyle w:val="Prrafodelista"/>
-              <w:numPr>
-                <w:ilvl w:val="0"/>
-                <w:numId w:val="11"/>
-              </w:numPr>
               <w:spacing w:before="0" w:after="0" w:line="276" w:lineRule="auto"/>
-              <w:ind w:left="457"/>
+              <w:ind w:left="97" w:firstLine="0"/>
               <w:rPr>
                 <w:rFonts w:cs="Calibri"/>
                 <w:bCs/>
@@ -8417,13 +8776,8 @@
           </w:p>
           <w:p>
             <w:pPr>
-              <w:pStyle w:val="Prrafodelista"/>
-              <w:numPr>
-                <w:ilvl w:val="0"/>
-                <w:numId w:val="11"/>
-              </w:numPr>
               <w:spacing w:before="0" w:after="0" w:line="276" w:lineRule="auto"/>
-              <w:ind w:left="457"/>
+              <w:ind w:left="97" w:firstLine="0"/>
               <w:rPr>
                 <w:rFonts w:cs="Calibri"/>
                 <w:bCs/>
@@ -8438,13 +8792,8 @@
           </w:p>
           <w:p>
             <w:pPr>
-              <w:pStyle w:val="Prrafodelista"/>
-              <w:numPr>
-                <w:ilvl w:val="0"/>
-                <w:numId w:val="11"/>
-              </w:numPr>
               <w:spacing w:before="0" w:after="0" w:line="276" w:lineRule="auto"/>
-              <w:ind w:left="457"/>
+              <w:ind w:left="97" w:firstLine="0"/>
               <w:rPr>
                 <w:rFonts w:cs="Calibri"/>
                 <w:bCs/>
@@ -8459,13 +8808,8 @@
           </w:p>
           <w:p>
             <w:pPr>
-              <w:pStyle w:val="Prrafodelista"/>
-              <w:numPr>
-                <w:ilvl w:val="0"/>
-                <w:numId w:val="11"/>
-              </w:numPr>
               <w:spacing w:before="0" w:after="0" w:line="276" w:lineRule="auto"/>
-              <w:ind w:left="457"/>
+              <w:ind w:left="97" w:firstLine="0"/>
               <w:rPr>
                 <w:rFonts w:cs="Calibri"/>
                 <w:bCs/>
@@ -8492,13 +8836,8 @@
           </w:p>
           <w:p>
             <w:pPr>
-              <w:pStyle w:val="Prrafodelista"/>
-              <w:numPr>
-                <w:ilvl w:val="0"/>
-                <w:numId w:val="11"/>
-              </w:numPr>
               <w:spacing w:before="0" w:after="0" w:line="276" w:lineRule="auto"/>
-              <w:ind w:left="457"/>
+              <w:ind w:left="97" w:firstLine="0"/>
               <w:rPr>
                 <w:rFonts w:cs="Calibri"/>
                 <w:bCs/>
@@ -8513,13 +8852,8 @@
           </w:p>
           <w:p>
             <w:pPr>
-              <w:pStyle w:val="Prrafodelista"/>
-              <w:numPr>
-                <w:ilvl w:val="0"/>
-                <w:numId w:val="11"/>
-              </w:numPr>
               <w:spacing w:before="0" w:after="0" w:line="276" w:lineRule="auto"/>
-              <w:ind w:left="457"/>
+              <w:ind w:left="97" w:firstLine="0"/>
               <w:rPr>
                 <w:rFonts w:cs="Calibri"/>
               </w:rPr>
@@ -8533,13 +8867,8 @@
           </w:p>
           <w:p>
             <w:pPr>
-              <w:pStyle w:val="Prrafodelista"/>
-              <w:numPr>
-                <w:ilvl w:val="0"/>
-                <w:numId w:val="11"/>
-              </w:numPr>
               <w:spacing w:before="0" w:after="0" w:line="276" w:lineRule="auto"/>
-              <w:ind w:left="457"/>
+              <w:ind w:left="97" w:firstLine="0"/>
               <w:rPr>
                 <w:rFonts w:cs="Calibri"/>
               </w:rPr>
@@ -8553,13 +8882,8 @@
           </w:p>
           <w:p>
             <w:pPr>
-              <w:pStyle w:val="Prrafodelista"/>
-              <w:numPr>
-                <w:ilvl w:val="0"/>
-                <w:numId w:val="11"/>
-              </w:numPr>
               <w:spacing w:before="0" w:after="0" w:line="276" w:lineRule="auto"/>
-              <w:ind w:left="457"/>
+              <w:ind w:left="97" w:firstLine="0"/>
               <w:rPr>
                 <w:rFonts w:cs="Calibri"/>
               </w:rPr>
@@ -8573,13 +8897,8 @@
           </w:p>
           <w:p>
             <w:pPr>
-              <w:pStyle w:val="Prrafodelista"/>
-              <w:numPr>
-                <w:ilvl w:val="0"/>
-                <w:numId w:val="11"/>
-              </w:numPr>
               <w:spacing w:before="0" w:after="0" w:line="276" w:lineRule="auto"/>
-              <w:ind w:left="457"/>
+              <w:ind w:left="97" w:firstLine="0"/>
               <w:rPr>
                 <w:rFonts w:cs="Calibri"/>
               </w:rPr>
@@ -8617,7 +8936,7 @@
           <w:bCs/>
         </w:rPr>
       </w:pPr>
-      <w:bookmarkStart w:id="7" w:name="_Hlk221439242"/>
+      <w:bookmarkStart w:name="_Hlk221439242" w:id="7"/>
       <w:r>
         <w:rPr>
           <w:rFonts w:cs="Calibri"/>
@@ -8656,15 +8975,23 @@
           <w:rFonts w:cs="Calibri"/>
           <w:lang w:eastAsia="es-CO"/>
         </w:rPr>
-        <w:t xml:space="preserve">Uno de los campos con mayor auge en la actualidad es la aromaterapia, la cual se define como una práctica terapéutica natural orientada a promover el equilibrio entre cuerpo, mente y espíritu mediante el uso de aceites esenciales extraídos de plantas. Su aplicación más común se realiza a través de masajes, donde se combinan los efectos del aceite a nivel cutáneo y olfativo, generando beneficios físicos y psicológicos. Diversos </w:t>
-      </w:r>
-      <w:r>
-        <w:rPr>
-          <w:rFonts w:cs="Calibri"/>
-          <w:lang w:eastAsia="es-CO"/>
-        </w:rPr>
-        <w:lastRenderedPageBreak/>
-        <w:t>estudios han demostrado que los aromas influyen directamente en las emociones, el estado de ánimo y los procesos mentales, contribuyendo a la reducción del estrés y la relajación general del organismo. Para estos tratamientos es indispensable el uso de aceites esenciales naturales y puros, ya que garantizan una mayor efectividad terapéutica.</w:t>
+        <w:t xml:space="preserve">Uno de los campos con mayor auge en la actualidad es la aromaterapia, la cual se define como una práctica terapéutica natural orientada a promover el equilibrio entre cuerpo, mente y espíritu mediante el uso de aceites esenciales extraídos de plantas. Su aplicación más común se realiza a través de masajes, donde se combinan los efectos del aceite a nivel cutáneo y olfativo, generando beneficios físicos y psicológicos. </w:t>
+      </w:r>
+    </w:p>
+    <w:p>
+      <w:pPr>
+        <w:ind w:firstLine="567"/>
+        <w:rPr>
+          <w:rFonts w:cs="Calibri"/>
+          <w:lang w:eastAsia="es-CO"/>
+        </w:rPr>
+      </w:pPr>
+      <w:r>
+        <w:rPr>
+          <w:rFonts w:cs="Calibri"/>
+          <w:lang w:eastAsia="es-CO"/>
+        </w:rPr>
+        <w:t>Diversos estudios han demostrado que los aromas influyen directamente en las emociones, el estado de ánimo y los procesos mentales, contribuyendo a la reducción del estrés y la relajación general del organismo. Para estos tratamientos es indispensable el uso de aceites esenciales naturales y puros, ya que garantizan una mayor efectividad terapéutica.</w:t>
       </w:r>
     </w:p>
     <w:tbl>
@@ -8908,7 +9235,6 @@
                 <w:rFonts w:cs="Calibri"/>
                 <w:lang w:eastAsia="es-CO"/>
               </w:rPr>
-              <w:lastRenderedPageBreak/>
               <w:t>Por eso algunos aceites ayudan a reducir el estrés y a generar una sensación general de bienestar.</w:t>
             </w:r>
           </w:p>
@@ -9024,7 +9350,6 @@
           <w:rFonts w:cs="Calibri"/>
           <w:lang w:eastAsia="es-CO"/>
         </w:rPr>
-        <w:lastRenderedPageBreak/>
         <w:t>Por otra parte, en el ámbito de la agricultura, los aceites esenciales y extractos vegetales han cobrado importancia como alternativas sostenibles para el control de plagas, enfermedades y malezas, con el fin de reducir el impacto negativo sobre la salud humana y el medio ambiente. Los metabolitos secundarios producidos por las plantas actúan como mecanismos naturales de defensa frente a insectos, hongos y bacterias, lo que ha incentivado su uso en diversos países latinoamericanos.</w:t>
       </w:r>
     </w:p>
@@ -9156,7 +9481,6 @@
           <w:rFonts w:cs="Calibri"/>
           <w:bCs/>
         </w:rPr>
-        <w:lastRenderedPageBreak/>
         <w:t>En conjunto, estas características posicionan a los aceites esenciales como una opción valiosa y sostenible en diferentes sectores productivos y terapéuticos.</w:t>
       </w:r>
     </w:p>
@@ -9178,12 +9502,12 @@
       <w:tblPr>
         <w:tblW w:w="0" w:type="auto"/>
         <w:tblBorders>
-          <w:top w:val="single" w:sz="4" w:space="0" w:color="auto"/>
-          <w:left w:val="single" w:sz="4" w:space="0" w:color="auto"/>
-          <w:bottom w:val="single" w:sz="4" w:space="0" w:color="auto"/>
-          <w:right w:val="single" w:sz="4" w:space="0" w:color="auto"/>
-          <w:insideH w:val="single" w:sz="4" w:space="0" w:color="auto"/>
-          <w:insideV w:val="single" w:sz="4" w:space="0" w:color="auto"/>
+          <w:top w:val="single" w:color="auto" w:sz="4" w:space="0"/>
+          <w:left w:val="single" w:color="auto" w:sz="4" w:space="0"/>
+          <w:bottom w:val="single" w:color="auto" w:sz="4" w:space="0"/>
+          <w:right w:val="single" w:color="auto" w:sz="4" w:space="0"/>
+          <w:insideH w:val="single" w:color="auto" w:sz="4" w:space="0"/>
+          <w:insideV w:val="single" w:color="auto" w:sz="4" w:space="0"/>
         </w:tblBorders>
         <w:tblLook w:val="04A0" w:firstRow="1" w:lastRow="0" w:firstColumn="1" w:lastColumn="0" w:noHBand="0" w:noVBand="1"/>
       </w:tblPr>
@@ -9196,7 +9520,8 @@
         <w:tc>
           <w:tcPr>
             <w:tcW w:w="3114" w:type="dxa"/>
-            <w:shd w:val="clear" w:color="auto" w:fill="D0CECE"/>
+            <w:shd w:val="clear" w:color="auto" w:fill="D0CECE" w:themeFill="background2" w:themeFillShade="E6"/>
+            <w:tcMar/>
           </w:tcPr>
           <w:p>
             <w:pPr>
@@ -9221,7 +9546,8 @@
         <w:tc>
           <w:tcPr>
             <w:tcW w:w="2977" w:type="dxa"/>
-            <w:shd w:val="clear" w:color="auto" w:fill="D0CECE"/>
+            <w:shd w:val="clear" w:color="auto" w:fill="D0CECE" w:themeFill="background2" w:themeFillShade="E6"/>
+            <w:tcMar/>
           </w:tcPr>
           <w:p>
             <w:pPr>
@@ -9246,7 +9572,8 @@
         <w:tc>
           <w:tcPr>
             <w:tcW w:w="3871" w:type="dxa"/>
-            <w:shd w:val="clear" w:color="auto" w:fill="D0CECE"/>
+            <w:shd w:val="clear" w:color="auto" w:fill="D0CECE" w:themeFill="background2" w:themeFillShade="E6"/>
+            <w:tcMar/>
           </w:tcPr>
           <w:p>
             <w:pPr>
@@ -9273,22 +9600,19 @@
         <w:tc>
           <w:tcPr>
             <w:tcW w:w="3114" w:type="dxa"/>
-          </w:tcPr>
-          <w:p>
-            <w:pPr>
-              <w:spacing w:before="0" w:after="0"/>
-              <w:ind w:firstLine="0"/>
-              <w:rPr>
-                <w:rFonts w:cs="Calibri"/>
-                <w:b/>
-                <w:bCs/>
-              </w:rPr>
-            </w:pPr>
-            <w:r>
-              <w:rPr>
-                <w:rFonts w:cs="Calibri"/>
-                <w:b/>
-                <w:bCs/>
+            <w:tcMar/>
+          </w:tcPr>
+          <w:p>
+            <w:pPr>
+              <w:spacing w:before="0" w:after="0"/>
+              <w:ind w:firstLine="0"/>
+              <w:rPr>
+                <w:rFonts w:cs="Calibri"/>
+              </w:rPr>
+            </w:pPr>
+            <w:r>
+              <w:rPr>
+                <w:rFonts w:cs="Calibri"/>
               </w:rPr>
               <w:t>Extracto de ajenjo</w:t>
             </w:r>
@@ -9297,6 +9621,7 @@
         <w:tc>
           <w:tcPr>
             <w:tcW w:w="2977" w:type="dxa"/>
+            <w:tcMar/>
           </w:tcPr>
           <w:p>
             <w:pPr>
@@ -9318,6 +9643,7 @@
         <w:tc>
           <w:tcPr>
             <w:tcW w:w="3871" w:type="dxa"/>
+            <w:tcMar/>
           </w:tcPr>
           <w:p>
             <w:pPr>
@@ -9341,22 +9667,19 @@
         <w:tc>
           <w:tcPr>
             <w:tcW w:w="3114" w:type="dxa"/>
-          </w:tcPr>
-          <w:p>
-            <w:pPr>
-              <w:spacing w:before="0" w:after="0"/>
-              <w:ind w:firstLine="0"/>
-              <w:rPr>
-                <w:rFonts w:cs="Calibri"/>
-                <w:b/>
-                <w:bCs/>
-              </w:rPr>
-            </w:pPr>
-            <w:r>
-              <w:rPr>
-                <w:rFonts w:cs="Calibri"/>
-                <w:b/>
-                <w:bCs/>
+            <w:tcMar/>
+          </w:tcPr>
+          <w:p>
+            <w:pPr>
+              <w:spacing w:before="0" w:after="0"/>
+              <w:ind w:firstLine="0"/>
+              <w:rPr>
+                <w:rFonts w:cs="Calibri"/>
+              </w:rPr>
+            </w:pPr>
+            <w:r>
+              <w:rPr>
+                <w:rFonts w:cs="Calibri"/>
               </w:rPr>
               <w:t>Extracto de ajo</w:t>
             </w:r>
@@ -9365,6 +9688,7 @@
         <w:tc>
           <w:tcPr>
             <w:tcW w:w="2977" w:type="dxa"/>
+            <w:tcMar/>
           </w:tcPr>
           <w:p>
             <w:pPr>
@@ -9385,6 +9709,7 @@
         <w:tc>
           <w:tcPr>
             <w:tcW w:w="3871" w:type="dxa"/>
+            <w:tcMar/>
           </w:tcPr>
           <w:p>
             <w:pPr>
@@ -9408,22 +9733,19 @@
         <w:tc>
           <w:tcPr>
             <w:tcW w:w="3114" w:type="dxa"/>
-          </w:tcPr>
-          <w:p>
-            <w:pPr>
-              <w:spacing w:before="0" w:after="0"/>
-              <w:ind w:firstLine="0"/>
-              <w:rPr>
-                <w:rFonts w:cs="Calibri"/>
-                <w:b/>
-                <w:bCs/>
-              </w:rPr>
-            </w:pPr>
-            <w:r>
-              <w:rPr>
-                <w:rFonts w:cs="Calibri"/>
-                <w:b/>
-                <w:bCs/>
+            <w:tcMar/>
+          </w:tcPr>
+          <w:p>
+            <w:pPr>
+              <w:spacing w:before="0" w:after="0"/>
+              <w:ind w:firstLine="0"/>
+              <w:rPr>
+                <w:rFonts w:cs="Calibri"/>
+              </w:rPr>
+            </w:pPr>
+            <w:r>
+              <w:rPr>
+                <w:rFonts w:cs="Calibri"/>
               </w:rPr>
               <w:t>Extracto de albahaca</w:t>
             </w:r>
@@ -9432,6 +9754,7 @@
         <w:tc>
           <w:tcPr>
             <w:tcW w:w="2977" w:type="dxa"/>
+            <w:tcMar/>
           </w:tcPr>
           <w:p>
             <w:pPr>
@@ -9453,6 +9776,7 @@
         <w:tc>
           <w:tcPr>
             <w:tcW w:w="3871" w:type="dxa"/>
+            <w:tcMar/>
           </w:tcPr>
           <w:p>
             <w:pPr>
@@ -9476,22 +9800,19 @@
         <w:tc>
           <w:tcPr>
             <w:tcW w:w="3114" w:type="dxa"/>
-          </w:tcPr>
-          <w:p>
-            <w:pPr>
-              <w:spacing w:before="0" w:after="0"/>
-              <w:ind w:firstLine="0"/>
-              <w:rPr>
-                <w:rFonts w:cs="Calibri"/>
-                <w:b/>
-                <w:bCs/>
-              </w:rPr>
-            </w:pPr>
-            <w:r>
-              <w:rPr>
-                <w:rFonts w:cs="Calibri"/>
-                <w:b/>
-                <w:bCs/>
+            <w:tcMar/>
+          </w:tcPr>
+          <w:p>
+            <w:pPr>
+              <w:spacing w:before="0" w:after="0"/>
+              <w:ind w:firstLine="0"/>
+              <w:rPr>
+                <w:rFonts w:cs="Calibri"/>
+              </w:rPr>
+            </w:pPr>
+            <w:r>
+              <w:rPr>
+                <w:rFonts w:cs="Calibri"/>
               </w:rPr>
               <w:t>Extracto de canela</w:t>
             </w:r>
@@ -9500,6 +9821,7 @@
         <w:tc>
           <w:tcPr>
             <w:tcW w:w="2977" w:type="dxa"/>
+            <w:tcMar/>
           </w:tcPr>
           <w:p>
             <w:pPr>
@@ -9521,6 +9843,7 @@
         <w:tc>
           <w:tcPr>
             <w:tcW w:w="3871" w:type="dxa"/>
+            <w:tcMar/>
           </w:tcPr>
           <w:p>
             <w:pPr>
@@ -9544,22 +9867,19 @@
         <w:tc>
           <w:tcPr>
             <w:tcW w:w="3114" w:type="dxa"/>
-          </w:tcPr>
-          <w:p>
-            <w:pPr>
-              <w:spacing w:before="0" w:after="0"/>
-              <w:ind w:firstLine="0"/>
-              <w:rPr>
-                <w:rFonts w:cs="Calibri"/>
-                <w:b/>
-                <w:bCs/>
-              </w:rPr>
-            </w:pPr>
-            <w:r>
-              <w:rPr>
-                <w:rFonts w:cs="Calibri"/>
-                <w:b/>
-                <w:bCs/>
+            <w:tcMar/>
+          </w:tcPr>
+          <w:p>
+            <w:pPr>
+              <w:spacing w:before="0" w:after="0"/>
+              <w:ind w:firstLine="0"/>
+              <w:rPr>
+                <w:rFonts w:cs="Calibri"/>
+              </w:rPr>
+            </w:pPr>
+            <w:r>
+              <w:rPr>
+                <w:rFonts w:cs="Calibri"/>
               </w:rPr>
               <w:t>Extracto de clavo</w:t>
             </w:r>
@@ -9568,6 +9888,7 @@
         <w:tc>
           <w:tcPr>
             <w:tcW w:w="2977" w:type="dxa"/>
+            <w:tcMar/>
           </w:tcPr>
           <w:p>
             <w:pPr>
@@ -9589,6 +9910,7 @@
         <w:tc>
           <w:tcPr>
             <w:tcW w:w="3871" w:type="dxa"/>
+            <w:tcMar/>
           </w:tcPr>
           <w:p>
             <w:pPr>
@@ -9596,25 +9918,34 @@
               <w:ind w:firstLine="0"/>
               <w:rPr>
                 <w:rStyle w:val="Extranjerismo"/>
+                <w:lang w:val="es-CO"/>
               </w:rPr>
             </w:pPr>
             <w:r>
               <w:rPr>
                 <w:rStyle w:val="Extranjerismo"/>
-              </w:rPr>
-              <w:t xml:space="preserve">Amaranthus </w:t>
-            </w:r>
-            <w:proofErr w:type="spellStart"/>
+                <w:lang w:val="es-CO"/>
+              </w:rPr>
+              <w:t>Amaranthus</w:t>
+            </w:r>
             <w:r>
               <w:rPr>
                 <w:rStyle w:val="Extranjerismo"/>
+                <w:lang w:val="es-CO"/>
+              </w:rPr>
+              <w:t xml:space="preserve"> </w:t>
+            </w:r>
+            <w:r>
+              <w:rPr>
+                <w:rStyle w:val="Extranjerismo"/>
+                <w:lang w:val="es-CO"/>
               </w:rPr>
               <w:t>sp</w:t>
             </w:r>
-            <w:proofErr w:type="spellEnd"/>
             <w:r>
               <w:rPr>
                 <w:rStyle w:val="Extranjerismo"/>
+                <w:lang w:val="es-CO"/>
               </w:rPr>
               <w:t xml:space="preserve"> </w:t>
             </w:r>
@@ -9625,22 +9956,30 @@
               <w:ind w:firstLine="0"/>
               <w:rPr>
                 <w:rStyle w:val="Extranjerismo"/>
+                <w:lang w:val="es-CO"/>
               </w:rPr>
             </w:pPr>
             <w:r>
               <w:rPr>
                 <w:rStyle w:val="Extranjerismo"/>
-              </w:rPr>
-              <w:t xml:space="preserve">Ipomoea </w:t>
-            </w:r>
-            <w:proofErr w:type="spellStart"/>
+                <w:lang w:val="es-CO"/>
+              </w:rPr>
+              <w:t>Ipomoea</w:t>
+            </w:r>
             <w:r>
               <w:rPr>
                 <w:rStyle w:val="Extranjerismo"/>
+                <w:lang w:val="es-CO"/>
+              </w:rPr>
+              <w:t xml:space="preserve"> </w:t>
+            </w:r>
+            <w:r>
+              <w:rPr>
+                <w:rStyle w:val="Extranjerismo"/>
+                <w:lang w:val="es-CO"/>
               </w:rPr>
               <w:t>sp</w:t>
             </w:r>
-            <w:proofErr w:type="spellEnd"/>
           </w:p>
         </w:tc>
       </w:tr>
@@ -9648,22 +9987,19 @@
         <w:tc>
           <w:tcPr>
             <w:tcW w:w="3114" w:type="dxa"/>
-          </w:tcPr>
-          <w:p>
-            <w:pPr>
-              <w:spacing w:before="0" w:after="0"/>
-              <w:ind w:firstLine="0"/>
-              <w:rPr>
-                <w:rFonts w:cs="Calibri"/>
-                <w:b/>
-                <w:bCs/>
-              </w:rPr>
-            </w:pPr>
-            <w:r>
-              <w:rPr>
-                <w:rFonts w:cs="Calibri"/>
-                <w:b/>
-                <w:bCs/>
+            <w:tcMar/>
+          </w:tcPr>
+          <w:p>
+            <w:pPr>
+              <w:spacing w:before="0" w:after="0"/>
+              <w:ind w:firstLine="0"/>
+              <w:rPr>
+                <w:rFonts w:cs="Calibri"/>
+              </w:rPr>
+            </w:pPr>
+            <w:r>
+              <w:rPr>
+                <w:rFonts w:cs="Calibri"/>
               </w:rPr>
               <w:t>Extracto de crisantemo</w:t>
             </w:r>
@@ -9672,6 +10008,7 @@
         <w:tc>
           <w:tcPr>
             <w:tcW w:w="2977" w:type="dxa"/>
+            <w:tcMar/>
           </w:tcPr>
           <w:p>
             <w:pPr>
@@ -9692,6 +10029,7 @@
         <w:tc>
           <w:tcPr>
             <w:tcW w:w="3871" w:type="dxa"/>
+            <w:tcMar/>
           </w:tcPr>
           <w:tbl>
             <w:tblPr>
@@ -9809,22 +10147,19 @@
         <w:tc>
           <w:tcPr>
             <w:tcW w:w="3114" w:type="dxa"/>
-          </w:tcPr>
-          <w:p>
-            <w:pPr>
-              <w:spacing w:before="0" w:after="0"/>
-              <w:ind w:firstLine="0"/>
-              <w:rPr>
-                <w:rFonts w:cs="Calibri"/>
-                <w:b/>
-                <w:bCs/>
-              </w:rPr>
-            </w:pPr>
-            <w:r>
-              <w:rPr>
-                <w:rFonts w:cs="Calibri"/>
-                <w:b/>
-                <w:bCs/>
+            <w:tcMar/>
+          </w:tcPr>
+          <w:p>
+            <w:pPr>
+              <w:spacing w:before="0" w:after="0"/>
+              <w:ind w:firstLine="0"/>
+              <w:rPr>
+                <w:rFonts w:cs="Calibri"/>
+              </w:rPr>
+            </w:pPr>
+            <w:r>
+              <w:rPr>
+                <w:rFonts w:cs="Calibri"/>
               </w:rPr>
               <w:t>Extracto de fríjol</w:t>
             </w:r>
@@ -9833,6 +10168,7 @@
         <w:tc>
           <w:tcPr>
             <w:tcW w:w="2977" w:type="dxa"/>
+            <w:tcMar/>
           </w:tcPr>
           <w:p>
             <w:pPr>
@@ -9854,6 +10190,7 @@
         <w:tc>
           <w:tcPr>
             <w:tcW w:w="3871" w:type="dxa"/>
+            <w:tcMar/>
           </w:tcPr>
           <w:p>
             <w:pPr>
@@ -9890,6 +10227,11 @@
                 <w:rStyle w:val="Extranjerismo"/>
               </w:rPr>
               <w:br/>
+            </w:r>
+            <w:r>
+              <w:rPr>
+                <w:rStyle w:val="Extranjerismo"/>
+              </w:rPr>
               <w:t>Botrytis cinerea</w:t>
             </w:r>
             <w:r>
@@ -9927,22 +10269,19 @@
         <w:tc>
           <w:tcPr>
             <w:tcW w:w="3114" w:type="dxa"/>
-          </w:tcPr>
-          <w:p>
-            <w:pPr>
-              <w:spacing w:before="0" w:after="0"/>
-              <w:ind w:firstLine="0"/>
-              <w:rPr>
-                <w:rFonts w:cs="Calibri"/>
-                <w:b/>
-                <w:bCs/>
-              </w:rPr>
-            </w:pPr>
-            <w:r>
-              <w:rPr>
-                <w:rFonts w:cs="Calibri"/>
-                <w:b/>
-                <w:bCs/>
+            <w:tcMar/>
+          </w:tcPr>
+          <w:p>
+            <w:pPr>
+              <w:spacing w:before="0" w:after="0"/>
+              <w:ind w:firstLine="0"/>
+              <w:rPr>
+                <w:rFonts w:cs="Calibri"/>
+              </w:rPr>
+            </w:pPr>
+            <w:r>
+              <w:rPr>
+                <w:rFonts w:cs="Calibri"/>
               </w:rPr>
               <w:t xml:space="preserve">Extracto de </w:t>
             </w:r>
@@ -9950,8 +10289,6 @@
             <w:r>
               <w:rPr>
                 <w:rFonts w:cs="Calibri"/>
-                <w:b/>
-                <w:bCs/>
               </w:rPr>
               <w:t>dioscorea</w:t>
             </w:r>
@@ -9961,6 +10298,7 @@
         <w:tc>
           <w:tcPr>
             <w:tcW w:w="2977" w:type="dxa"/>
+            <w:tcMar/>
           </w:tcPr>
           <w:p>
             <w:pPr>
@@ -9981,6 +10319,7 @@
         <w:tc>
           <w:tcPr>
             <w:tcW w:w="3871" w:type="dxa"/>
+            <w:tcMar/>
           </w:tcPr>
           <w:tbl>
             <w:tblPr>
@@ -10112,22 +10451,19 @@
         <w:tc>
           <w:tcPr>
             <w:tcW w:w="3114" w:type="dxa"/>
-          </w:tcPr>
-          <w:p>
-            <w:pPr>
-              <w:spacing w:before="0" w:after="0"/>
-              <w:ind w:firstLine="0"/>
-              <w:rPr>
-                <w:rFonts w:cs="Calibri"/>
-                <w:b/>
-                <w:bCs/>
-              </w:rPr>
-            </w:pPr>
-            <w:r>
-              <w:rPr>
-                <w:rFonts w:cs="Calibri"/>
-                <w:b/>
-                <w:bCs/>
+            <w:tcMar/>
+          </w:tcPr>
+          <w:p>
+            <w:pPr>
+              <w:spacing w:before="0" w:after="0"/>
+              <w:ind w:firstLine="0"/>
+              <w:rPr>
+                <w:rFonts w:cs="Calibri"/>
+              </w:rPr>
+            </w:pPr>
+            <w:r>
+              <w:rPr>
+                <w:rFonts w:cs="Calibri"/>
               </w:rPr>
               <w:t>Extracto de lavanda</w:t>
             </w:r>
@@ -10136,6 +10472,7 @@
         <w:tc>
           <w:tcPr>
             <w:tcW w:w="2977" w:type="dxa"/>
+            <w:tcMar/>
           </w:tcPr>
           <w:p>
             <w:pPr>
@@ -10156,6 +10493,7 @@
         <w:tc>
           <w:tcPr>
             <w:tcW w:w="3871" w:type="dxa"/>
+            <w:tcMar/>
           </w:tcPr>
           <w:p>
             <w:pPr>
@@ -10178,22 +10516,19 @@
         <w:tc>
           <w:tcPr>
             <w:tcW w:w="3114" w:type="dxa"/>
-          </w:tcPr>
-          <w:p>
-            <w:pPr>
-              <w:spacing w:before="0" w:after="0"/>
-              <w:ind w:firstLine="0"/>
-              <w:rPr>
-                <w:rFonts w:cs="Calibri"/>
-                <w:b/>
-                <w:bCs/>
-              </w:rPr>
-            </w:pPr>
-            <w:r>
-              <w:rPr>
-                <w:rFonts w:cs="Calibri"/>
-                <w:b/>
-                <w:bCs/>
+            <w:tcMar/>
+          </w:tcPr>
+          <w:p>
+            <w:pPr>
+              <w:spacing w:before="0" w:after="0"/>
+              <w:ind w:firstLine="0"/>
+              <w:rPr>
+                <w:rFonts w:cs="Calibri"/>
+              </w:rPr>
+            </w:pPr>
+            <w:r>
+              <w:rPr>
+                <w:rFonts w:cs="Calibri"/>
               </w:rPr>
               <w:t>Extracto de eucalipto</w:t>
             </w:r>
@@ -10202,6 +10537,7 @@
         <w:tc>
           <w:tcPr>
             <w:tcW w:w="2977" w:type="dxa"/>
+            <w:tcMar/>
           </w:tcPr>
           <w:p>
             <w:pPr>
@@ -10222,6 +10558,7 @@
         <w:tc>
           <w:tcPr>
             <w:tcW w:w="3871" w:type="dxa"/>
+            <w:tcMar/>
           </w:tcPr>
           <w:p>
             <w:pPr>
@@ -10242,28 +10579,17 @@
                 <w:rStyle w:val="Extranjerismo"/>
               </w:rPr>
               <w:br/>
+            </w:r>
+            <w:r>
+              <w:rPr>
+                <w:rStyle w:val="Extranjerismo"/>
+              </w:rPr>
               <w:t>Portulaca oleracea</w:t>
             </w:r>
           </w:p>
         </w:tc>
       </w:tr>
     </w:tbl>
-    <w:p>
-      <w:pPr>
-        <w:rPr>
-          <w:rFonts w:cs="Calibri"/>
-          <w:lang w:eastAsia="es-CO"/>
-        </w:rPr>
-      </w:pPr>
-    </w:p>
-    <w:p>
-      <w:pPr>
-        <w:rPr>
-          <w:rFonts w:cs="Calibri"/>
-          <w:lang w:eastAsia="es-CO"/>
-        </w:rPr>
-      </w:pPr>
-    </w:p>
     <w:p>
       <w:pPr>
         <w:rPr>
@@ -10288,7 +10614,7 @@
           <w:rFonts w:cs="Calibri"/>
         </w:rPr>
       </w:pPr>
-      <w:bookmarkStart w:id="8" w:name="_Toc223637213"/>
+      <w:bookmarkStart w:name="_Toc223637213" w:id="8"/>
       <w:r>
         <w:rPr>
           <w:rFonts w:cs="Calibri"/>
@@ -10327,12 +10653,8 @@
           <w:szCs w:val="22"/>
         </w:rPr>
         <w:tab/>
-        <w:t>La extracción de aceites esenciales es una de las etapas más importantes dentro del proceso productivo, ya que de ella depende directamente la calidad, el rendimiento y la conservación de los compuestos aromáticos presentes en el material vegetal. Una extracción inadecuada puede provocar la pérdida de componentes volátiles, la degradación del aceite o la obtención de un producto de baja calidad.</w:t>
-      </w:r>
-    </w:p>
-    <w:p>
-      <w:pPr>
-        <w:pStyle w:val="Figura"/>
+      </w:r>
+      <w:r>
         <w:rPr>
           <w:rFonts w:cs="Calibri"/>
           <w:b w:val="0"/>
@@ -10340,8 +10662,12 @@
           <w:kern w:val="2"/>
           <w:szCs w:val="22"/>
         </w:rPr>
-      </w:pPr>
-      <w:r>
+        <w:t>La extracción de aceites esenciales es una de las etapas más importantes dentro del proceso productivo, ya que de ella depende directamente la calidad, el rendimiento y la conservación de los compuestos aromáticos presentes en el material vegetal. Una extracción inadecuada puede provocar la pérdida de componentes volátiles, la degradación del aceite o la obtención de un producto de baja calidad.</w:t>
+      </w:r>
+    </w:p>
+    <w:p>
+      <w:pPr>
+        <w:pStyle w:val="Figura"/>
         <w:rPr>
           <w:rFonts w:cs="Calibri"/>
           <w:b w:val="0"/>
@@ -10349,8 +10675,7 @@
           <w:kern w:val="2"/>
           <w:szCs w:val="22"/>
         </w:rPr>
-        <w:tab/>
-      </w:r>
+      </w:pPr>
       <w:r>
         <w:rPr>
           <w:rFonts w:cs="Calibri"/>
@@ -10360,6 +10685,25 @@
           <w:szCs w:val="22"/>
         </w:rPr>
         <w:tab/>
+      </w:r>
+      <w:r>
+        <w:rPr>
+          <w:rFonts w:cs="Calibri"/>
+          <w:b w:val="0"/>
+          <w:color w:val="auto"/>
+          <w:kern w:val="2"/>
+          <w:szCs w:val="22"/>
+        </w:rPr>
+        <w:tab/>
+      </w:r>
+      <w:r>
+        <w:rPr>
+          <w:rFonts w:cs="Calibri"/>
+          <w:b w:val="0"/>
+          <w:color w:val="auto"/>
+          <w:kern w:val="2"/>
+          <w:szCs w:val="22"/>
+        </w:rPr>
         <w:t>Comprender los métodos de extracción permite al aprendiz seleccionar el procedimiento más adecuado según la especie vegetal, la parte de la planta utilizada y el uso final del aceite esencial.</w:t>
       </w:r>
     </w:p>
@@ -10555,7 +10899,6 @@
           <w:rFonts w:cs="Calibri"/>
           <w:lang w:eastAsia="es-CO"/>
         </w:rPr>
-        <w:lastRenderedPageBreak/>
         <w:t>El adecuado control de estos factores es fundamental para garantizar un producto homogéneo, estable y de buena calidad, así como para evitar pérdidas de aroma o alteraciones indeseadas del aceite esencial.</w:t>
       </w:r>
     </w:p>
@@ -10578,12 +10921,12 @@
       <w:tblPr>
         <w:tblW w:w="0" w:type="auto"/>
         <w:tblBorders>
-          <w:top w:val="single" w:sz="4" w:space="0" w:color="auto"/>
-          <w:left w:val="single" w:sz="4" w:space="0" w:color="auto"/>
-          <w:bottom w:val="single" w:sz="4" w:space="0" w:color="auto"/>
-          <w:right w:val="single" w:sz="4" w:space="0" w:color="auto"/>
-          <w:insideH w:val="single" w:sz="4" w:space="0" w:color="auto"/>
-          <w:insideV w:val="single" w:sz="4" w:space="0" w:color="auto"/>
+          <w:top w:val="single" w:color="auto" w:sz="4" w:space="0"/>
+          <w:left w:val="single" w:color="auto" w:sz="4" w:space="0"/>
+          <w:bottom w:val="single" w:color="auto" w:sz="4" w:space="0"/>
+          <w:right w:val="single" w:color="auto" w:sz="4" w:space="0"/>
+          <w:insideH w:val="single" w:color="auto" w:sz="4" w:space="0"/>
+          <w:insideV w:val="single" w:color="auto" w:sz="4" w:space="0"/>
         </w:tblBorders>
         <w:tblLook w:val="04A0" w:firstRow="1" w:lastRow="0" w:firstColumn="1" w:lastColumn="0" w:noHBand="0" w:noVBand="1"/>
       </w:tblPr>
@@ -10596,7 +10939,8 @@
         <w:tc>
           <w:tcPr>
             <w:tcW w:w="3320" w:type="dxa"/>
-            <w:shd w:val="clear" w:color="auto" w:fill="D0CECE"/>
+            <w:shd w:val="clear" w:color="auto" w:fill="D0CECE" w:themeFill="background2" w:themeFillShade="E6"/>
+            <w:tcMar/>
           </w:tcPr>
           <w:p>
             <w:pPr>
@@ -10621,7 +10965,8 @@
         <w:tc>
           <w:tcPr>
             <w:tcW w:w="3321" w:type="dxa"/>
-            <w:shd w:val="clear" w:color="auto" w:fill="D0CECE"/>
+            <w:shd w:val="clear" w:color="auto" w:fill="D0CECE" w:themeFill="background2" w:themeFillShade="E6"/>
+            <w:tcMar/>
           </w:tcPr>
           <w:p>
             <w:pPr>
@@ -10646,7 +10991,8 @@
         <w:tc>
           <w:tcPr>
             <w:tcW w:w="3321" w:type="dxa"/>
-            <w:shd w:val="clear" w:color="auto" w:fill="D0CECE"/>
+            <w:shd w:val="clear" w:color="auto" w:fill="D0CECE" w:themeFill="background2" w:themeFillShade="E6"/>
+            <w:tcMar/>
           </w:tcPr>
           <w:p>
             <w:pPr>
@@ -10674,6 +11020,8 @@
           <w:tcPr>
             <w:tcW w:w="3320" w:type="dxa"/>
             <w:vMerge w:val="restart"/>
+            <w:tcMar/>
+            <w:vAlign w:val="center"/>
           </w:tcPr>
           <w:p>
             <w:pPr>
@@ -10698,6 +11046,7 @@
         <w:tc>
           <w:tcPr>
             <w:tcW w:w="3321" w:type="dxa"/>
+            <w:tcMar/>
           </w:tcPr>
           <w:p>
             <w:pPr>
@@ -10719,6 +11068,7 @@
         <w:tc>
           <w:tcPr>
             <w:tcW w:w="3321" w:type="dxa"/>
+            <w:tcMar/>
           </w:tcPr>
           <w:p>
             <w:pPr>
@@ -10743,6 +11093,7 @@
           <w:tcPr>
             <w:tcW w:w="3320" w:type="dxa"/>
             <w:vMerge/>
+            <w:tcMar/>
           </w:tcPr>
           <w:p>
             <w:pPr>
@@ -10758,6 +11109,7 @@
         <w:tc>
           <w:tcPr>
             <w:tcW w:w="3321" w:type="dxa"/>
+            <w:tcMar/>
           </w:tcPr>
           <w:p>
             <w:pPr>
@@ -10779,6 +11131,7 @@
         <w:tc>
           <w:tcPr>
             <w:tcW w:w="3321" w:type="dxa"/>
+            <w:tcMar/>
           </w:tcPr>
           <w:p>
             <w:pPr>
@@ -10803,6 +11156,7 @@
           <w:tcPr>
             <w:tcW w:w="3320" w:type="dxa"/>
             <w:vMerge/>
+            <w:tcMar/>
           </w:tcPr>
           <w:p>
             <w:pPr>
@@ -10818,6 +11172,7 @@
         <w:tc>
           <w:tcPr>
             <w:tcW w:w="3321" w:type="dxa"/>
+            <w:tcMar/>
           </w:tcPr>
           <w:p>
             <w:pPr>
@@ -10839,6 +11194,7 @@
         <w:tc>
           <w:tcPr>
             <w:tcW w:w="3321" w:type="dxa"/>
+            <w:tcMar/>
           </w:tcPr>
           <w:p>
             <w:pPr>
@@ -10863,6 +11219,7 @@
           <w:tcPr>
             <w:tcW w:w="3320" w:type="dxa"/>
             <w:vMerge/>
+            <w:tcMar/>
           </w:tcPr>
           <w:p>
             <w:pPr>
@@ -10878,6 +11235,7 @@
         <w:tc>
           <w:tcPr>
             <w:tcW w:w="3321" w:type="dxa"/>
+            <w:tcMar/>
           </w:tcPr>
           <w:p>
             <w:pPr>
@@ -10899,6 +11257,7 @@
         <w:tc>
           <w:tcPr>
             <w:tcW w:w="3321" w:type="dxa"/>
+            <w:tcMar/>
           </w:tcPr>
           <w:p>
             <w:pPr>
@@ -10923,7 +11282,119 @@
           <w:tcPr>
             <w:tcW w:w="3320" w:type="dxa"/>
             <w:vMerge w:val="restart"/>
-          </w:tcPr>
+            <w:tcMar/>
+            <w:vAlign w:val="center"/>
+          </w:tcPr>
+          <w:p>
+            <w:pPr>
+              <w:spacing w:before="0" w:after="0"/>
+              <w:ind w:firstLine="0"/>
+              <w:rPr>
+                <w:rFonts w:cs="Calibri"/>
+                <w:b/>
+                <w:bCs/>
+              </w:rPr>
+            </w:pPr>
+          </w:p>
+          <w:p>
+            <w:pPr>
+              <w:spacing w:before="0" w:after="0"/>
+              <w:ind w:firstLine="0"/>
+              <w:rPr>
+                <w:rFonts w:cs="Calibri"/>
+                <w:b/>
+                <w:bCs/>
+              </w:rPr>
+            </w:pPr>
+          </w:p>
+          <w:p>
+            <w:pPr>
+              <w:spacing w:before="0" w:after="0"/>
+              <w:ind w:firstLine="0"/>
+              <w:rPr>
+                <w:rFonts w:cs="Calibri"/>
+                <w:b/>
+                <w:bCs/>
+              </w:rPr>
+            </w:pPr>
+          </w:p>
+          <w:p>
+            <w:pPr>
+              <w:spacing w:before="0" w:after="0"/>
+              <w:ind w:firstLine="0"/>
+              <w:rPr>
+                <w:rFonts w:cs="Calibri"/>
+                <w:b/>
+                <w:bCs/>
+              </w:rPr>
+            </w:pPr>
+          </w:p>
+          <w:p>
+            <w:pPr>
+              <w:spacing w:before="0" w:after="0"/>
+              <w:ind w:firstLine="0"/>
+              <w:rPr>
+                <w:rFonts w:cs="Calibri"/>
+                <w:b/>
+                <w:bCs/>
+              </w:rPr>
+            </w:pPr>
+          </w:p>
+          <w:p>
+            <w:pPr>
+              <w:spacing w:before="0" w:after="0"/>
+              <w:ind w:firstLine="0"/>
+              <w:rPr>
+                <w:rFonts w:cs="Calibri"/>
+                <w:b/>
+                <w:bCs/>
+              </w:rPr>
+            </w:pPr>
+          </w:p>
+          <w:p>
+            <w:pPr>
+              <w:spacing w:before="0" w:after="0"/>
+              <w:ind w:firstLine="0"/>
+              <w:rPr>
+                <w:rFonts w:cs="Calibri"/>
+                <w:b/>
+                <w:bCs/>
+              </w:rPr>
+            </w:pPr>
+          </w:p>
+          <w:p>
+            <w:pPr>
+              <w:spacing w:before="0" w:after="0"/>
+              <w:ind w:firstLine="0"/>
+              <w:rPr>
+                <w:rFonts w:cs="Calibri"/>
+                <w:b/>
+                <w:bCs/>
+              </w:rPr>
+            </w:pPr>
+          </w:p>
+          <w:p>
+            <w:pPr>
+              <w:spacing w:before="0" w:after="0"/>
+              <w:ind w:firstLine="0"/>
+              <w:rPr>
+                <w:rFonts w:cs="Calibri"/>
+                <w:b/>
+                <w:bCs/>
+              </w:rPr>
+            </w:pPr>
+          </w:p>
+          <w:p>
+            <w:pPr>
+              <w:spacing w:before="0" w:after="0"/>
+              <w:ind w:firstLine="0"/>
+              <w:rPr>
+                <w:rFonts w:cs="Calibri"/>
+                <w:b/>
+                <w:bCs/>
+              </w:rPr>
+            </w:pPr>
+          </w:p>
           <w:p>
             <w:pPr>
               <w:spacing w:before="0" w:after="0"/>
@@ -10947,6 +11418,7 @@
         <w:tc>
           <w:tcPr>
             <w:tcW w:w="3321" w:type="dxa"/>
+            <w:tcMar/>
           </w:tcPr>
           <w:p>
             <w:pPr>
@@ -10968,6 +11440,7 @@
         <w:tc>
           <w:tcPr>
             <w:tcW w:w="3321" w:type="dxa"/>
+            <w:tcMar/>
           </w:tcPr>
           <w:p>
             <w:pPr>
@@ -10992,6 +11465,7 @@
           <w:tcPr>
             <w:tcW w:w="3320" w:type="dxa"/>
             <w:vMerge/>
+            <w:tcMar/>
           </w:tcPr>
           <w:p>
             <w:pPr>
@@ -11007,6 +11481,7 @@
         <w:tc>
           <w:tcPr>
             <w:tcW w:w="3321" w:type="dxa"/>
+            <w:tcMar/>
           </w:tcPr>
           <w:p>
             <w:pPr>
@@ -11028,6 +11503,7 @@
         <w:tc>
           <w:tcPr>
             <w:tcW w:w="3321" w:type="dxa"/>
+            <w:tcMar/>
           </w:tcPr>
           <w:p>
             <w:pPr>
@@ -11052,6 +11528,7 @@
           <w:tcPr>
             <w:tcW w:w="3320" w:type="dxa"/>
             <w:vMerge/>
+            <w:tcMar/>
           </w:tcPr>
           <w:p>
             <w:pPr>
@@ -11067,6 +11544,7 @@
         <w:tc>
           <w:tcPr>
             <w:tcW w:w="3321" w:type="dxa"/>
+            <w:tcMar/>
           </w:tcPr>
           <w:p>
             <w:pPr>
@@ -11088,6 +11566,7 @@
         <w:tc>
           <w:tcPr>
             <w:tcW w:w="3321" w:type="dxa"/>
+            <w:tcMar/>
           </w:tcPr>
           <w:p>
             <w:pPr>
@@ -11112,6 +11591,7 @@
           <w:tcPr>
             <w:tcW w:w="3320" w:type="dxa"/>
             <w:vMerge/>
+            <w:tcMar/>
           </w:tcPr>
           <w:p>
             <w:pPr>
@@ -11127,6 +11607,7 @@
         <w:tc>
           <w:tcPr>
             <w:tcW w:w="3321" w:type="dxa"/>
+            <w:tcMar/>
           </w:tcPr>
           <w:p>
             <w:pPr>
@@ -11148,6 +11629,7 @@
         <w:tc>
           <w:tcPr>
             <w:tcW w:w="3321" w:type="dxa"/>
+            <w:tcMar/>
           </w:tcPr>
           <w:p>
             <w:pPr>
@@ -11172,6 +11654,7 @@
           <w:tcPr>
             <w:tcW w:w="3320" w:type="dxa"/>
             <w:vMerge/>
+            <w:tcMar/>
           </w:tcPr>
           <w:p>
             <w:pPr>
@@ -11187,6 +11670,7 @@
         <w:tc>
           <w:tcPr>
             <w:tcW w:w="3321" w:type="dxa"/>
+            <w:tcMar/>
           </w:tcPr>
           <w:p>
             <w:pPr>
@@ -11208,6 +11692,7 @@
         <w:tc>
           <w:tcPr>
             <w:tcW w:w="3321" w:type="dxa"/>
+            <w:tcMar/>
           </w:tcPr>
           <w:p>
             <w:pPr>
@@ -11232,6 +11717,7 @@
           <w:tcPr>
             <w:tcW w:w="3320" w:type="dxa"/>
             <w:vMerge/>
+            <w:tcMar/>
           </w:tcPr>
           <w:p>
             <w:pPr>
@@ -11247,6 +11733,7 @@
         <w:tc>
           <w:tcPr>
             <w:tcW w:w="3321" w:type="dxa"/>
+            <w:tcMar/>
           </w:tcPr>
           <w:p>
             <w:pPr>
@@ -11268,6 +11755,7 @@
         <w:tc>
           <w:tcPr>
             <w:tcW w:w="3321" w:type="dxa"/>
+            <w:tcMar/>
           </w:tcPr>
           <w:p>
             <w:pPr>
@@ -11292,6 +11780,8 @@
           <w:tcPr>
             <w:tcW w:w="3320" w:type="dxa"/>
             <w:vMerge w:val="restart"/>
+            <w:tcMar/>
+            <w:vAlign w:val="center"/>
           </w:tcPr>
           <w:p>
             <w:pPr>
@@ -11316,6 +11806,7 @@
         <w:tc>
           <w:tcPr>
             <w:tcW w:w="3321" w:type="dxa"/>
+            <w:tcMar/>
           </w:tcPr>
           <w:p>
             <w:pPr>
@@ -11337,6 +11828,7 @@
         <w:tc>
           <w:tcPr>
             <w:tcW w:w="3321" w:type="dxa"/>
+            <w:tcMar/>
           </w:tcPr>
           <w:p>
             <w:pPr>
@@ -11361,6 +11853,7 @@
           <w:tcPr>
             <w:tcW w:w="3320" w:type="dxa"/>
             <w:vMerge/>
+            <w:tcMar/>
           </w:tcPr>
           <w:p>
             <w:pPr>
@@ -11376,6 +11869,7 @@
         <w:tc>
           <w:tcPr>
             <w:tcW w:w="3321" w:type="dxa"/>
+            <w:tcMar/>
           </w:tcPr>
           <w:p>
             <w:pPr>
@@ -11397,6 +11891,7 @@
         <w:tc>
           <w:tcPr>
             <w:tcW w:w="3321" w:type="dxa"/>
+            <w:tcMar/>
           </w:tcPr>
           <w:p>
             <w:pPr>
@@ -11424,6 +11919,7 @@
           <w:tcPr>
             <w:tcW w:w="3320" w:type="dxa"/>
             <w:vMerge/>
+            <w:tcMar/>
           </w:tcPr>
           <w:p>
             <w:pPr>
@@ -11439,6 +11935,7 @@
         <w:tc>
           <w:tcPr>
             <w:tcW w:w="3321" w:type="dxa"/>
+            <w:tcMar/>
           </w:tcPr>
           <w:p>
             <w:pPr>
@@ -11460,6 +11957,7 @@
         <w:tc>
           <w:tcPr>
             <w:tcW w:w="3321" w:type="dxa"/>
+            <w:tcMar/>
           </w:tcPr>
           <w:p>
             <w:pPr>
@@ -11484,6 +11982,8 @@
           <w:tcPr>
             <w:tcW w:w="3320" w:type="dxa"/>
             <w:vMerge w:val="restart"/>
+            <w:tcMar/>
+            <w:vAlign w:val="center"/>
           </w:tcPr>
           <w:p>
             <w:pPr>
@@ -11508,6 +12008,7 @@
         <w:tc>
           <w:tcPr>
             <w:tcW w:w="3321" w:type="dxa"/>
+            <w:tcMar/>
           </w:tcPr>
           <w:p>
             <w:pPr>
@@ -11528,6 +12029,7 @@
         <w:tc>
           <w:tcPr>
             <w:tcW w:w="3321" w:type="dxa"/>
+            <w:tcMar/>
           </w:tcPr>
           <w:p>
             <w:pPr>
@@ -11551,6 +12053,7 @@
           <w:tcPr>
             <w:tcW w:w="3320" w:type="dxa"/>
             <w:vMerge/>
+            <w:tcMar/>
           </w:tcPr>
           <w:p>
             <w:pPr>
@@ -11565,6 +12068,7 @@
         <w:tc>
           <w:tcPr>
             <w:tcW w:w="3321" w:type="dxa"/>
+            <w:tcMar/>
           </w:tcPr>
           <w:p>
             <w:pPr>
@@ -11572,13 +12076,36 @@
               <w:ind w:firstLine="0"/>
               <w:rPr>
                 <w:rStyle w:val="Extranjerismo"/>
+                <w:lang w:val="es-CO"/>
               </w:rPr>
             </w:pPr>
             <w:r>
               <w:rPr>
                 <w:rStyle w:val="Extranjerismo"/>
-              </w:rPr>
-              <w:t>Enfloración (enfleurage)</w:t>
+                <w:lang w:val="es-CO"/>
+              </w:rPr>
+              <w:t>Enfloración</w:t>
+            </w:r>
+            <w:r>
+              <w:rPr>
+                <w:rStyle w:val="Extranjerismo"/>
+                <w:lang w:val="es-CO"/>
+              </w:rPr>
+              <w:t xml:space="preserve"> (</w:t>
+            </w:r>
+            <w:r>
+              <w:rPr>
+                <w:rStyle w:val="Extranjerismo"/>
+                <w:lang w:val="es-CO"/>
+              </w:rPr>
+              <w:t>enfleurage</w:t>
+            </w:r>
+            <w:r>
+              <w:rPr>
+                <w:rStyle w:val="Extranjerismo"/>
+                <w:lang w:val="es-CO"/>
+              </w:rPr>
+              <w:t>)</w:t>
             </w:r>
           </w:p>
           <w:p>
@@ -11593,6 +12120,7 @@
         <w:tc>
           <w:tcPr>
             <w:tcW w:w="3321" w:type="dxa"/>
+            <w:tcMar/>
           </w:tcPr>
           <w:p>
             <w:pPr>
@@ -11746,6 +12274,14 @@
     </w:p>
     <w:p>
       <w:pPr>
+        <w:rPr>
+          <w:rFonts w:cs="Calibri"/>
+          <w:lang w:eastAsia="es-CO"/>
+        </w:rPr>
+      </w:pPr>
+    </w:p>
+    <w:p>
+      <w:pPr>
         <w:pStyle w:val="Prrafodelista"/>
         <w:numPr>
           <w:ilvl w:val="0"/>
@@ -11780,7 +12316,6 @@
           <w:rFonts w:cs="Calibri"/>
           <w:lang w:eastAsia="es-CO"/>
         </w:rPr>
-        <w:lastRenderedPageBreak/>
         <w:t>Procesos posteriores a la cosecha como limpieza, secado, selección y transporte del material vegetal.</w:t>
       </w:r>
     </w:p>
@@ -11903,12 +12438,244 @@
     </w:p>
     <w:p>
       <w:pPr>
+        <w:pStyle w:val="Prrafodelista"/>
+        <w:numPr>
+          <w:ilvl w:val="0"/>
+          <w:numId w:val="9"/>
+        </w:numPr>
+        <w:rPr>
+          <w:rFonts w:cs="Calibri"/>
+          <w:b/>
+          <w:bCs/>
+          <w:lang w:eastAsia="es-CO"/>
+        </w:rPr>
+      </w:pPr>
+      <w:r>
+        <w:rPr>
+          <w:rFonts w:cs="Calibri"/>
+          <w:b/>
+          <w:bCs/>
+          <w:lang w:eastAsia="es-CO"/>
+        </w:rPr>
+        <w:t>Propiedades organolépticas</w:t>
+      </w:r>
+    </w:p>
+    <w:p>
+      <w:pPr>
+        <w:pStyle w:val="Prrafodelista"/>
+        <w:ind w:firstLine="0"/>
+        <w:rPr>
+          <w:rFonts w:cs="Calibri"/>
+          <w:lang w:eastAsia="es-CO"/>
+        </w:rPr>
+      </w:pPr>
+      <w:r>
+        <w:rPr>
+          <w:rFonts w:cs="Calibri"/>
+          <w:lang w:eastAsia="es-CO"/>
+        </w:rPr>
+        <w:t>Características sensoriales del aceite esencial: olor, color y sabor.</w:t>
+      </w:r>
+    </w:p>
+    <w:p>
+      <w:pPr>
+        <w:pStyle w:val="Prrafodelista"/>
+        <w:numPr>
+          <w:ilvl w:val="0"/>
+          <w:numId w:val="9"/>
+        </w:numPr>
+        <w:rPr>
+          <w:rFonts w:cs="Calibri"/>
+          <w:b/>
+          <w:bCs/>
+          <w:lang w:eastAsia="es-CO"/>
+        </w:rPr>
+      </w:pPr>
+      <w:r>
+        <w:rPr>
+          <w:rFonts w:cs="Calibri"/>
+          <w:b/>
+          <w:bCs/>
+          <w:lang w:eastAsia="es-CO"/>
+        </w:rPr>
+        <w:t>Aplicación</w:t>
+      </w:r>
+    </w:p>
+    <w:p>
+      <w:pPr>
+        <w:ind w:left="360" w:firstLine="348"/>
+        <w:rPr>
+          <w:rFonts w:cs="Calibri"/>
+          <w:lang w:eastAsia="es-CO"/>
+        </w:rPr>
+      </w:pPr>
+      <w:r>
+        <w:rPr>
+          <w:rFonts w:cs="Calibri"/>
+          <w:lang w:eastAsia="es-CO"/>
+        </w:rPr>
+        <w:t>Uso del aceite esencial en aromaterapia, cosmética, medicina, agricultura o industria alimentaria.</w:t>
+      </w:r>
+    </w:p>
+    <w:p>
+      <w:pPr>
+        <w:pStyle w:val="Prrafodelista"/>
+        <w:numPr>
+          <w:ilvl w:val="0"/>
+          <w:numId w:val="9"/>
+        </w:numPr>
+        <w:rPr>
+          <w:rFonts w:cs="Calibri"/>
+          <w:b/>
+          <w:bCs/>
+          <w:lang w:eastAsia="es-CO"/>
+        </w:rPr>
+      </w:pPr>
+      <w:r>
+        <w:rPr>
+          <w:rFonts w:cs="Calibri"/>
+          <w:b/>
+          <w:bCs/>
+          <w:lang w:eastAsia="es-CO"/>
+        </w:rPr>
+        <w:t>Cantidad</w:t>
+      </w:r>
+    </w:p>
+    <w:p>
+      <w:pPr>
+        <w:rPr>
+          <w:rFonts w:cs="Calibri"/>
+          <w:lang w:eastAsia="es-CO"/>
+        </w:rPr>
+      </w:pPr>
+      <w:r>
+        <w:rPr>
+          <w:rFonts w:cs="Calibri"/>
+          <w:lang w:eastAsia="es-CO"/>
+        </w:rPr>
+        <w:t>Rendimiento del aceite esencial obtenido a partir del material vegetal procesado.</w:t>
+      </w:r>
+    </w:p>
+    <w:p>
+      <w:pPr>
+        <w:pStyle w:val="Prrafodelista"/>
+        <w:numPr>
+          <w:ilvl w:val="0"/>
+          <w:numId w:val="9"/>
+        </w:numPr>
+        <w:rPr>
+          <w:rFonts w:cs="Calibri"/>
+          <w:b/>
+          <w:bCs/>
+          <w:lang w:eastAsia="es-CO"/>
+        </w:rPr>
+      </w:pPr>
+      <w:r>
+        <w:rPr>
+          <w:rFonts w:cs="Calibri"/>
+          <w:b/>
+          <w:bCs/>
+          <w:lang w:eastAsia="es-CO"/>
+        </w:rPr>
+        <w:t>Pureza</w:t>
+      </w:r>
+    </w:p>
+    <w:p>
+      <w:pPr>
+        <w:pStyle w:val="Prrafodelista"/>
+        <w:ind w:firstLine="0"/>
+        <w:rPr>
+          <w:rFonts w:cs="Calibri"/>
+          <w:lang w:eastAsia="es-CO"/>
+        </w:rPr>
+      </w:pPr>
+      <w:r>
+        <w:rPr>
+          <w:rFonts w:cs="Calibri"/>
+          <w:lang w:eastAsia="es-CO"/>
+        </w:rPr>
+        <w:t>Grado de autenticidad y ausencia de adulteraciones en el aceite esencial.</w:t>
+      </w:r>
+    </w:p>
+    <w:p>
+      <w:pPr>
+        <w:pStyle w:val="Prrafodelista"/>
+        <w:numPr>
+          <w:ilvl w:val="0"/>
+          <w:numId w:val="9"/>
+        </w:numPr>
+        <w:rPr>
+          <w:rFonts w:cs="Calibri"/>
+          <w:b/>
+          <w:bCs/>
+          <w:lang w:eastAsia="es-CO"/>
+        </w:rPr>
+      </w:pPr>
+      <w:r>
+        <w:rPr>
+          <w:rFonts w:cs="Calibri"/>
+          <w:b/>
+          <w:bCs/>
+          <w:lang w:eastAsia="es-CO"/>
+        </w:rPr>
+        <w:t>Estabilidad</w:t>
+      </w:r>
+    </w:p>
+    <w:p>
+      <w:pPr>
+        <w:pStyle w:val="Prrafodelista"/>
+        <w:ind w:firstLine="0"/>
+        <w:rPr>
+          <w:rFonts w:cs="Calibri"/>
+          <w:lang w:eastAsia="es-CO"/>
+        </w:rPr>
+      </w:pPr>
+      <w:r>
+        <w:rPr>
+          <w:rFonts w:cs="Calibri"/>
+          <w:lang w:eastAsia="es-CO"/>
+        </w:rPr>
+        <w:t>Capacidad del aceite esencial para mantener sus propiedades en el tiempo.</w:t>
+      </w:r>
+    </w:p>
+    <w:p>
+      <w:pPr>
+        <w:rPr>
+          <w:rFonts w:cs="Calibri"/>
+          <w:lang w:eastAsia="es-CO"/>
+        </w:rPr>
+      </w:pPr>
+      <w:r>
+        <w:rPr>
+          <w:rFonts w:cs="Calibri"/>
+          <w:lang w:eastAsia="es-CO"/>
+        </w:rPr>
+        <w:t>La selección adecuada del método de extracción es un factor determinante en la calidad final de los aceites esenciales, siempre que la materia prima presente condiciones óptimas. Ninguna tecnología, por avanzada que sea, puede compensar deficiencias en la calidad del material vegetal original. Por esta razón, es fundamental realizar pruebas químicas previas a la extracción, con el fin de evitar pérdidas económicas y de tiempo derivadas de la obtención de aceites que no cumplan con los estándares exigidos por el mercado.</w:t>
+      </w:r>
+    </w:p>
+    <w:p>
+      <w:pPr>
+        <w:rPr>
+          <w:rFonts w:cs="Calibri"/>
+          <w:lang w:eastAsia="es-CO"/>
+        </w:rPr>
+      </w:pPr>
+      <w:r>
+        <w:rPr>
+          <w:rFonts w:cs="Calibri"/>
+          <w:lang w:eastAsia="es-CO"/>
+        </w:rPr>
+        <w:t>Es importante destacar que solo los métodos de destilación y expresión permiten obtener aceites esenciales verdaderos, caracterizados por un alto grado de pureza, lo que los hace especialmente adecuados para su uso en aromaterapia. En contraste, otros métodos de extracción producen extractos aromáticos que contienen fracciones de aceites esenciales junto con residuos de solventes, los cuales se destinan principalmente a la industria de la perfumería, la medicina y el cuidado de la piel.</w:t>
+      </w:r>
+    </w:p>
+    <w:p>
+      <w:pPr>
         <w:pStyle w:val="Ttulo2"/>
         <w:rPr>
           <w:rFonts w:cs="Calibri"/>
         </w:rPr>
       </w:pPr>
-      <w:bookmarkStart w:id="9" w:name="_Toc223637214"/>
+      <w:bookmarkStart w:name="_Toc223637214" w:id="9"/>
       <w:r>
         <w:rPr>
           <w:rFonts w:cs="Calibri"/>
@@ -11978,7 +12745,14 @@
           <w:rFonts w:cs="Calibri"/>
           <w:lang w:eastAsia="es-CO"/>
         </w:rPr>
-        <w:t xml:space="preserve"> método mecánico en el que se aplica alta presión mediante un tornillo sinfín para romper las estructuras celulares de la cáscara seca, permitiendo la liberación del aceite esencial. Es un proceso continuo que no requiere solventes químicos, pero puede generar calor que afecte la calidad si no se controla adecuadamente. </w:t>
+        <w:t xml:space="preserve"> método mecánico en el que se aplica alta presión mediante un tornillo sinfín para romper las estructuras celulares de la cáscara seca, permitiendo la liberación del aceite esencial. Es un proceso continuo que </w:t>
+      </w:r>
+      <w:r>
+        <w:rPr>
+          <w:rFonts w:cs="Calibri"/>
+          <w:lang w:eastAsia="es-CO"/>
+        </w:rPr>
+        <w:t xml:space="preserve">no requiere solventes químicos, pero puede generar calor que afecte la calidad si no se controla adecuadamente. </w:t>
       </w:r>
     </w:p>
     <w:p>
@@ -12029,7 +12803,6 @@
           <w:bCs/>
           <w:lang w:eastAsia="es-CO"/>
         </w:rPr>
-        <w:lastRenderedPageBreak/>
         <w:t>Ventajas principales:</w:t>
       </w:r>
       <w:r>
@@ -12346,7 +13119,6 @@
           <w:bCs/>
           <w:lang w:eastAsia="es-CO"/>
         </w:rPr>
-        <w:lastRenderedPageBreak/>
         <w:t xml:space="preserve">Materia prima: </w:t>
       </w:r>
       <w:r>
@@ -12400,6 +13172,12 @@
           <w:lang w:eastAsia="es-CO"/>
         </w:rPr>
         <w:tab/>
+      </w:r>
+      <w:r>
+        <w:rPr>
+          <w:rFonts w:cs="Calibri"/>
+          <w:lang w:eastAsia="es-CO"/>
+        </w:rPr>
         <w:t>Prensa mecánica de cítricos / glándulas oleíferas en cáscara</w:t>
       </w:r>
       <w:r>
@@ -12417,7 +13195,7 @@
           <w:rFonts w:cs="Calibri"/>
         </w:rPr>
       </w:pPr>
-      <w:bookmarkStart w:id="10" w:name="_Toc223637215"/>
+      <w:bookmarkStart w:name="_Toc223637215" w:id="10"/>
       <w:r>
         <w:rPr>
           <w:rFonts w:cs="Calibri"/>
@@ -12492,7 +13270,14 @@
           <w:rFonts w:cs="Calibri"/>
           <w:lang w:eastAsia="es-CO"/>
         </w:rPr>
-        <w:t>Este método de extracción consiste en el uso de un recipiente cilíndrico de capacidad variable, en cuya parte superior se dispone una bandeja o rejilla donde se coloca el material vegetal a destilar. En la parte inferior del equipo se localiza un sistema encargado de inyectar vapor de agua proveniente de una caldera, el cual atraviesa el material vegetal, arrastra los compuestos aromáticos y los conduce hacia el sistema de condensación para su posterior separación.</w:t>
+        <w:t xml:space="preserve">Este método de extracción consiste en el uso de un recipiente cilíndrico de capacidad variable, en cuya parte superior se dispone una bandeja o rejilla donde se coloca el material vegetal a destilar. En la parte inferior del equipo se localiza un </w:t>
+      </w:r>
+      <w:r>
+        <w:rPr>
+          <w:rFonts w:cs="Calibri"/>
+          <w:lang w:eastAsia="es-CO"/>
+        </w:rPr>
+        <w:t>sistema encargado de inyectar vapor de agua proveniente de una caldera, el cual atraviesa el material vegetal, arrastra los compuestos aromáticos y los conduce hacia el sistema de condensación para su posterior separación.</w:t>
       </w:r>
     </w:p>
     <w:p>
@@ -12523,7 +13308,6 @@
         <w:rPr>
           <w:rFonts w:cs="Calibri"/>
         </w:rPr>
-        <w:lastRenderedPageBreak/>
         <w:t>Figura 1. Factores para determinar el tamaño del destilador</w:t>
       </w:r>
     </w:p>
@@ -12607,12 +13391,12 @@
       <w:tblPr>
         <w:tblW w:w="0" w:type="auto"/>
         <w:tblBorders>
-          <w:top w:val="single" w:sz="4" w:space="0" w:color="auto"/>
-          <w:left w:val="single" w:sz="4" w:space="0" w:color="auto"/>
-          <w:bottom w:val="single" w:sz="4" w:space="0" w:color="auto"/>
-          <w:right w:val="single" w:sz="4" w:space="0" w:color="auto"/>
-          <w:insideH w:val="single" w:sz="4" w:space="0" w:color="auto"/>
-          <w:insideV w:val="single" w:sz="4" w:space="0" w:color="auto"/>
+          <w:top w:val="single" w:color="auto" w:sz="4" w:space="0"/>
+          <w:left w:val="single" w:color="auto" w:sz="4" w:space="0"/>
+          <w:bottom w:val="single" w:color="auto" w:sz="4" w:space="0"/>
+          <w:right w:val="single" w:color="auto" w:sz="4" w:space="0"/>
+          <w:insideH w:val="single" w:color="auto" w:sz="4" w:space="0"/>
+          <w:insideV w:val="single" w:color="auto" w:sz="4" w:space="0"/>
         </w:tblBorders>
         <w:tblLook w:val="04A0" w:firstRow="1" w:lastRow="0" w:firstColumn="1" w:lastColumn="0" w:noHBand="0" w:noVBand="1"/>
       </w:tblPr>
@@ -12766,14 +13550,13 @@
               <w:rPr>
                 <w:rFonts w:cs="Calibri"/>
               </w:rPr>
-              <w:t xml:space="preserve">Método en el que el vapor de agua se produce en una caldera externa y se conduce hacia el material vegetal, provocando la ruptura de las glándulas oleíferas y el arrastre de los compuestos </w:t>
-            </w:r>
-            <w:r>
-              <w:rPr>
-                <w:rFonts w:cs="Calibri"/>
-              </w:rPr>
-              <w:lastRenderedPageBreak/>
-              <w:t>volátiles hacia el condensador.</w:t>
+              <w:t xml:space="preserve">Método en el que el vapor de agua se produce en una caldera externa y se conduce hacia el material vegetal, </w:t>
+            </w:r>
+            <w:r>
+              <w:rPr>
+                <w:rFonts w:cs="Calibri"/>
+              </w:rPr>
+              <w:t>provocando la ruptura de las glándulas oleíferas y el arrastre de los compuestos volátiles hacia el condensador.</w:t>
             </w:r>
           </w:p>
         </w:tc>
@@ -12794,8 +13577,13 @@
               <w:rPr>
                 <w:rFonts w:cs="Calibri"/>
               </w:rPr>
-              <w:lastRenderedPageBreak/>
-              <w:t>Permite controlar la temperatura, evita el contacto directo del material con el agua, conserva mejor la calidad del aceite y es adecuado para producción a gran escala.</w:t>
+              <w:t xml:space="preserve">Permite controlar la temperatura, evita el contacto directo del material con el agua, conserva mejor la calidad del </w:t>
+            </w:r>
+            <w:r>
+              <w:rPr>
+                <w:rFonts w:cs="Calibri"/>
+              </w:rPr>
+              <w:t>aceite y es adecuado para producción a gran escala.</w:t>
             </w:r>
           </w:p>
         </w:tc>
@@ -12816,7 +13604,13 @@
               <w:rPr>
                 <w:rFonts w:cs="Calibri"/>
               </w:rPr>
-              <w:t>Requiere mayor inversión en equipos, consumo energético elevado y personal capacitado para su operación.</w:t>
+              <w:t xml:space="preserve">Requiere mayor inversión en equipos, consumo energético elevado y personal </w:t>
+            </w:r>
+            <w:r>
+              <w:rPr>
+                <w:rFonts w:cs="Calibri"/>
+              </w:rPr>
+              <w:t>capacitado para su operación.</w:t>
             </w:r>
           </w:p>
         </w:tc>
@@ -12952,7 +13746,13 @@
               <w:rPr>
                 <w:rFonts w:cs="Calibri"/>
               </w:rPr>
-              <w:t>El agua se calienta en la base del extractor y el vapor atraviesa el material vegetal dispuesto sobre una rejilla, arrastrando los aceites esenciales.</w:t>
+              <w:t xml:space="preserve">El agua se calienta en la base del extractor y el vapor atraviesa el material vegetal dispuesto sobre </w:t>
+            </w:r>
+            <w:r>
+              <w:rPr>
+                <w:rFonts w:cs="Calibri"/>
+              </w:rPr>
+              <w:t>una rejilla, arrastrando los aceites esenciales.</w:t>
             </w:r>
           </w:p>
         </w:tc>
@@ -12973,7 +13773,13 @@
               <w:rPr>
                 <w:rFonts w:cs="Calibri"/>
               </w:rPr>
-              <w:t>Mejor control que la hidrodestilación, menor contacto directo con el agua, buena eficiencia y adecuada para diferentes tipos de plantas.</w:t>
+              <w:t xml:space="preserve">Mejor control que la hidrodestilación, menor contacto directo con el agua, buena eficiencia y adecuada para </w:t>
+            </w:r>
+            <w:r>
+              <w:rPr>
+                <w:rFonts w:cs="Calibri"/>
+              </w:rPr>
+              <w:t>diferentes tipos de plantas.</w:t>
             </w:r>
           </w:p>
         </w:tc>
@@ -12994,7 +13800,13 @@
               <w:rPr>
                 <w:rFonts w:cs="Calibri"/>
               </w:rPr>
-              <w:t>Menor precisión térmica que el arrastre por caldera, posibilidad de sobrecalentamiento si no se regula correctamente.</w:t>
+              <w:t xml:space="preserve">Menor precisión térmica que el arrastre por caldera, posibilidad de sobrecalentamiento </w:t>
+            </w:r>
+            <w:r>
+              <w:rPr>
+                <w:rFonts w:cs="Calibri"/>
+              </w:rPr>
+              <w:t>si no se regula correctamente.</w:t>
             </w:r>
           </w:p>
         </w:tc>
@@ -13041,14 +13853,7 @@
               <w:rPr>
                 <w:rFonts w:cs="Calibri"/>
               </w:rPr>
-              <w:t xml:space="preserve">Método que reduce la presión dentro </w:t>
-            </w:r>
-            <w:r>
-              <w:rPr>
-                <w:rFonts w:cs="Calibri"/>
-              </w:rPr>
-              <w:lastRenderedPageBreak/>
-              <w:t>del sistema, permitiendo la evaporación de los compuestos volátiles a temperaturas más bajas.</w:t>
+              <w:t>Método que reduce la presión dentro del sistema, permitiendo la evaporación de los compuestos volátiles a temperaturas más bajas.</w:t>
             </w:r>
           </w:p>
         </w:tc>
@@ -13069,15 +13874,7 @@
               <w:rPr>
                 <w:rFonts w:cs="Calibri"/>
               </w:rPr>
-              <w:lastRenderedPageBreak/>
-              <w:t xml:space="preserve">Ideal para aceites termolábiles, </w:t>
-            </w:r>
-            <w:r>
-              <w:rPr>
-                <w:rFonts w:cs="Calibri"/>
-              </w:rPr>
-              <w:lastRenderedPageBreak/>
-              <w:t>reduce la degradación térmica, conserva mejor el aroma y las propiedades terapéuticas.</w:t>
+              <w:t>Ideal para aceites termolábiles, reduce la degradación térmica, conserva mejor el aroma y las propiedades terapéuticas.</w:t>
             </w:r>
           </w:p>
         </w:tc>
@@ -13098,15 +13895,7 @@
               <w:rPr>
                 <w:rFonts w:cs="Calibri"/>
               </w:rPr>
-              <w:lastRenderedPageBreak/>
-              <w:t xml:space="preserve">Equipos costosos, mayor complejidad </w:t>
-            </w:r>
-            <w:r>
-              <w:rPr>
-                <w:rFonts w:cs="Calibri"/>
-              </w:rPr>
-              <w:lastRenderedPageBreak/>
-              <w:t>técnica y limitado uso a nivel industrial convencional.</w:t>
+              <w:t>Equipos costosos, mayor complejidad técnica y limitado uso a nivel industrial convencional.</w:t>
             </w:r>
           </w:p>
         </w:tc>
@@ -13132,7 +13921,6 @@
                 <w:b/>
                 <w:bCs/>
               </w:rPr>
-              <w:lastRenderedPageBreak/>
               <w:t>Destilación molecular</w:t>
             </w:r>
           </w:p>
@@ -13243,14 +14031,7 @@
               <w:rPr>
                 <w:rFonts w:cs="Calibri"/>
               </w:rPr>
-              <w:t xml:space="preserve">El material vegetal se somete previamente a maceración (en agua u otro medio) para facilitar la </w:t>
-            </w:r>
-            <w:r>
-              <w:rPr>
-                <w:rFonts w:cs="Calibri"/>
-              </w:rPr>
-              <w:lastRenderedPageBreak/>
-              <w:t>ruptura celular antes del proceso de destilación.</w:t>
+              <w:t>El material vegetal se somete previamente a maceración (en agua u otro medio) para facilitar la ruptura celular antes del proceso de destilación.</w:t>
             </w:r>
           </w:p>
         </w:tc>
@@ -13271,15 +14052,7 @@
               <w:rPr>
                 <w:rFonts w:cs="Calibri"/>
               </w:rPr>
-              <w:lastRenderedPageBreak/>
-              <w:t xml:space="preserve">Aumenta el rendimiento del aceite, mejora la liberación de compuestos aromáticos y </w:t>
-            </w:r>
-            <w:r>
-              <w:rPr>
-                <w:rFonts w:cs="Calibri"/>
-              </w:rPr>
-              <w:lastRenderedPageBreak/>
-              <w:t>reduce el tiempo de destilación.</w:t>
+              <w:t>Aumenta el rendimiento del aceite, mejora la liberación de compuestos aromáticos y reduce el tiempo de destilación.</w:t>
             </w:r>
           </w:p>
         </w:tc>
@@ -13300,15 +14073,7 @@
               <w:rPr>
                 <w:rFonts w:cs="Calibri"/>
               </w:rPr>
-              <w:lastRenderedPageBreak/>
-              <w:t xml:space="preserve">Riesgo de fermentación si no se controla, posible alteración del perfil químico y mayor </w:t>
-            </w:r>
-            <w:r>
-              <w:rPr>
-                <w:rFonts w:cs="Calibri"/>
-              </w:rPr>
-              <w:lastRenderedPageBreak/>
-              <w:t>tiempo total de proceso.</w:t>
+              <w:t>Riesgo de fermentación si no se controla, posible alteración del perfil químico y mayor tiempo total de proceso.</w:t>
             </w:r>
           </w:p>
         </w:tc>
@@ -13344,12 +14109,12 @@
       <w:tblPr>
         <w:tblW w:w="0" w:type="auto"/>
         <w:tblBorders>
-          <w:top w:val="single" w:sz="4" w:space="0" w:color="auto"/>
-          <w:left w:val="single" w:sz="4" w:space="0" w:color="auto"/>
-          <w:bottom w:val="single" w:sz="4" w:space="0" w:color="auto"/>
-          <w:right w:val="single" w:sz="4" w:space="0" w:color="auto"/>
-          <w:insideH w:val="single" w:sz="4" w:space="0" w:color="auto"/>
-          <w:insideV w:val="single" w:sz="4" w:space="0" w:color="auto"/>
+          <w:top w:val="single" w:color="auto" w:sz="4" w:space="0"/>
+          <w:left w:val="single" w:color="auto" w:sz="4" w:space="0"/>
+          <w:bottom w:val="single" w:color="auto" w:sz="4" w:space="0"/>
+          <w:right w:val="single" w:color="auto" w:sz="4" w:space="0"/>
+          <w:insideH w:val="single" w:color="auto" w:sz="4" w:space="0"/>
+          <w:insideV w:val="single" w:color="auto" w:sz="4" w:space="0"/>
         </w:tblBorders>
         <w:tblLook w:val="04A0" w:firstRow="1" w:lastRow="0" w:firstColumn="1" w:lastColumn="0" w:noHBand="0" w:noVBand="1"/>
       </w:tblPr>
@@ -13525,7 +14290,13 @@
               <w:rPr>
                 <w:rFonts w:cs="Calibri"/>
               </w:rPr>
-              <w:t>Método tradicional en el que el material vegetal se coloca en contacto con grasas (animales o vegetales) que absorben los compuestos aromáticos. Posteriormente, la grasa aromatizada puede ser tratada con alcohol para recuperar la esencia.</w:t>
+              <w:t xml:space="preserve">Método tradicional en el que el material vegetal se coloca en contacto con grasas (animales o vegetales) que absorben los compuestos aromáticos. Posteriormente, la </w:t>
+            </w:r>
+            <w:r>
+              <w:rPr>
+                <w:rFonts w:cs="Calibri"/>
+              </w:rPr>
+              <w:t>grasa aromatizada puede ser tratada con alcohol para recuperar la esencia.</w:t>
             </w:r>
           </w:p>
         </w:tc>
@@ -13593,7 +14364,6 @@
                 <w:b/>
                 <w:bCs/>
               </w:rPr>
-              <w:lastRenderedPageBreak/>
               <w:t>Extracción con microondas</w:t>
             </w:r>
           </w:p>
@@ -13704,14 +14474,13 @@
               <w:rPr>
                 <w:rFonts w:cs="Calibri"/>
               </w:rPr>
-              <w:t xml:space="preserve">Método en el que se utilizan solventes orgánicos volátiles (como hexano o etanol) para disolver los compuestos aromáticos del material vegetal. </w:t>
-            </w:r>
-            <w:r>
-              <w:rPr>
-                <w:rFonts w:cs="Calibri"/>
-              </w:rPr>
-              <w:lastRenderedPageBreak/>
-              <w:t>Posteriormente, el solvente se evapora, obteniéndose un extracto concentrado.</w:t>
+              <w:t xml:space="preserve">Método en el que se utilizan solventes orgánicos volátiles (como hexano o </w:t>
+            </w:r>
+            <w:r>
+              <w:rPr>
+                <w:rFonts w:cs="Calibri"/>
+              </w:rPr>
+              <w:t>etanol) para disolver los compuestos aromáticos del material vegetal. Posteriormente, el solvente se evapora, obteniéndose un extracto concentrado.</w:t>
             </w:r>
           </w:p>
         </w:tc>
@@ -13732,8 +14501,13 @@
               <w:rPr>
                 <w:rFonts w:cs="Calibri"/>
               </w:rPr>
-              <w:lastRenderedPageBreak/>
-              <w:t>Alta eficiencia, adecuado para materiales con bajo contenido de aceite esencial y permite obtener absolutos de alta concentración aromática.</w:t>
+              <w:t xml:space="preserve">Alta eficiencia, adecuado para materiales con bajo contenido de aceite </w:t>
+            </w:r>
+            <w:r>
+              <w:rPr>
+                <w:rFonts w:cs="Calibri"/>
+              </w:rPr>
+              <w:t>esencial y permite obtener absolutos de alta concentración aromática.</w:t>
             </w:r>
           </w:p>
         </w:tc>
@@ -13754,14 +14528,13 @@
               <w:rPr>
                 <w:rFonts w:cs="Calibri"/>
               </w:rPr>
-              <w:t xml:space="preserve">Posibles residuos de solvente, pérdida de compuestos muy volátiles y uso restringido en productos terapéuticos si no </w:t>
-            </w:r>
-            <w:r>
-              <w:rPr>
-                <w:rFonts w:cs="Calibri"/>
-              </w:rPr>
-              <w:lastRenderedPageBreak/>
-              <w:t>se purifica adecuadamente.</w:t>
+              <w:t xml:space="preserve">Posibles residuos de solvente, pérdida de compuestos muy </w:t>
+            </w:r>
+            <w:r>
+              <w:rPr>
+                <w:rFonts w:cs="Calibri"/>
+              </w:rPr>
+              <w:t>volátiles y uso restringido en productos terapéuticos si no se purifica adecuadamente.</w:t>
             </w:r>
           </w:p>
         </w:tc>
@@ -13787,7 +14560,6 @@
                 <w:b/>
                 <w:bCs/>
               </w:rPr>
-              <w:lastRenderedPageBreak/>
               <w:t>Extracción por Fluidos Supercríticos (EFS)</w:t>
             </w:r>
           </w:p>
@@ -13899,12 +14671,11 @@
           <w:rFonts w:cs="Calibri"/>
         </w:rPr>
       </w:pPr>
-      <w:bookmarkStart w:id="11" w:name="_Toc223637216"/>
-      <w:r>
-        <w:rPr>
-          <w:rFonts w:cs="Calibri"/>
-        </w:rPr>
-        <w:lastRenderedPageBreak/>
+      <w:bookmarkStart w:name="_Toc223637216" w:id="11"/>
+      <w:r>
+        <w:rPr>
+          <w:rFonts w:cs="Calibri"/>
+        </w:rPr>
         <w:t>Análisis y control de calidad</w:t>
       </w:r>
       <w:bookmarkEnd w:id="11"/>
@@ -14107,7 +14878,6 @@
           <w:rFonts w:cs="Calibri"/>
           <w:lang w:eastAsia="es-CO"/>
         </w:rPr>
-        <w:lastRenderedPageBreak/>
         <w:t>Actualmente, el análisis de la calidad y composición de los aceites esenciales se realiza mediante tecnologías analíticas avanzadas. Entre los métodos más utilizados se encuentran:</w:t>
       </w:r>
     </w:p>
@@ -14263,7 +15033,7 @@
           <w:rFonts w:cs="Calibri"/>
         </w:rPr>
       </w:pPr>
-      <w:bookmarkStart w:id="12" w:name="_Toc223637217"/>
+      <w:bookmarkStart w:name="_Toc223637217" w:id="12"/>
       <w:r>
         <w:rPr>
           <w:rFonts w:cs="Calibri"/>
@@ -14292,7 +15062,6 @@
           <w:rFonts w:cs="Calibri"/>
           <w:lang w:eastAsia="es-CO"/>
         </w:rPr>
-        <w:lastRenderedPageBreak/>
         <w:t>presentan similitudes a nivel general, existen diferencias significativas relacionadas con el uso final del aceite esencial, ya sea cosmético, farmacéutico, alimentario o aroma terapéutico.</w:t>
       </w:r>
     </w:p>
@@ -14314,12 +15083,12 @@
       <w:tblPr>
         <w:tblW w:w="10177" w:type="dxa"/>
         <w:tblBorders>
-          <w:top w:val="single" w:sz="4" w:space="0" w:color="auto"/>
-          <w:left w:val="single" w:sz="4" w:space="0" w:color="auto"/>
-          <w:bottom w:val="single" w:sz="4" w:space="0" w:color="auto"/>
-          <w:right w:val="single" w:sz="4" w:space="0" w:color="auto"/>
-          <w:insideH w:val="single" w:sz="4" w:space="0" w:color="auto"/>
-          <w:insideV w:val="single" w:sz="4" w:space="0" w:color="auto"/>
+          <w:top w:val="single" w:color="auto" w:sz="4" w:space="0"/>
+          <w:left w:val="single" w:color="auto" w:sz="4" w:space="0"/>
+          <w:bottom w:val="single" w:color="auto" w:sz="4" w:space="0"/>
+          <w:right w:val="single" w:color="auto" w:sz="4" w:space="0"/>
+          <w:insideH w:val="single" w:color="auto" w:sz="4" w:space="0"/>
+          <w:insideV w:val="single" w:color="auto" w:sz="4" w:space="0"/>
         </w:tblBorders>
         <w:tblLook w:val="04A0" w:firstRow="1" w:lastRow="0" w:firstColumn="1" w:lastColumn="0" w:noHBand="0" w:noVBand="1"/>
       </w:tblPr>
@@ -14530,7 +15299,6 @@
               <w:rPr>
                 <w:rFonts w:cs="Calibri"/>
               </w:rPr>
-              <w:lastRenderedPageBreak/>
               <w:t>fragancia, sabor o propiedades sensoriales, garantizando siempre la inocuidad para el consumidor.</w:t>
             </w:r>
           </w:p>
@@ -14552,7 +15320,6 @@
               <w:rPr>
                 <w:rFonts w:cs="Calibri"/>
               </w:rPr>
-              <w:lastRenderedPageBreak/>
               <w:t xml:space="preserve">Normas ISO, Codex </w:t>
             </w:r>
             <w:r>
@@ -14717,9 +15484,8 @@
       <w:pPr>
         <w:pStyle w:val="Titulosgenerales"/>
       </w:pPr>
-      <w:bookmarkStart w:id="13" w:name="_Toc223637218"/>
-      <w:r>
-        <w:lastRenderedPageBreak/>
+      <w:bookmarkStart w:name="_Toc223637218" w:id="13"/>
+      <w:r>
         <w:t>Síntesis</w:t>
       </w:r>
       <w:bookmarkEnd w:id="13"/>
@@ -14767,7 +15533,6 @@
           <w:noProof/>
           <w:lang w:eastAsia="es-CO"/>
         </w:rPr>
-        <w:lastRenderedPageBreak/>
         <w:drawing>
           <wp:inline distT="0" distB="0" distL="0" distR="0" wp14:anchorId="13061DE8" wp14:editId="6E1543FA">
             <wp:extent cx="5943600" cy="4826000"/>
@@ -14822,10 +15587,9 @@
       <w:pPr>
         <w:pStyle w:val="Titulosgenerales"/>
       </w:pPr>
-      <w:bookmarkStart w:id="14" w:name="_Toc176443725"/>
-      <w:bookmarkStart w:id="15" w:name="_Toc223637219"/>
-      <w:r>
-        <w:lastRenderedPageBreak/>
+      <w:bookmarkStart w:name="_Toc176443725" w:id="14"/>
+      <w:bookmarkStart w:name="_Toc223637219" w:id="15"/>
+      <w:r>
         <w:t>Glosario</w:t>
       </w:r>
       <w:bookmarkEnd w:id="14"/>
@@ -15111,7 +15875,6 @@
           <w:b/>
           <w:lang w:eastAsia="es-CO"/>
         </w:rPr>
-        <w:lastRenderedPageBreak/>
         <w:t xml:space="preserve">Raspado: </w:t>
       </w:r>
       <w:r>
@@ -15247,13 +16010,12 @@
           <w:lang w:val="es-MX"/>
         </w:rPr>
       </w:pPr>
-      <w:bookmarkStart w:id="16" w:name="_Toc176443726"/>
-      <w:bookmarkStart w:id="17" w:name="_Toc223637220"/>
+      <w:bookmarkStart w:name="_Toc176443726" w:id="16"/>
+      <w:bookmarkStart w:name="_Toc223637220" w:id="17"/>
       <w:r>
         <w:rPr>
           <w:lang w:val="es-MX"/>
         </w:rPr>
-        <w:lastRenderedPageBreak/>
         <w:t>Referencias bibliográficas</w:t>
       </w:r>
       <w:bookmarkEnd w:id="16"/>
@@ -15388,10 +16150,9 @@
       <w:pPr>
         <w:pStyle w:val="Titulosgenerales"/>
       </w:pPr>
-      <w:bookmarkStart w:id="18" w:name="_Toc176443727"/>
-      <w:bookmarkStart w:id="19" w:name="_Toc223637221"/>
-      <w:r>
-        <w:lastRenderedPageBreak/>
+      <w:bookmarkStart w:name="_Toc176443727" w:id="18"/>
+      <w:bookmarkStart w:name="_Toc223637221" w:id="19"/>
+      <w:r>
         <w:t>Créditos</w:t>
       </w:r>
       <w:bookmarkEnd w:id="18"/>
@@ -15421,12 +16182,12 @@
       <w:tblPr>
         <w:tblW w:w="9823" w:type="dxa"/>
         <w:tblBorders>
-          <w:top w:val="single" w:sz="4" w:space="0" w:color="auto"/>
-          <w:left w:val="single" w:sz="4" w:space="0" w:color="auto"/>
-          <w:bottom w:val="single" w:sz="4" w:space="0" w:color="auto"/>
-          <w:right w:val="single" w:sz="4" w:space="0" w:color="auto"/>
-          <w:insideH w:val="single" w:sz="4" w:space="0" w:color="auto"/>
-          <w:insideV w:val="single" w:sz="4" w:space="0" w:color="auto"/>
+          <w:top w:val="single" w:color="auto" w:sz="4" w:space="0"/>
+          <w:left w:val="single" w:color="auto" w:sz="4" w:space="0"/>
+          <w:bottom w:val="single" w:color="auto" w:sz="4" w:space="0"/>
+          <w:right w:val="single" w:color="auto" w:sz="4" w:space="0"/>
+          <w:insideH w:val="single" w:color="auto" w:sz="4" w:space="0"/>
+          <w:insideV w:val="single" w:color="auto" w:sz="4" w:space="0"/>
         </w:tblBorders>
         <w:tblCellMar>
           <w:left w:w="0" w:type="dxa"/>
@@ -15662,12 +16423,12 @@
       <w:tblPr>
         <w:tblW w:w="9776" w:type="dxa"/>
         <w:tblBorders>
-          <w:top w:val="single" w:sz="4" w:space="0" w:color="auto"/>
-          <w:left w:val="single" w:sz="4" w:space="0" w:color="auto"/>
-          <w:bottom w:val="single" w:sz="4" w:space="0" w:color="auto"/>
-          <w:right w:val="single" w:sz="4" w:space="0" w:color="auto"/>
-          <w:insideH w:val="single" w:sz="4" w:space="0" w:color="auto"/>
-          <w:insideV w:val="single" w:sz="4" w:space="0" w:color="auto"/>
+          <w:top w:val="single" w:color="auto" w:sz="4" w:space="0"/>
+          <w:left w:val="single" w:color="auto" w:sz="4" w:space="0"/>
+          <w:bottom w:val="single" w:color="auto" w:sz="4" w:space="0"/>
+          <w:right w:val="single" w:color="auto" w:sz="4" w:space="0"/>
+          <w:insideH w:val="single" w:color="auto" w:sz="4" w:space="0"/>
+          <w:insideV w:val="single" w:color="auto" w:sz="4" w:space="0"/>
         </w:tblBorders>
         <w:tblLayout w:type="fixed"/>
         <w:tblCellMar>
@@ -15964,7 +16725,6 @@
           <w:bCs/>
           <w:lang w:eastAsia="es-CO"/>
         </w:rPr>
-        <w:lastRenderedPageBreak/>
         <w:t>Diseño y desarrollo de recursos educativos digitales</w:t>
       </w:r>
     </w:p>
@@ -15972,12 +16732,12 @@
       <w:tblPr>
         <w:tblW w:w="9776" w:type="dxa"/>
         <w:tblBorders>
-          <w:top w:val="single" w:sz="4" w:space="0" w:color="auto"/>
-          <w:left w:val="single" w:sz="4" w:space="0" w:color="auto"/>
-          <w:bottom w:val="single" w:sz="4" w:space="0" w:color="auto"/>
-          <w:right w:val="single" w:sz="4" w:space="0" w:color="auto"/>
-          <w:insideH w:val="single" w:sz="4" w:space="0" w:color="auto"/>
-          <w:insideV w:val="single" w:sz="4" w:space="0" w:color="auto"/>
+          <w:top w:val="single" w:color="auto" w:sz="4" w:space="0"/>
+          <w:left w:val="single" w:color="auto" w:sz="4" w:space="0"/>
+          <w:bottom w:val="single" w:color="auto" w:sz="4" w:space="0"/>
+          <w:right w:val="single" w:color="auto" w:sz="4" w:space="0"/>
+          <w:insideH w:val="single" w:color="auto" w:sz="4" w:space="0"/>
+          <w:insideV w:val="single" w:color="auto" w:sz="4" w:space="0"/>
         </w:tblBorders>
         <w:tblCellMar>
           <w:left w:w="0" w:type="dxa"/>
@@ -15995,10 +16755,10 @@
           <w:tcPr>
             <w:tcW w:w="2689" w:type="dxa"/>
             <w:tcBorders>
-              <w:top w:val="single" w:sz="4" w:space="0" w:color="auto"/>
-              <w:left w:val="single" w:sz="4" w:space="0" w:color="auto"/>
-              <w:bottom w:val="single" w:sz="4" w:space="0" w:color="auto"/>
-              <w:right w:val="single" w:sz="4" w:space="0" w:color="auto"/>
+              <w:top w:val="single" w:color="auto" w:sz="4" w:space="0"/>
+              <w:left w:val="single" w:color="auto" w:sz="4" w:space="0"/>
+              <w:bottom w:val="single" w:color="auto" w:sz="4" w:space="0"/>
+              <w:right w:val="single" w:color="auto" w:sz="4" w:space="0"/>
             </w:tcBorders>
             <w:tcMar>
               <w:top w:w="375" w:type="dxa"/>
@@ -16035,10 +16795,10 @@
           <w:tcPr>
             <w:tcW w:w="3543" w:type="dxa"/>
             <w:tcBorders>
-              <w:top w:val="single" w:sz="4" w:space="0" w:color="auto"/>
-              <w:left w:val="single" w:sz="4" w:space="0" w:color="auto"/>
-              <w:bottom w:val="single" w:sz="4" w:space="0" w:color="auto"/>
-              <w:right w:val="single" w:sz="4" w:space="0" w:color="auto"/>
+              <w:top w:val="single" w:color="auto" w:sz="4" w:space="0"/>
+              <w:left w:val="single" w:color="auto" w:sz="4" w:space="0"/>
+              <w:bottom w:val="single" w:color="auto" w:sz="4" w:space="0"/>
+              <w:right w:val="single" w:color="auto" w:sz="4" w:space="0"/>
             </w:tcBorders>
             <w:tcMar>
               <w:top w:w="375" w:type="dxa"/>
@@ -16071,10 +16831,10 @@
           <w:tcPr>
             <w:tcW w:w="3544" w:type="dxa"/>
             <w:tcBorders>
-              <w:top w:val="single" w:sz="4" w:space="0" w:color="auto"/>
-              <w:left w:val="single" w:sz="4" w:space="0" w:color="auto"/>
-              <w:bottom w:val="single" w:sz="4" w:space="0" w:color="auto"/>
-              <w:right w:val="single" w:sz="4" w:space="0" w:color="auto"/>
+              <w:top w:val="single" w:color="auto" w:sz="4" w:space="0"/>
+              <w:left w:val="single" w:color="auto" w:sz="4" w:space="0"/>
+              <w:bottom w:val="single" w:color="auto" w:sz="4" w:space="0"/>
+              <w:right w:val="single" w:color="auto" w:sz="4" w:space="0"/>
             </w:tcBorders>
             <w:tcMar>
               <w:top w:w="375" w:type="dxa"/>
@@ -16109,7 +16869,7 @@
           <w:tcPr>
             <w:tcW w:w="2689" w:type="dxa"/>
             <w:tcBorders>
-              <w:top w:val="single" w:sz="4" w:space="0" w:color="auto"/>
+              <w:top w:val="single" w:color="auto" w:sz="4" w:space="0"/>
             </w:tcBorders>
             <w:tcMar>
               <w:top w:w="375" w:type="dxa"/>
@@ -16155,7 +16915,7 @@
           <w:tcPr>
             <w:tcW w:w="3543" w:type="dxa"/>
             <w:tcBorders>
-              <w:top w:val="single" w:sz="4" w:space="0" w:color="auto"/>
+              <w:top w:val="single" w:color="auto" w:sz="4" w:space="0"/>
             </w:tcBorders>
             <w:tcMar>
               <w:top w:w="375" w:type="dxa"/>
@@ -16184,12 +16944,15 @@
             </w:r>
             <w:r>
               <w:rPr>
-                <w:rFonts w:cs="Calibri"/>
-                <w:i/>
-                <w:iCs/>
-                <w:lang w:eastAsia="es-CO"/>
-              </w:rPr>
-              <w:t>full stack</w:t>
+                <w:rStyle w:val="Extranjerismo"/>
+              </w:rPr>
+              <w:t xml:space="preserve">full </w:t>
+            </w:r>
+            <w:r>
+              <w:rPr>
+                <w:rStyle w:val="Extranjerismo"/>
+              </w:rPr>
+              <w:t>stack</w:t>
             </w:r>
           </w:p>
         </w:tc>
@@ -16197,7 +16960,7 @@
           <w:tcPr>
             <w:tcW w:w="3544" w:type="dxa"/>
             <w:tcBorders>
-              <w:top w:val="single" w:sz="4" w:space="0" w:color="auto"/>
+              <w:top w:val="single" w:color="auto" w:sz="4" w:space="0"/>
             </w:tcBorders>
             <w:tcMar>
               <w:top w:w="375" w:type="dxa"/>
@@ -16357,12 +17120,12 @@
       <w:tblPr>
         <w:tblW w:w="9776" w:type="dxa"/>
         <w:tblBorders>
-          <w:top w:val="single" w:sz="4" w:space="0" w:color="auto"/>
-          <w:left w:val="single" w:sz="4" w:space="0" w:color="auto"/>
-          <w:bottom w:val="single" w:sz="4" w:space="0" w:color="auto"/>
-          <w:right w:val="single" w:sz="4" w:space="0" w:color="auto"/>
-          <w:insideH w:val="single" w:sz="4" w:space="0" w:color="auto"/>
-          <w:insideV w:val="single" w:sz="4" w:space="0" w:color="auto"/>
+          <w:top w:val="single" w:color="auto" w:sz="4" w:space="0"/>
+          <w:left w:val="single" w:color="auto" w:sz="4" w:space="0"/>
+          <w:bottom w:val="single" w:color="auto" w:sz="4" w:space="0"/>
+          <w:right w:val="single" w:color="auto" w:sz="4" w:space="0"/>
+          <w:insideH w:val="single" w:color="auto" w:sz="4" w:space="0"/>
+          <w:insideV w:val="single" w:color="auto" w:sz="4" w:space="0"/>
         </w:tblBorders>
         <w:tblCellMar>
           <w:left w:w="0" w:type="dxa"/>
@@ -16615,7 +17378,7 @@
     <w:sectPr>
       <w:headerReference w:type="default" r:id="rId17"/>
       <w:footerReference w:type="default" r:id="rId18"/>
-      <w:pgSz w:w="12240" w:h="15840"/>
+      <w:pgSz w:w="12240" w:h="15840" w:orient="portrait"/>
       <w:pgMar w:top="1701" w:right="1134" w:bottom="1134" w:left="1134" w:header="709" w:footer="737" w:gutter="0"/>
       <w:pgNumType w:start="1"/>
       <w:cols w:space="708"/>
@@ -16651,7 +17414,7 @@
 </file>
 
 <file path=word/footer1.xml><?xml version="1.0" encoding="utf-8"?>
-<w:ftr xmlns:wpc="http://schemas.microsoft.com/office/word/2010/wordprocessingCanvas" xmlns:cx="http://schemas.microsoft.com/office/drawing/2014/chartex" xmlns:cx1="http://schemas.microsoft.com/office/drawing/2015/9/8/chartex" xmlns:cx2="http://schemas.microsoft.com/office/drawing/2015/10/21/chartex" xmlns:cx3="http://schemas.microsoft.com/office/drawing/2016/5/9/chartex" xmlns:cx4="http://schemas.microsoft.com/office/drawing/2016/5/10/chartex" xmlns:cx5="http://schemas.microsoft.com/office/drawing/2016/5/11/chartex" xmlns:cx6="http://schemas.microsoft.com/office/drawing/2016/5/12/chartex" xmlns:cx7="http://schemas.microsoft.com/office/drawing/2016/5/13/chartex" xmlns:cx8="http://schemas.microsoft.com/office/drawing/2016/5/14/chartex" xmlns:mc="http://schemas.openxmlformats.org/markup-compatibility/2006" xmlns:aink="http://schemas.microsoft.com/office/drawing/2016/ink" xmlns:am3d="http://schemas.microsoft.com/office/drawing/2017/model3d" xmlns:o="urn:schemas-microsoft-com:office:office" xmlns:oel="http://schemas.microsoft.com/office/2019/extlst" xmlns:r="http://schemas.openxmlformats.org/officeDocument/2006/relationships" xmlns:m="http://schemas.openxmlformats.org/officeDocument/2006/math" xmlns:v="urn:schemas-microsoft-com:vml" xmlns:wp14="http://schemas.microsoft.com/office/word/2010/wordprocessingDrawing" xmlns:wp="http://schemas.openxmlformats.org/drawingml/2006/wordprocessingDrawing" xmlns:w10="urn:schemas-microsoft-com:office:word" xmlns:w="http://schemas.openxmlformats.org/wordprocessingml/2006/main" xmlns:w14="http://schemas.microsoft.com/office/word/2010/wordml" xmlns:w15="http://schemas.microsoft.com/office/word/2012/wordml" xmlns:w16cex="http://schemas.microsoft.com/office/word/2018/wordml/cex" xmlns:w16cid="http://schemas.microsoft.com/office/word/2016/wordml/cid" xmlns:w16="http://schemas.microsoft.com/office/word/2018/wordml" xmlns:w16du="http://schemas.microsoft.com/office/word/2023/wordml/word16du" xmlns:w16sdtdh="http://schemas.microsoft.com/office/word/2020/wordml/sdtdatahash" xmlns:w16sdtfl="http://schemas.microsoft.com/office/word/2024/wordml/sdtformatlock" xmlns:w16se="http://schemas.microsoft.com/office/word/2015/wordml/symex" xmlns:wpg="http://schemas.microsoft.com/office/word/2010/wordprocessingGroup" xmlns:wpi="http://schemas.microsoft.com/office/word/2010/wordprocessingInk" xmlns:wne="http://schemas.microsoft.com/office/word/2006/wordml" xmlns:wps="http://schemas.microsoft.com/office/word/2010/wordprocessingShape" mc:Ignorable="w14 w15 w16se w16cid w16 w16cex w16sdtdh w16sdtfl w16du wp14">
+<w:ftr xmlns:wpc="http://schemas.microsoft.com/office/word/2010/wordprocessingCanvas" xmlns:cx="http://schemas.microsoft.com/office/drawing/2014/chartex" xmlns:cx1="http://schemas.microsoft.com/office/drawing/2015/9/8/chartex" xmlns:cx2="http://schemas.microsoft.com/office/drawing/2015/10/21/chartex" xmlns:cx3="http://schemas.microsoft.com/office/drawing/2016/5/9/chartex" xmlns:cx4="http://schemas.microsoft.com/office/drawing/2016/5/10/chartex" xmlns:cx5="http://schemas.microsoft.com/office/drawing/2016/5/11/chartex" xmlns:cx6="http://schemas.microsoft.com/office/drawing/2016/5/12/chartex" xmlns:cx7="http://schemas.microsoft.com/office/drawing/2016/5/13/chartex" xmlns:cx8="http://schemas.microsoft.com/office/drawing/2016/5/14/chartex" xmlns:mc="http://schemas.openxmlformats.org/markup-compatibility/2006" xmlns:aink="http://schemas.microsoft.com/office/drawing/2016/ink" xmlns:am3d="http://schemas.microsoft.com/office/drawing/2017/model3d" xmlns:o="urn:schemas-microsoft-com:office:office" xmlns:oel="http://schemas.microsoft.com/office/2019/extlst" xmlns:r="http://schemas.openxmlformats.org/officeDocument/2006/relationships" xmlns:m="http://schemas.openxmlformats.org/officeDocument/2006/math" xmlns:v="urn:schemas-microsoft-com:vml" xmlns:wp14="http://schemas.microsoft.com/office/word/2010/wordprocessingDrawing" xmlns:wp="http://schemas.openxmlformats.org/drawingml/2006/wordprocessingDrawing" xmlns:w10="urn:schemas-microsoft-com:office:word" xmlns:w="http://schemas.openxmlformats.org/wordprocessingml/2006/main" xmlns:w14="http://schemas.microsoft.com/office/word/2010/wordml" xmlns:w15="http://schemas.microsoft.com/office/word/2012/wordml" xmlns:w16cex="http://schemas.microsoft.com/office/word/2018/wordml/cex" xmlns:w16cid="http://schemas.microsoft.com/office/word/2016/wordml/cid" xmlns:w16="http://schemas.microsoft.com/office/word/2018/wordml" xmlns:w16du="http://schemas.microsoft.com/office/word/2023/wordml/word16du" xmlns:w16sdtdh="http://schemas.microsoft.com/office/word/2020/wordml/sdtdatahash" xmlns:w16sdtfl="http://schemas.microsoft.com/office/word/2024/wordml/sdtformatlock" xmlns:w16se="http://schemas.microsoft.com/office/word/2015/wordml/symex" xmlns:wpg="http://schemas.microsoft.com/office/word/2010/wordprocessingGroup" xmlns:wpi="http://schemas.microsoft.com/office/word/2010/wordprocessingInk" xmlns:wne="http://schemas.microsoft.com/office/word/2006/wordml" xmlns:wps="http://schemas.microsoft.com/office/word/2010/wordprocessingShape" xmlns:a="http://schemas.openxmlformats.org/drawingml/2006/main" mc:Ignorable="w14 w15 w16se w16cid w16 w16cex w16sdtdh w16sdtfl w16du wp14">
   <w:p>
     <w:pPr>
       <w:pStyle w:val="Piedepgina"/>
@@ -16733,12 +17496,12 @@
           </w:drawing>
         </mc:Choice>
         <mc:Fallback>
-          <w:pict>
-            <v:shapetype w14:anchorId="591F1C69" id="_x0000_t202" coordsize="21600,21600" o:spt="202" path="m,l,21600r21600,l21600,xe">
+          <w:pict w14:anchorId="5DB6B7AA">
+            <v:shapetype id="_x0000_t202" coordsize="21600,21600" o:spt="202" path="m,l,21600r21600,l21600,xe" w14:anchorId="591F1C69">
               <v:stroke joinstyle="miter"/>
               <v:path gradientshapeok="t" o:connecttype="rect"/>
             </v:shapetype>
-            <v:shape id="Cuadro de texto 13" o:spid="_x0000_s1027" type="#_x0000_t202" style="position:absolute;left:0;text-align:left;margin-left:16.1pt;margin-top:.65pt;width:455.15pt;height:41.4pt;z-index:251658240;visibility:visible;mso-wrap-style:square;mso-width-percent:0;mso-height-percent:0;mso-wrap-distance-left:9pt;mso-wrap-distance-top:3.6pt;mso-wrap-distance-right:9pt;mso-wrap-distance-bottom:3.6pt;mso-position-horizontal:absolute;mso-position-horizontal-relative:text;mso-position-vertical:absolute;mso-position-vertical-relative:text;mso-width-percent:0;mso-height-percent:0;mso-width-relative:margin;mso-height-relative:margin;v-text-anchor:top" o:gfxdata="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" stroked="f">
+            <v:shape id="Cuadro de texto 13" style="position:absolute;left:0;text-align:left;margin-left:16.1pt;margin-top:.65pt;width:455.15pt;height:41.4pt;z-index:251658240;visibility:visible;mso-wrap-style:square;mso-width-percent:0;mso-height-percent:0;mso-wrap-distance-left:9pt;mso-wrap-distance-top:3.6pt;mso-wrap-distance-right:9pt;mso-wrap-distance-bottom:3.6pt;mso-position-horizontal:absolute;mso-position-horizontal-relative:text;mso-position-vertical:absolute;mso-position-vertical-relative:text;mso-width-percent:0;mso-height-percent:0;mso-width-relative:margin;mso-height-relative:margin;v-text-anchor:top" o:spid="_x0000_s1027" stroked="f" type="#_x0000_t202" o:gfxdata="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">
               <v:textbox>
                 <w:txbxContent>
                   <w:p>
@@ -16812,7 +17575,7 @@
 </file>
 
 <file path=word/header1.xml><?xml version="1.0" encoding="utf-8"?>
-<w:hdr xmlns:wpc="http://schemas.microsoft.com/office/word/2010/wordprocessingCanvas" xmlns:cx="http://schemas.microsoft.com/office/drawing/2014/chartex" xmlns:cx1="http://schemas.microsoft.com/office/drawing/2015/9/8/chartex" xmlns:cx2="http://schemas.microsoft.com/office/drawing/2015/10/21/chartex" xmlns:cx3="http://schemas.microsoft.com/office/drawing/2016/5/9/chartex" xmlns:cx4="http://schemas.microsoft.com/office/drawing/2016/5/10/chartex" xmlns:cx5="http://schemas.microsoft.com/office/drawing/2016/5/11/chartex" xmlns:cx6="http://schemas.microsoft.com/office/drawing/2016/5/12/chartex" xmlns:cx7="http://schemas.microsoft.com/office/drawing/2016/5/13/chartex" xmlns:cx8="http://schemas.microsoft.com/office/drawing/2016/5/14/chartex" xmlns:mc="http://schemas.openxmlformats.org/markup-compatibility/2006" xmlns:aink="http://schemas.microsoft.com/office/drawing/2016/ink" xmlns:am3d="http://schemas.microsoft.com/office/drawing/2017/model3d" xmlns:o="urn:schemas-microsoft-com:office:office" xmlns:oel="http://schemas.microsoft.com/office/2019/extlst" xmlns:r="http://schemas.openxmlformats.org/officeDocument/2006/relationships" xmlns:m="http://schemas.openxmlformats.org/officeDocument/2006/math" xmlns:v="urn:schemas-microsoft-com:vml" xmlns:wp14="http://schemas.microsoft.com/office/word/2010/wordprocessingDrawing" xmlns:wp="http://schemas.openxmlformats.org/drawingml/2006/wordprocessingDrawing" xmlns:w10="urn:schemas-microsoft-com:office:word" xmlns:w="http://schemas.openxmlformats.org/wordprocessingml/2006/main" xmlns:w14="http://schemas.microsoft.com/office/word/2010/wordml" xmlns:w15="http://schemas.microsoft.com/office/word/2012/wordml" xmlns:w16cex="http://schemas.microsoft.com/office/word/2018/wordml/cex" xmlns:w16cid="http://schemas.microsoft.com/office/word/2016/wordml/cid" xmlns:w16="http://schemas.microsoft.com/office/word/2018/wordml" xmlns:w16du="http://schemas.microsoft.com/office/word/2023/wordml/word16du" xmlns:w16sdtdh="http://schemas.microsoft.com/office/word/2020/wordml/sdtdatahash" xmlns:w16sdtfl="http://schemas.microsoft.com/office/word/2024/wordml/sdtformatlock" xmlns:w16se="http://schemas.microsoft.com/office/word/2015/wordml/symex" xmlns:wpg="http://schemas.microsoft.com/office/word/2010/wordprocessingGroup" xmlns:wpi="http://schemas.microsoft.com/office/word/2010/wordprocessingInk" xmlns:wne="http://schemas.microsoft.com/office/word/2006/wordml" xmlns:wps="http://schemas.microsoft.com/office/word/2010/wordprocessingShape" mc:Ignorable="w14 w15 w16se w16cid w16 w16cex w16sdtdh w16sdtfl w16du wp14">
+<w:hdr xmlns:wpc="http://schemas.microsoft.com/office/word/2010/wordprocessingCanvas" xmlns:cx="http://schemas.microsoft.com/office/drawing/2014/chartex" xmlns:cx1="http://schemas.microsoft.com/office/drawing/2015/9/8/chartex" xmlns:cx2="http://schemas.microsoft.com/office/drawing/2015/10/21/chartex" xmlns:cx3="http://schemas.microsoft.com/office/drawing/2016/5/9/chartex" xmlns:cx4="http://schemas.microsoft.com/office/drawing/2016/5/10/chartex" xmlns:cx5="http://schemas.microsoft.com/office/drawing/2016/5/11/chartex" xmlns:cx6="http://schemas.microsoft.com/office/drawing/2016/5/12/chartex" xmlns:cx7="http://schemas.microsoft.com/office/drawing/2016/5/13/chartex" xmlns:cx8="http://schemas.microsoft.com/office/drawing/2016/5/14/chartex" xmlns:mc="http://schemas.openxmlformats.org/markup-compatibility/2006" xmlns:aink="http://schemas.microsoft.com/office/drawing/2016/ink" xmlns:am3d="http://schemas.microsoft.com/office/drawing/2017/model3d" xmlns:o="urn:schemas-microsoft-com:office:office" xmlns:oel="http://schemas.microsoft.com/office/2019/extlst" xmlns:r="http://schemas.openxmlformats.org/officeDocument/2006/relationships" xmlns:m="http://schemas.openxmlformats.org/officeDocument/2006/math" xmlns:v="urn:schemas-microsoft-com:vml" xmlns:wp14="http://schemas.microsoft.com/office/word/2010/wordprocessingDrawing" xmlns:wp="http://schemas.openxmlformats.org/drawingml/2006/wordprocessingDrawing" xmlns:w10="urn:schemas-microsoft-com:office:word" xmlns:w="http://schemas.openxmlformats.org/wordprocessingml/2006/main" xmlns:w14="http://schemas.microsoft.com/office/word/2010/wordml" xmlns:w15="http://schemas.microsoft.com/office/word/2012/wordml" xmlns:w16cex="http://schemas.microsoft.com/office/word/2018/wordml/cex" xmlns:w16cid="http://schemas.microsoft.com/office/word/2016/wordml/cid" xmlns:w16="http://schemas.microsoft.com/office/word/2018/wordml" xmlns:w16du="http://schemas.microsoft.com/office/word/2023/wordml/word16du" xmlns:w16sdtdh="http://schemas.microsoft.com/office/word/2020/wordml/sdtdatahash" xmlns:w16sdtfl="http://schemas.microsoft.com/office/word/2024/wordml/sdtformatlock" xmlns:w16se="http://schemas.microsoft.com/office/word/2015/wordml/symex" xmlns:wpg="http://schemas.microsoft.com/office/word/2010/wordprocessingGroup" xmlns:wpi="http://schemas.microsoft.com/office/word/2010/wordprocessingInk" xmlns:wne="http://schemas.microsoft.com/office/word/2006/wordml" xmlns:wps="http://schemas.microsoft.com/office/word/2010/wordprocessingShape" xmlns:a="http://schemas.openxmlformats.org/drawingml/2006/main" xmlns:pic="http://schemas.openxmlformats.org/drawingml/2006/picture" xmlns:a14="http://schemas.microsoft.com/office/drawing/2010/main" mc:Ignorable="w14 w15 w16se w16cid w16 w16cex w16sdtdh w16sdtfl w16du wp14">
   <w:p>
     <w:pPr>
       <w:pStyle w:val="Encabezado"/>
@@ -16907,7 +17670,7 @@
         <w:ind w:left="1276" w:hanging="360"/>
       </w:pPr>
       <w:rPr>
-        <w:rFonts w:ascii="Symbol" w:hAnsi="Symbol" w:hint="default"/>
+        <w:rFonts w:hint="default" w:ascii="Symbol" w:hAnsi="Symbol"/>
       </w:rPr>
     </w:lvl>
   </w:abstractNum>
@@ -16924,7 +17687,7 @@
         <w:ind w:left="720" w:hanging="360"/>
       </w:pPr>
       <w:rPr>
-        <w:rFonts w:ascii="Courier New" w:hAnsi="Courier New" w:cs="Courier New" w:hint="default"/>
+        <w:rFonts w:hint="default" w:ascii="Courier New" w:hAnsi="Courier New" w:cs="Courier New"/>
       </w:rPr>
     </w:lvl>
     <w:lvl w:ilvl="1" w:tplc="240A0003" w:tentative="1">
@@ -16936,7 +17699,7 @@
         <w:ind w:left="1440" w:hanging="360"/>
       </w:pPr>
       <w:rPr>
-        <w:rFonts w:ascii="Courier New" w:hAnsi="Courier New" w:cs="Courier New" w:hint="default"/>
+        <w:rFonts w:hint="default" w:ascii="Courier New" w:hAnsi="Courier New" w:cs="Courier New"/>
       </w:rPr>
     </w:lvl>
     <w:lvl w:ilvl="2" w:tplc="240A0005" w:tentative="1">
@@ -16948,7 +17711,7 @@
         <w:ind w:left="2160" w:hanging="360"/>
       </w:pPr>
       <w:rPr>
-        <w:rFonts w:ascii="Wingdings" w:hAnsi="Wingdings" w:hint="default"/>
+        <w:rFonts w:hint="default" w:ascii="Wingdings" w:hAnsi="Wingdings"/>
       </w:rPr>
     </w:lvl>
     <w:lvl w:ilvl="3" w:tplc="240A0001" w:tentative="1">
@@ -16960,7 +17723,7 @@
         <w:ind w:left="2880" w:hanging="360"/>
       </w:pPr>
       <w:rPr>
-        <w:rFonts w:ascii="Symbol" w:hAnsi="Symbol" w:hint="default"/>
+        <w:rFonts w:hint="default" w:ascii="Symbol" w:hAnsi="Symbol"/>
       </w:rPr>
     </w:lvl>
     <w:lvl w:ilvl="4" w:tplc="240A0003" w:tentative="1">
@@ -16972,7 +17735,7 @@
         <w:ind w:left="3600" w:hanging="360"/>
       </w:pPr>
       <w:rPr>
-        <w:rFonts w:ascii="Courier New" w:hAnsi="Courier New" w:cs="Courier New" w:hint="default"/>
+        <w:rFonts w:hint="default" w:ascii="Courier New" w:hAnsi="Courier New" w:cs="Courier New"/>
       </w:rPr>
     </w:lvl>
     <w:lvl w:ilvl="5" w:tplc="240A0005" w:tentative="1">
@@ -16984,7 +17747,7 @@
         <w:ind w:left="4320" w:hanging="360"/>
       </w:pPr>
       <w:rPr>
-        <w:rFonts w:ascii="Wingdings" w:hAnsi="Wingdings" w:hint="default"/>
+        <w:rFonts w:hint="default" w:ascii="Wingdings" w:hAnsi="Wingdings"/>
       </w:rPr>
     </w:lvl>
     <w:lvl w:ilvl="6" w:tplc="240A0001" w:tentative="1">
@@ -16996,7 +17759,7 @@
         <w:ind w:left="5040" w:hanging="360"/>
       </w:pPr>
       <w:rPr>
-        <w:rFonts w:ascii="Symbol" w:hAnsi="Symbol" w:hint="default"/>
+        <w:rFonts w:hint="default" w:ascii="Symbol" w:hAnsi="Symbol"/>
       </w:rPr>
     </w:lvl>
     <w:lvl w:ilvl="7" w:tplc="240A0003" w:tentative="1">
@@ -17008,7 +17771,7 @@
         <w:ind w:left="5760" w:hanging="360"/>
       </w:pPr>
       <w:rPr>
-        <w:rFonts w:ascii="Courier New" w:hAnsi="Courier New" w:cs="Courier New" w:hint="default"/>
+        <w:rFonts w:hint="default" w:ascii="Courier New" w:hAnsi="Courier New" w:cs="Courier New"/>
       </w:rPr>
     </w:lvl>
     <w:lvl w:ilvl="8" w:tplc="240A0005" w:tentative="1">
@@ -17020,7 +17783,7 @@
         <w:ind w:left="6480" w:hanging="360"/>
       </w:pPr>
       <w:rPr>
-        <w:rFonts w:ascii="Wingdings" w:hAnsi="Wingdings" w:hint="default"/>
+        <w:rFonts w:hint="default" w:ascii="Wingdings" w:hAnsi="Wingdings"/>
       </w:rPr>
     </w:lvl>
   </w:abstractNum>
@@ -17037,7 +17800,7 @@
         <w:ind w:left="1068" w:hanging="360"/>
       </w:pPr>
       <w:rPr>
-        <w:rFonts w:ascii="Symbol" w:hAnsi="Symbol" w:hint="default"/>
+        <w:rFonts w:hint="default" w:ascii="Symbol" w:hAnsi="Symbol"/>
       </w:rPr>
     </w:lvl>
     <w:lvl w:ilvl="1" w:tplc="FFFFFFFF">
@@ -17048,7 +17811,7 @@
         <w:ind w:left="2136" w:hanging="708"/>
       </w:pPr>
       <w:rPr>
-        <w:rFonts w:ascii="Calibri" w:eastAsia="Calibri" w:hAnsi="Calibri" w:cs="Calibri" w:hint="default"/>
+        <w:rFonts w:hint="default" w:ascii="Calibri" w:hAnsi="Calibri" w:eastAsia="Calibri" w:cs="Calibri"/>
       </w:rPr>
     </w:lvl>
     <w:lvl w:ilvl="2" w:tplc="FFFFFFFF" w:tentative="1">
@@ -17060,7 +17823,7 @@
         <w:ind w:left="2508" w:hanging="360"/>
       </w:pPr>
       <w:rPr>
-        <w:rFonts w:ascii="Wingdings" w:hAnsi="Wingdings" w:hint="default"/>
+        <w:rFonts w:hint="default" w:ascii="Wingdings" w:hAnsi="Wingdings"/>
       </w:rPr>
     </w:lvl>
     <w:lvl w:ilvl="3" w:tplc="FFFFFFFF" w:tentative="1">
@@ -17072,7 +17835,7 @@
         <w:ind w:left="3228" w:hanging="360"/>
       </w:pPr>
       <w:rPr>
-        <w:rFonts w:ascii="Symbol" w:hAnsi="Symbol" w:hint="default"/>
+        <w:rFonts w:hint="default" w:ascii="Symbol" w:hAnsi="Symbol"/>
       </w:rPr>
     </w:lvl>
     <w:lvl w:ilvl="4" w:tplc="FFFFFFFF" w:tentative="1">
@@ -17084,7 +17847,7 @@
         <w:ind w:left="3948" w:hanging="360"/>
       </w:pPr>
       <w:rPr>
-        <w:rFonts w:ascii="Courier New" w:hAnsi="Courier New" w:cs="Courier New" w:hint="default"/>
+        <w:rFonts w:hint="default" w:ascii="Courier New" w:hAnsi="Courier New" w:cs="Courier New"/>
       </w:rPr>
     </w:lvl>
     <w:lvl w:ilvl="5" w:tplc="FFFFFFFF" w:tentative="1">
@@ -17096,7 +17859,7 @@
         <w:ind w:left="4668" w:hanging="360"/>
       </w:pPr>
       <w:rPr>
-        <w:rFonts w:ascii="Wingdings" w:hAnsi="Wingdings" w:hint="default"/>
+        <w:rFonts w:hint="default" w:ascii="Wingdings" w:hAnsi="Wingdings"/>
       </w:rPr>
     </w:lvl>
     <w:lvl w:ilvl="6" w:tplc="FFFFFFFF" w:tentative="1">
@@ -17108,7 +17871,7 @@
         <w:ind w:left="5388" w:hanging="360"/>
       </w:pPr>
       <w:rPr>
-        <w:rFonts w:ascii="Symbol" w:hAnsi="Symbol" w:hint="default"/>
+        <w:rFonts w:hint="default" w:ascii="Symbol" w:hAnsi="Symbol"/>
       </w:rPr>
     </w:lvl>
     <w:lvl w:ilvl="7" w:tplc="FFFFFFFF" w:tentative="1">
@@ -17120,7 +17883,7 @@
         <w:ind w:left="6108" w:hanging="360"/>
       </w:pPr>
       <w:rPr>
-        <w:rFonts w:ascii="Courier New" w:hAnsi="Courier New" w:cs="Courier New" w:hint="default"/>
+        <w:rFonts w:hint="default" w:ascii="Courier New" w:hAnsi="Courier New" w:cs="Courier New"/>
       </w:rPr>
     </w:lvl>
     <w:lvl w:ilvl="8" w:tplc="FFFFFFFF" w:tentative="1">
@@ -17132,7 +17895,7 @@
         <w:ind w:left="6828" w:hanging="360"/>
       </w:pPr>
       <w:rPr>
-        <w:rFonts w:ascii="Wingdings" w:hAnsi="Wingdings" w:hint="default"/>
+        <w:rFonts w:hint="default" w:ascii="Wingdings" w:hAnsi="Wingdings"/>
       </w:rPr>
     </w:lvl>
   </w:abstractNum>
@@ -17152,7 +17915,7 @@
         <w:ind w:left="720" w:hanging="360"/>
       </w:pPr>
       <w:rPr>
-        <w:rFonts w:ascii="Courier New" w:hAnsi="Courier New" w:cs="Courier New" w:hint="default"/>
+        <w:rFonts w:hint="default" w:ascii="Courier New" w:hAnsi="Courier New" w:cs="Courier New"/>
         <w:sz w:val="20"/>
       </w:rPr>
     </w:lvl>
@@ -17164,7 +17927,7 @@
         <w:ind w:left="1788" w:hanging="708"/>
       </w:pPr>
       <w:rPr>
-        <w:rFonts w:ascii="Calibri" w:eastAsia="Calibri" w:hAnsi="Calibri" w:cs="Calibri" w:hint="default"/>
+        <w:rFonts w:hint="default" w:ascii="Calibri" w:hAnsi="Calibri" w:eastAsia="Calibri" w:cs="Calibri"/>
       </w:rPr>
     </w:lvl>
     <w:lvl w:ilvl="2" w:tentative="1">
@@ -17179,7 +17942,7 @@
         <w:ind w:left="2160" w:hanging="360"/>
       </w:pPr>
       <w:rPr>
-        <w:rFonts w:ascii="Wingdings" w:hAnsi="Wingdings" w:hint="default"/>
+        <w:rFonts w:hint="default" w:ascii="Wingdings" w:hAnsi="Wingdings"/>
         <w:sz w:val="20"/>
       </w:rPr>
     </w:lvl>
@@ -17195,7 +17958,7 @@
         <w:ind w:left="2880" w:hanging="360"/>
       </w:pPr>
       <w:rPr>
-        <w:rFonts w:ascii="Wingdings" w:hAnsi="Wingdings" w:hint="default"/>
+        <w:rFonts w:hint="default" w:ascii="Wingdings" w:hAnsi="Wingdings"/>
         <w:sz w:val="20"/>
       </w:rPr>
     </w:lvl>
@@ -17211,7 +17974,7 @@
         <w:ind w:left="3600" w:hanging="360"/>
       </w:pPr>
       <w:rPr>
-        <w:rFonts w:ascii="Wingdings" w:hAnsi="Wingdings" w:hint="default"/>
+        <w:rFonts w:hint="default" w:ascii="Wingdings" w:hAnsi="Wingdings"/>
         <w:sz w:val="20"/>
       </w:rPr>
     </w:lvl>
@@ -17227,7 +17990,7 @@
         <w:ind w:left="4320" w:hanging="360"/>
       </w:pPr>
       <w:rPr>
-        <w:rFonts w:ascii="Wingdings" w:hAnsi="Wingdings" w:hint="default"/>
+        <w:rFonts w:hint="default" w:ascii="Wingdings" w:hAnsi="Wingdings"/>
         <w:sz w:val="20"/>
       </w:rPr>
     </w:lvl>
@@ -17243,7 +18006,7 @@
         <w:ind w:left="5040" w:hanging="360"/>
       </w:pPr>
       <w:rPr>
-        <w:rFonts w:ascii="Wingdings" w:hAnsi="Wingdings" w:hint="default"/>
+        <w:rFonts w:hint="default" w:ascii="Wingdings" w:hAnsi="Wingdings"/>
         <w:sz w:val="20"/>
       </w:rPr>
     </w:lvl>
@@ -17259,7 +18022,7 @@
         <w:ind w:left="5760" w:hanging="360"/>
       </w:pPr>
       <w:rPr>
-        <w:rFonts w:ascii="Wingdings" w:hAnsi="Wingdings" w:hint="default"/>
+        <w:rFonts w:hint="default" w:ascii="Wingdings" w:hAnsi="Wingdings"/>
         <w:sz w:val="20"/>
       </w:rPr>
     </w:lvl>
@@ -17275,7 +18038,7 @@
         <w:ind w:left="6480" w:hanging="360"/>
       </w:pPr>
       <w:rPr>
-        <w:rFonts w:ascii="Wingdings" w:hAnsi="Wingdings" w:hint="default"/>
+        <w:rFonts w:hint="default" w:ascii="Wingdings" w:hAnsi="Wingdings"/>
         <w:sz w:val="20"/>
       </w:rPr>
     </w:lvl>
@@ -17293,7 +18056,7 @@
         <w:ind w:left="720" w:hanging="360"/>
       </w:pPr>
       <w:rPr>
-        <w:rFonts w:ascii="Symbol" w:hAnsi="Symbol" w:hint="default"/>
+        <w:rFonts w:hint="default" w:ascii="Symbol" w:hAnsi="Symbol"/>
       </w:rPr>
     </w:lvl>
     <w:lvl w:ilvl="1" w:tplc="240A0003" w:tentative="1">
@@ -17305,7 +18068,7 @@
         <w:ind w:left="1440" w:hanging="360"/>
       </w:pPr>
       <w:rPr>
-        <w:rFonts w:ascii="Courier New" w:hAnsi="Courier New" w:cs="Courier New" w:hint="default"/>
+        <w:rFonts w:hint="default" w:ascii="Courier New" w:hAnsi="Courier New" w:cs="Courier New"/>
       </w:rPr>
     </w:lvl>
     <w:lvl w:ilvl="2" w:tplc="240A0005" w:tentative="1">
@@ -17317,7 +18080,7 @@
         <w:ind w:left="2160" w:hanging="360"/>
       </w:pPr>
       <w:rPr>
-        <w:rFonts w:ascii="Wingdings" w:hAnsi="Wingdings" w:hint="default"/>
+        <w:rFonts w:hint="default" w:ascii="Wingdings" w:hAnsi="Wingdings"/>
       </w:rPr>
     </w:lvl>
     <w:lvl w:ilvl="3" w:tplc="240A0001" w:tentative="1">
@@ -17329,7 +18092,7 @@
         <w:ind w:left="2880" w:hanging="360"/>
       </w:pPr>
       <w:rPr>
-        <w:rFonts w:ascii="Symbol" w:hAnsi="Symbol" w:hint="default"/>
+        <w:rFonts w:hint="default" w:ascii="Symbol" w:hAnsi="Symbol"/>
       </w:rPr>
     </w:lvl>
     <w:lvl w:ilvl="4" w:tplc="240A0003" w:tentative="1">
@@ -17341,7 +18104,7 @@
         <w:ind w:left="3600" w:hanging="360"/>
       </w:pPr>
       <w:rPr>
-        <w:rFonts w:ascii="Courier New" w:hAnsi="Courier New" w:cs="Courier New" w:hint="default"/>
+        <w:rFonts w:hint="default" w:ascii="Courier New" w:hAnsi="Courier New" w:cs="Courier New"/>
       </w:rPr>
     </w:lvl>
     <w:lvl w:ilvl="5" w:tplc="240A0005" w:tentative="1">
@@ -17353,7 +18116,7 @@
         <w:ind w:left="4320" w:hanging="360"/>
       </w:pPr>
       <w:rPr>
-        <w:rFonts w:ascii="Wingdings" w:hAnsi="Wingdings" w:hint="default"/>
+        <w:rFonts w:hint="default" w:ascii="Wingdings" w:hAnsi="Wingdings"/>
       </w:rPr>
     </w:lvl>
     <w:lvl w:ilvl="6" w:tplc="240A0001" w:tentative="1">
@@ -17365,7 +18128,7 @@
         <w:ind w:left="5040" w:hanging="360"/>
       </w:pPr>
       <w:rPr>
-        <w:rFonts w:ascii="Symbol" w:hAnsi="Symbol" w:hint="default"/>
+        <w:rFonts w:hint="default" w:ascii="Symbol" w:hAnsi="Symbol"/>
       </w:rPr>
     </w:lvl>
     <w:lvl w:ilvl="7" w:tplc="240A0003" w:tentative="1">
@@ -17377,7 +18140,7 @@
         <w:ind w:left="5760" w:hanging="360"/>
       </w:pPr>
       <w:rPr>
-        <w:rFonts w:ascii="Courier New" w:hAnsi="Courier New" w:cs="Courier New" w:hint="default"/>
+        <w:rFonts w:hint="default" w:ascii="Courier New" w:hAnsi="Courier New" w:cs="Courier New"/>
       </w:rPr>
     </w:lvl>
     <w:lvl w:ilvl="8" w:tplc="240A0005" w:tentative="1">
@@ -17389,7 +18152,7 @@
         <w:ind w:left="6480" w:hanging="360"/>
       </w:pPr>
       <w:rPr>
-        <w:rFonts w:ascii="Wingdings" w:hAnsi="Wingdings" w:hint="default"/>
+        <w:rFonts w:hint="default" w:ascii="Wingdings" w:hAnsi="Wingdings"/>
       </w:rPr>
     </w:lvl>
   </w:abstractNum>
@@ -17406,7 +18169,7 @@
         <w:ind w:left="720" w:hanging="360"/>
       </w:pPr>
       <w:rPr>
-        <w:rFonts w:ascii="Symbol" w:hAnsi="Symbol" w:hint="default"/>
+        <w:rFonts w:hint="default" w:ascii="Symbol" w:hAnsi="Symbol"/>
       </w:rPr>
     </w:lvl>
     <w:lvl w:ilvl="1" w:tplc="240A0003" w:tentative="1">
@@ -17418,7 +18181,7 @@
         <w:ind w:left="1440" w:hanging="360"/>
       </w:pPr>
       <w:rPr>
-        <w:rFonts w:ascii="Courier New" w:hAnsi="Courier New" w:cs="Courier New" w:hint="default"/>
+        <w:rFonts w:hint="default" w:ascii="Courier New" w:hAnsi="Courier New" w:cs="Courier New"/>
       </w:rPr>
     </w:lvl>
     <w:lvl w:ilvl="2" w:tplc="240A0005" w:tentative="1">
@@ -17430,7 +18193,7 @@
         <w:ind w:left="2160" w:hanging="360"/>
       </w:pPr>
       <w:rPr>
-        <w:rFonts w:ascii="Wingdings" w:hAnsi="Wingdings" w:hint="default"/>
+        <w:rFonts w:hint="default" w:ascii="Wingdings" w:hAnsi="Wingdings"/>
       </w:rPr>
     </w:lvl>
     <w:lvl w:ilvl="3" w:tplc="240A0001" w:tentative="1">
@@ -17442,7 +18205,7 @@
         <w:ind w:left="2880" w:hanging="360"/>
       </w:pPr>
       <w:rPr>
-        <w:rFonts w:ascii="Symbol" w:hAnsi="Symbol" w:hint="default"/>
+        <w:rFonts w:hint="default" w:ascii="Symbol" w:hAnsi="Symbol"/>
       </w:rPr>
     </w:lvl>
     <w:lvl w:ilvl="4" w:tplc="240A0003" w:tentative="1">
@@ -17454,7 +18217,7 @@
         <w:ind w:left="3600" w:hanging="360"/>
       </w:pPr>
       <w:rPr>
-        <w:rFonts w:ascii="Courier New" w:hAnsi="Courier New" w:cs="Courier New" w:hint="default"/>
+        <w:rFonts w:hint="default" w:ascii="Courier New" w:hAnsi="Courier New" w:cs="Courier New"/>
       </w:rPr>
     </w:lvl>
     <w:lvl w:ilvl="5" w:tplc="240A0005" w:tentative="1">
@@ -17466,7 +18229,7 @@
         <w:ind w:left="4320" w:hanging="360"/>
       </w:pPr>
       <w:rPr>
-        <w:rFonts w:ascii="Wingdings" w:hAnsi="Wingdings" w:hint="default"/>
+        <w:rFonts w:hint="default" w:ascii="Wingdings" w:hAnsi="Wingdings"/>
       </w:rPr>
     </w:lvl>
     <w:lvl w:ilvl="6" w:tplc="240A0001" w:tentative="1">
@@ -17478,7 +18241,7 @@
         <w:ind w:left="5040" w:hanging="360"/>
       </w:pPr>
       <w:rPr>
-        <w:rFonts w:ascii="Symbol" w:hAnsi="Symbol" w:hint="default"/>
+        <w:rFonts w:hint="default" w:ascii="Symbol" w:hAnsi="Symbol"/>
       </w:rPr>
     </w:lvl>
     <w:lvl w:ilvl="7" w:tplc="240A0003" w:tentative="1">
@@ -17490,7 +18253,7 @@
         <w:ind w:left="5760" w:hanging="360"/>
       </w:pPr>
       <w:rPr>
-        <w:rFonts w:ascii="Courier New" w:hAnsi="Courier New" w:cs="Courier New" w:hint="default"/>
+        <w:rFonts w:hint="default" w:ascii="Courier New" w:hAnsi="Courier New" w:cs="Courier New"/>
       </w:rPr>
     </w:lvl>
     <w:lvl w:ilvl="8" w:tplc="240A0005" w:tentative="1">
@@ -17502,7 +18265,7 @@
         <w:ind w:left="6480" w:hanging="360"/>
       </w:pPr>
       <w:rPr>
-        <w:rFonts w:ascii="Wingdings" w:hAnsi="Wingdings" w:hint="default"/>
+        <w:rFonts w:hint="default" w:ascii="Wingdings" w:hAnsi="Wingdings"/>
       </w:rPr>
     </w:lvl>
   </w:abstractNum>
@@ -17520,7 +18283,7 @@
         <w:ind w:left="1429" w:hanging="360"/>
       </w:pPr>
       <w:rPr>
-        <w:rFonts w:ascii="Arial" w:hAnsi="Arial" w:hint="default"/>
+        <w:rFonts w:hint="default" w:ascii="Arial" w:hAnsi="Arial"/>
         <w:b/>
         <w:i w:val="0"/>
         <w:caps w:val="0"/>
@@ -17613,7 +18376,7 @@
         <w:ind w:left="720" w:hanging="360"/>
       </w:pPr>
       <w:rPr>
-        <w:rFonts w:ascii="Courier New" w:hAnsi="Courier New" w:cs="Courier New" w:hint="default"/>
+        <w:rFonts w:hint="default" w:ascii="Courier New" w:hAnsi="Courier New" w:cs="Courier New"/>
       </w:rPr>
     </w:lvl>
     <w:lvl w:ilvl="1" w:tplc="240A0003" w:tentative="1">
@@ -17625,7 +18388,7 @@
         <w:ind w:left="1440" w:hanging="360"/>
       </w:pPr>
       <w:rPr>
-        <w:rFonts w:ascii="Courier New" w:hAnsi="Courier New" w:cs="Courier New" w:hint="default"/>
+        <w:rFonts w:hint="default" w:ascii="Courier New" w:hAnsi="Courier New" w:cs="Courier New"/>
       </w:rPr>
     </w:lvl>
     <w:lvl w:ilvl="2" w:tplc="240A0005" w:tentative="1">
@@ -17637,7 +18400,7 @@
         <w:ind w:left="2160" w:hanging="360"/>
       </w:pPr>
       <w:rPr>
-        <w:rFonts w:ascii="Wingdings" w:hAnsi="Wingdings" w:hint="default"/>
+        <w:rFonts w:hint="default" w:ascii="Wingdings" w:hAnsi="Wingdings"/>
       </w:rPr>
     </w:lvl>
     <w:lvl w:ilvl="3" w:tplc="240A0001" w:tentative="1">
@@ -17649,7 +18412,7 @@
         <w:ind w:left="2880" w:hanging="360"/>
       </w:pPr>
       <w:rPr>
-        <w:rFonts w:ascii="Symbol" w:hAnsi="Symbol" w:hint="default"/>
+        <w:rFonts w:hint="default" w:ascii="Symbol" w:hAnsi="Symbol"/>
       </w:rPr>
     </w:lvl>
     <w:lvl w:ilvl="4" w:tplc="240A0003" w:tentative="1">
@@ -17661,7 +18424,7 @@
         <w:ind w:left="3600" w:hanging="360"/>
       </w:pPr>
       <w:rPr>
-        <w:rFonts w:ascii="Courier New" w:hAnsi="Courier New" w:cs="Courier New" w:hint="default"/>
+        <w:rFonts w:hint="default" w:ascii="Courier New" w:hAnsi="Courier New" w:cs="Courier New"/>
       </w:rPr>
     </w:lvl>
     <w:lvl w:ilvl="5" w:tplc="240A0005" w:tentative="1">
@@ -17673,7 +18436,7 @@
         <w:ind w:left="4320" w:hanging="360"/>
       </w:pPr>
       <w:rPr>
-        <w:rFonts w:ascii="Wingdings" w:hAnsi="Wingdings" w:hint="default"/>
+        <w:rFonts w:hint="default" w:ascii="Wingdings" w:hAnsi="Wingdings"/>
       </w:rPr>
     </w:lvl>
     <w:lvl w:ilvl="6" w:tplc="240A0001" w:tentative="1">
@@ -17685,7 +18448,7 @@
         <w:ind w:left="5040" w:hanging="360"/>
       </w:pPr>
       <w:rPr>
-        <w:rFonts w:ascii="Symbol" w:hAnsi="Symbol" w:hint="default"/>
+        <w:rFonts w:hint="default" w:ascii="Symbol" w:hAnsi="Symbol"/>
       </w:rPr>
     </w:lvl>
     <w:lvl w:ilvl="7" w:tplc="240A0003" w:tentative="1">
@@ -17697,7 +18460,7 @@
         <w:ind w:left="5760" w:hanging="360"/>
       </w:pPr>
       <w:rPr>
-        <w:rFonts w:ascii="Courier New" w:hAnsi="Courier New" w:cs="Courier New" w:hint="default"/>
+        <w:rFonts w:hint="default" w:ascii="Courier New" w:hAnsi="Courier New" w:cs="Courier New"/>
       </w:rPr>
     </w:lvl>
     <w:lvl w:ilvl="8" w:tplc="240A0005" w:tentative="1">
@@ -17709,7 +18472,7 @@
         <w:ind w:left="6480" w:hanging="360"/>
       </w:pPr>
       <w:rPr>
-        <w:rFonts w:ascii="Wingdings" w:hAnsi="Wingdings" w:hint="default"/>
+        <w:rFonts w:hint="default" w:ascii="Wingdings" w:hAnsi="Wingdings"/>
       </w:rPr>
     </w:lvl>
   </w:abstractNum>
@@ -17726,7 +18489,7 @@
         <w:ind w:left="720" w:hanging="360"/>
       </w:pPr>
       <w:rPr>
-        <w:rFonts w:ascii="Symbol" w:hAnsi="Symbol" w:hint="default"/>
+        <w:rFonts w:hint="default" w:ascii="Symbol" w:hAnsi="Symbol"/>
       </w:rPr>
     </w:lvl>
     <w:lvl w:ilvl="1" w:tplc="240A0003" w:tentative="1">
@@ -17738,7 +18501,7 @@
         <w:ind w:left="1440" w:hanging="360"/>
       </w:pPr>
       <w:rPr>
-        <w:rFonts w:ascii="Courier New" w:hAnsi="Courier New" w:cs="Courier New" w:hint="default"/>
+        <w:rFonts w:hint="default" w:ascii="Courier New" w:hAnsi="Courier New" w:cs="Courier New"/>
       </w:rPr>
     </w:lvl>
     <w:lvl w:ilvl="2" w:tplc="240A0005" w:tentative="1">
@@ -17750,7 +18513,7 @@
         <w:ind w:left="2160" w:hanging="360"/>
       </w:pPr>
       <w:rPr>
-        <w:rFonts w:ascii="Wingdings" w:hAnsi="Wingdings" w:hint="default"/>
+        <w:rFonts w:hint="default" w:ascii="Wingdings" w:hAnsi="Wingdings"/>
       </w:rPr>
     </w:lvl>
     <w:lvl w:ilvl="3" w:tplc="240A0001" w:tentative="1">
@@ -17762,7 +18525,7 @@
         <w:ind w:left="2880" w:hanging="360"/>
       </w:pPr>
       <w:rPr>
-        <w:rFonts w:ascii="Symbol" w:hAnsi="Symbol" w:hint="default"/>
+        <w:rFonts w:hint="default" w:ascii="Symbol" w:hAnsi="Symbol"/>
       </w:rPr>
     </w:lvl>
     <w:lvl w:ilvl="4" w:tplc="240A0003" w:tentative="1">
@@ -17774,7 +18537,7 @@
         <w:ind w:left="3600" w:hanging="360"/>
       </w:pPr>
       <w:rPr>
-        <w:rFonts w:ascii="Courier New" w:hAnsi="Courier New" w:cs="Courier New" w:hint="default"/>
+        <w:rFonts w:hint="default" w:ascii="Courier New" w:hAnsi="Courier New" w:cs="Courier New"/>
       </w:rPr>
     </w:lvl>
     <w:lvl w:ilvl="5" w:tplc="240A0005" w:tentative="1">
@@ -17786,7 +18549,7 @@
         <w:ind w:left="4320" w:hanging="360"/>
       </w:pPr>
       <w:rPr>
-        <w:rFonts w:ascii="Wingdings" w:hAnsi="Wingdings" w:hint="default"/>
+        <w:rFonts w:hint="default" w:ascii="Wingdings" w:hAnsi="Wingdings"/>
       </w:rPr>
     </w:lvl>
     <w:lvl w:ilvl="6" w:tplc="240A0001" w:tentative="1">
@@ -17798,7 +18561,7 @@
         <w:ind w:left="5040" w:hanging="360"/>
       </w:pPr>
       <w:rPr>
-        <w:rFonts w:ascii="Symbol" w:hAnsi="Symbol" w:hint="default"/>
+        <w:rFonts w:hint="default" w:ascii="Symbol" w:hAnsi="Symbol"/>
       </w:rPr>
     </w:lvl>
     <w:lvl w:ilvl="7" w:tplc="240A0003" w:tentative="1">
@@ -17810,7 +18573,7 @@
         <w:ind w:left="5760" w:hanging="360"/>
       </w:pPr>
       <w:rPr>
-        <w:rFonts w:ascii="Courier New" w:hAnsi="Courier New" w:cs="Courier New" w:hint="default"/>
+        <w:rFonts w:hint="default" w:ascii="Courier New" w:hAnsi="Courier New" w:cs="Courier New"/>
       </w:rPr>
     </w:lvl>
     <w:lvl w:ilvl="8" w:tplc="240A0005" w:tentative="1">
@@ -17822,7 +18585,7 @@
         <w:ind w:left="6480" w:hanging="360"/>
       </w:pPr>
       <w:rPr>
-        <w:rFonts w:ascii="Wingdings" w:hAnsi="Wingdings" w:hint="default"/>
+        <w:rFonts w:hint="default" w:ascii="Wingdings" w:hAnsi="Wingdings"/>
       </w:rPr>
     </w:lvl>
   </w:abstractNum>
@@ -17839,7 +18602,7 @@
         <w:ind w:left="1776" w:hanging="360"/>
       </w:pPr>
       <w:rPr>
-        <w:rFonts w:ascii="Symbol" w:hAnsi="Symbol" w:hint="default"/>
+        <w:rFonts w:hint="default" w:ascii="Symbol" w:hAnsi="Symbol"/>
       </w:rPr>
     </w:lvl>
     <w:lvl w:ilvl="1" w:tplc="240A0003" w:tentative="1">
@@ -17851,7 +18614,7 @@
         <w:ind w:left="2496" w:hanging="360"/>
       </w:pPr>
       <w:rPr>
-        <w:rFonts w:ascii="Courier New" w:hAnsi="Courier New" w:cs="Courier New" w:hint="default"/>
+        <w:rFonts w:hint="default" w:ascii="Courier New" w:hAnsi="Courier New" w:cs="Courier New"/>
       </w:rPr>
     </w:lvl>
     <w:lvl w:ilvl="2" w:tplc="240A0005" w:tentative="1">
@@ -17863,7 +18626,7 @@
         <w:ind w:left="3216" w:hanging="360"/>
       </w:pPr>
       <w:rPr>
-        <w:rFonts w:ascii="Wingdings" w:hAnsi="Wingdings" w:hint="default"/>
+        <w:rFonts w:hint="default" w:ascii="Wingdings" w:hAnsi="Wingdings"/>
       </w:rPr>
     </w:lvl>
     <w:lvl w:ilvl="3" w:tplc="240A0001" w:tentative="1">
@@ -17875,7 +18638,7 @@
         <w:ind w:left="3936" w:hanging="360"/>
       </w:pPr>
       <w:rPr>
-        <w:rFonts w:ascii="Symbol" w:hAnsi="Symbol" w:hint="default"/>
+        <w:rFonts w:hint="default" w:ascii="Symbol" w:hAnsi="Symbol"/>
       </w:rPr>
     </w:lvl>
     <w:lvl w:ilvl="4" w:tplc="240A0003" w:tentative="1">
@@ -17887,7 +18650,7 @@
         <w:ind w:left="4656" w:hanging="360"/>
       </w:pPr>
       <w:rPr>
-        <w:rFonts w:ascii="Courier New" w:hAnsi="Courier New" w:cs="Courier New" w:hint="default"/>
+        <w:rFonts w:hint="default" w:ascii="Courier New" w:hAnsi="Courier New" w:cs="Courier New"/>
       </w:rPr>
     </w:lvl>
     <w:lvl w:ilvl="5" w:tplc="240A0005" w:tentative="1">
@@ -17899,7 +18662,7 @@
         <w:ind w:left="5376" w:hanging="360"/>
       </w:pPr>
       <w:rPr>
-        <w:rFonts w:ascii="Wingdings" w:hAnsi="Wingdings" w:hint="default"/>
+        <w:rFonts w:hint="default" w:ascii="Wingdings" w:hAnsi="Wingdings"/>
       </w:rPr>
     </w:lvl>
     <w:lvl w:ilvl="6" w:tplc="240A0001" w:tentative="1">
@@ -17911,7 +18674,7 @@
         <w:ind w:left="6096" w:hanging="360"/>
       </w:pPr>
       <w:rPr>
-        <w:rFonts w:ascii="Symbol" w:hAnsi="Symbol" w:hint="default"/>
+        <w:rFonts w:hint="default" w:ascii="Symbol" w:hAnsi="Symbol"/>
       </w:rPr>
     </w:lvl>
     <w:lvl w:ilvl="7" w:tplc="240A0003" w:tentative="1">
@@ -17923,7 +18686,7 @@
         <w:ind w:left="6816" w:hanging="360"/>
       </w:pPr>
       <w:rPr>
-        <w:rFonts w:ascii="Courier New" w:hAnsi="Courier New" w:cs="Courier New" w:hint="default"/>
+        <w:rFonts w:hint="default" w:ascii="Courier New" w:hAnsi="Courier New" w:cs="Courier New"/>
       </w:rPr>
     </w:lvl>
     <w:lvl w:ilvl="8" w:tplc="240A0005" w:tentative="1">
@@ -17935,7 +18698,7 @@
         <w:ind w:left="7536" w:hanging="360"/>
       </w:pPr>
       <w:rPr>
-        <w:rFonts w:ascii="Wingdings" w:hAnsi="Wingdings" w:hint="default"/>
+        <w:rFonts w:hint="default" w:ascii="Wingdings" w:hAnsi="Wingdings"/>
       </w:rPr>
     </w:lvl>
   </w:abstractNum>
@@ -17952,7 +18715,7 @@
         <w:ind w:left="1429" w:hanging="360"/>
       </w:pPr>
       <w:rPr>
-        <w:rFonts w:ascii="Courier New" w:hAnsi="Courier New" w:cs="Courier New" w:hint="default"/>
+        <w:rFonts w:hint="default" w:ascii="Courier New" w:hAnsi="Courier New" w:cs="Courier New"/>
       </w:rPr>
     </w:lvl>
     <w:lvl w:ilvl="1" w:tplc="240A0003" w:tentative="1">
@@ -17964,7 +18727,7 @@
         <w:ind w:left="2149" w:hanging="360"/>
       </w:pPr>
       <w:rPr>
-        <w:rFonts w:ascii="Courier New" w:hAnsi="Courier New" w:cs="Courier New" w:hint="default"/>
+        <w:rFonts w:hint="default" w:ascii="Courier New" w:hAnsi="Courier New" w:cs="Courier New"/>
       </w:rPr>
     </w:lvl>
     <w:lvl w:ilvl="2" w:tplc="240A0005" w:tentative="1">
@@ -17976,7 +18739,7 @@
         <w:ind w:left="2869" w:hanging="360"/>
       </w:pPr>
       <w:rPr>
-        <w:rFonts w:ascii="Wingdings" w:hAnsi="Wingdings" w:hint="default"/>
+        <w:rFonts w:hint="default" w:ascii="Wingdings" w:hAnsi="Wingdings"/>
       </w:rPr>
     </w:lvl>
     <w:lvl w:ilvl="3" w:tplc="240A0001" w:tentative="1">
@@ -17988,7 +18751,7 @@
         <w:ind w:left="3589" w:hanging="360"/>
       </w:pPr>
       <w:rPr>
-        <w:rFonts w:ascii="Symbol" w:hAnsi="Symbol" w:hint="default"/>
+        <w:rFonts w:hint="default" w:ascii="Symbol" w:hAnsi="Symbol"/>
       </w:rPr>
     </w:lvl>
     <w:lvl w:ilvl="4" w:tplc="240A0003" w:tentative="1">
@@ -18000,7 +18763,7 @@
         <w:ind w:left="4309" w:hanging="360"/>
       </w:pPr>
       <w:rPr>
-        <w:rFonts w:ascii="Courier New" w:hAnsi="Courier New" w:cs="Courier New" w:hint="default"/>
+        <w:rFonts w:hint="default" w:ascii="Courier New" w:hAnsi="Courier New" w:cs="Courier New"/>
       </w:rPr>
     </w:lvl>
     <w:lvl w:ilvl="5" w:tplc="240A0005" w:tentative="1">
@@ -18012,7 +18775,7 @@
         <w:ind w:left="5029" w:hanging="360"/>
       </w:pPr>
       <w:rPr>
-        <w:rFonts w:ascii="Wingdings" w:hAnsi="Wingdings" w:hint="default"/>
+        <w:rFonts w:hint="default" w:ascii="Wingdings" w:hAnsi="Wingdings"/>
       </w:rPr>
     </w:lvl>
     <w:lvl w:ilvl="6" w:tplc="240A0001" w:tentative="1">
@@ -18024,7 +18787,7 @@
         <w:ind w:left="5749" w:hanging="360"/>
       </w:pPr>
       <w:rPr>
-        <w:rFonts w:ascii="Symbol" w:hAnsi="Symbol" w:hint="default"/>
+        <w:rFonts w:hint="default" w:ascii="Symbol" w:hAnsi="Symbol"/>
       </w:rPr>
     </w:lvl>
     <w:lvl w:ilvl="7" w:tplc="240A0003" w:tentative="1">
@@ -18036,7 +18799,7 @@
         <w:ind w:left="6469" w:hanging="360"/>
       </w:pPr>
       <w:rPr>
-        <w:rFonts w:ascii="Courier New" w:hAnsi="Courier New" w:cs="Courier New" w:hint="default"/>
+        <w:rFonts w:hint="default" w:ascii="Courier New" w:hAnsi="Courier New" w:cs="Courier New"/>
       </w:rPr>
     </w:lvl>
     <w:lvl w:ilvl="8" w:tplc="240A0005" w:tentative="1">
@@ -18048,7 +18811,7 @@
         <w:ind w:left="7189" w:hanging="360"/>
       </w:pPr>
       <w:rPr>
-        <w:rFonts w:ascii="Wingdings" w:hAnsi="Wingdings" w:hint="default"/>
+        <w:rFonts w:hint="default" w:ascii="Wingdings" w:hAnsi="Wingdings"/>
       </w:rPr>
     </w:lvl>
   </w:abstractNum>
@@ -18066,7 +18829,7 @@
         <w:ind w:left="360" w:hanging="360"/>
       </w:pPr>
       <w:rPr>
-        <w:rFonts w:ascii="Calibri" w:hAnsi="Calibri" w:cs="Calibri" w:hint="default"/>
+        <w:rFonts w:hint="default" w:ascii="Calibri" w:hAnsi="Calibri" w:cs="Calibri"/>
         <w:b/>
         <w:i w:val="0"/>
         <w:sz w:val="28"/>
@@ -18159,7 +18922,7 @@
         <w:ind w:left="1429" w:hanging="360"/>
       </w:pPr>
       <w:rPr>
-        <w:rFonts w:ascii="Courier New" w:hAnsi="Courier New" w:cs="Courier New" w:hint="default"/>
+        <w:rFonts w:hint="default" w:ascii="Courier New" w:hAnsi="Courier New" w:cs="Courier New"/>
       </w:rPr>
     </w:lvl>
     <w:lvl w:ilvl="1" w:tplc="240A0003" w:tentative="1">
@@ -18171,7 +18934,7 @@
         <w:ind w:left="2149" w:hanging="360"/>
       </w:pPr>
       <w:rPr>
-        <w:rFonts w:ascii="Courier New" w:hAnsi="Courier New" w:cs="Courier New" w:hint="default"/>
+        <w:rFonts w:hint="default" w:ascii="Courier New" w:hAnsi="Courier New" w:cs="Courier New"/>
       </w:rPr>
     </w:lvl>
     <w:lvl w:ilvl="2" w:tplc="240A0005" w:tentative="1">
@@ -18183,7 +18946,7 @@
         <w:ind w:left="2869" w:hanging="360"/>
       </w:pPr>
       <w:rPr>
-        <w:rFonts w:ascii="Wingdings" w:hAnsi="Wingdings" w:hint="default"/>
+        <w:rFonts w:hint="default" w:ascii="Wingdings" w:hAnsi="Wingdings"/>
       </w:rPr>
     </w:lvl>
     <w:lvl w:ilvl="3" w:tplc="240A0001" w:tentative="1">
@@ -18195,7 +18958,7 @@
         <w:ind w:left="3589" w:hanging="360"/>
       </w:pPr>
       <w:rPr>
-        <w:rFonts w:ascii="Symbol" w:hAnsi="Symbol" w:hint="default"/>
+        <w:rFonts w:hint="default" w:ascii="Symbol" w:hAnsi="Symbol"/>
       </w:rPr>
     </w:lvl>
     <w:lvl w:ilvl="4" w:tplc="240A0003" w:tentative="1">
@@ -18207,7 +18970,7 @@
         <w:ind w:left="4309" w:hanging="360"/>
       </w:pPr>
       <w:rPr>
-        <w:rFonts w:ascii="Courier New" w:hAnsi="Courier New" w:cs="Courier New" w:hint="default"/>
+        <w:rFonts w:hint="default" w:ascii="Courier New" w:hAnsi="Courier New" w:cs="Courier New"/>
       </w:rPr>
     </w:lvl>
     <w:lvl w:ilvl="5" w:tplc="240A0005" w:tentative="1">
@@ -18219,7 +18982,7 @@
         <w:ind w:left="5029" w:hanging="360"/>
       </w:pPr>
       <w:rPr>
-        <w:rFonts w:ascii="Wingdings" w:hAnsi="Wingdings" w:hint="default"/>
+        <w:rFonts w:hint="default" w:ascii="Wingdings" w:hAnsi="Wingdings"/>
       </w:rPr>
     </w:lvl>
     <w:lvl w:ilvl="6" w:tplc="240A0001" w:tentative="1">
@@ -18231,7 +18994,7 @@
         <w:ind w:left="5749" w:hanging="360"/>
       </w:pPr>
       <w:rPr>
-        <w:rFonts w:ascii="Symbol" w:hAnsi="Symbol" w:hint="default"/>
+        <w:rFonts w:hint="default" w:ascii="Symbol" w:hAnsi="Symbol"/>
       </w:rPr>
     </w:lvl>
     <w:lvl w:ilvl="7" w:tplc="240A0003" w:tentative="1">
@@ -18243,7 +19006,7 @@
         <w:ind w:left="6469" w:hanging="360"/>
       </w:pPr>
       <w:rPr>
-        <w:rFonts w:ascii="Courier New" w:hAnsi="Courier New" w:cs="Courier New" w:hint="default"/>
+        <w:rFonts w:hint="default" w:ascii="Courier New" w:hAnsi="Courier New" w:cs="Courier New"/>
       </w:rPr>
     </w:lvl>
     <w:lvl w:ilvl="8" w:tplc="240A0005" w:tentative="1">
@@ -18255,7 +19018,7 @@
         <w:ind w:left="7189" w:hanging="360"/>
       </w:pPr>
       <w:rPr>
-        <w:rFonts w:ascii="Wingdings" w:hAnsi="Wingdings" w:hint="default"/>
+        <w:rFonts w:hint="default" w:ascii="Wingdings" w:hAnsi="Wingdings"/>
       </w:rPr>
     </w:lvl>
   </w:abstractNum>
@@ -18272,7 +19035,7 @@
         <w:ind w:left="720" w:hanging="360"/>
       </w:pPr>
       <w:rPr>
-        <w:rFonts w:ascii="Symbol" w:hAnsi="Symbol" w:hint="default"/>
+        <w:rFonts w:hint="default" w:ascii="Symbol" w:hAnsi="Symbol"/>
       </w:rPr>
     </w:lvl>
     <w:lvl w:ilvl="1" w:tplc="FFFFFFFF">
@@ -18284,7 +19047,7 @@
         <w:ind w:left="720" w:hanging="360"/>
       </w:pPr>
       <w:rPr>
-        <w:rFonts w:ascii="Symbol" w:hAnsi="Symbol" w:hint="default"/>
+        <w:rFonts w:hint="default" w:ascii="Symbol" w:hAnsi="Symbol"/>
       </w:rPr>
     </w:lvl>
     <w:lvl w:ilvl="2" w:tplc="240A0003">
@@ -18296,7 +19059,7 @@
         <w:ind w:left="1068" w:hanging="360"/>
       </w:pPr>
       <w:rPr>
-        <w:rFonts w:ascii="Courier New" w:hAnsi="Courier New" w:cs="Courier New" w:hint="default"/>
+        <w:rFonts w:hint="default" w:ascii="Courier New" w:hAnsi="Courier New" w:cs="Courier New"/>
       </w:rPr>
     </w:lvl>
     <w:lvl w:ilvl="3" w:tplc="FFFFFFFF">
@@ -18308,7 +19071,7 @@
         <w:ind w:left="2880" w:hanging="360"/>
       </w:pPr>
       <w:rPr>
-        <w:rFonts w:ascii="Symbol" w:hAnsi="Symbol" w:hint="default"/>
+        <w:rFonts w:hint="default" w:ascii="Symbol" w:hAnsi="Symbol"/>
       </w:rPr>
     </w:lvl>
     <w:lvl w:ilvl="4" w:tplc="FFFFFFFF">
@@ -18320,7 +19083,7 @@
         <w:ind w:left="3600" w:hanging="360"/>
       </w:pPr>
       <w:rPr>
-        <w:rFonts w:ascii="Courier New" w:hAnsi="Courier New" w:cs="Courier New" w:hint="default"/>
+        <w:rFonts w:hint="default" w:ascii="Courier New" w:hAnsi="Courier New" w:cs="Courier New"/>
       </w:rPr>
     </w:lvl>
     <w:lvl w:ilvl="5" w:tplc="FFFFFFFF">
@@ -18332,7 +19095,7 @@
         <w:ind w:left="4320" w:hanging="360"/>
       </w:pPr>
       <w:rPr>
-        <w:rFonts w:ascii="Wingdings" w:hAnsi="Wingdings" w:hint="default"/>
+        <w:rFonts w:hint="default" w:ascii="Wingdings" w:hAnsi="Wingdings"/>
       </w:rPr>
     </w:lvl>
     <w:lvl w:ilvl="6" w:tplc="FFFFFFFF">
@@ -18344,7 +19107,7 @@
         <w:ind w:left="5040" w:hanging="360"/>
       </w:pPr>
       <w:rPr>
-        <w:rFonts w:ascii="Symbol" w:hAnsi="Symbol" w:hint="default"/>
+        <w:rFonts w:hint="default" w:ascii="Symbol" w:hAnsi="Symbol"/>
       </w:rPr>
     </w:lvl>
     <w:lvl w:ilvl="7" w:tplc="FFFFFFFF">
@@ -18356,7 +19119,7 @@
         <w:ind w:left="5760" w:hanging="360"/>
       </w:pPr>
       <w:rPr>
-        <w:rFonts w:ascii="Courier New" w:hAnsi="Courier New" w:cs="Courier New" w:hint="default"/>
+        <w:rFonts w:hint="default" w:ascii="Courier New" w:hAnsi="Courier New" w:cs="Courier New"/>
       </w:rPr>
     </w:lvl>
     <w:lvl w:ilvl="8" w:tplc="FFFFFFFF" w:tentative="1">
@@ -18368,7 +19131,7 @@
         <w:ind w:left="6480" w:hanging="360"/>
       </w:pPr>
       <w:rPr>
-        <w:rFonts w:ascii="Wingdings" w:hAnsi="Wingdings" w:hint="default"/>
+        <w:rFonts w:hint="default" w:ascii="Wingdings" w:hAnsi="Wingdings"/>
       </w:rPr>
     </w:lvl>
   </w:abstractNum>
@@ -18385,7 +19148,7 @@
         <w:ind w:left="720" w:hanging="360"/>
       </w:pPr>
       <w:rPr>
-        <w:rFonts w:ascii="Symbol" w:hAnsi="Symbol" w:hint="default"/>
+        <w:rFonts w:hint="default" w:ascii="Symbol" w:hAnsi="Symbol"/>
       </w:rPr>
     </w:lvl>
     <w:lvl w:ilvl="1" w:tplc="240A0003" w:tentative="1">
@@ -18397,7 +19160,7 @@
         <w:ind w:left="1440" w:hanging="360"/>
       </w:pPr>
       <w:rPr>
-        <w:rFonts w:ascii="Courier New" w:hAnsi="Courier New" w:cs="Courier New" w:hint="default"/>
+        <w:rFonts w:hint="default" w:ascii="Courier New" w:hAnsi="Courier New" w:cs="Courier New"/>
       </w:rPr>
     </w:lvl>
     <w:lvl w:ilvl="2" w:tplc="240A0005" w:tentative="1">
@@ -18409,7 +19172,7 @@
         <w:ind w:left="2160" w:hanging="360"/>
       </w:pPr>
       <w:rPr>
-        <w:rFonts w:ascii="Wingdings" w:hAnsi="Wingdings" w:hint="default"/>
+        <w:rFonts w:hint="default" w:ascii="Wingdings" w:hAnsi="Wingdings"/>
       </w:rPr>
     </w:lvl>
     <w:lvl w:ilvl="3" w:tplc="240A0001" w:tentative="1">
@@ -18421,7 +19184,7 @@
         <w:ind w:left="2880" w:hanging="360"/>
       </w:pPr>
       <w:rPr>
-        <w:rFonts w:ascii="Symbol" w:hAnsi="Symbol" w:hint="default"/>
+        <w:rFonts w:hint="default" w:ascii="Symbol" w:hAnsi="Symbol"/>
       </w:rPr>
     </w:lvl>
     <w:lvl w:ilvl="4" w:tplc="240A0003" w:tentative="1">
@@ -18433,7 +19196,7 @@
         <w:ind w:left="3600" w:hanging="360"/>
       </w:pPr>
       <w:rPr>
-        <w:rFonts w:ascii="Courier New" w:hAnsi="Courier New" w:cs="Courier New" w:hint="default"/>
+        <w:rFonts w:hint="default" w:ascii="Courier New" w:hAnsi="Courier New" w:cs="Courier New"/>
       </w:rPr>
     </w:lvl>
     <w:lvl w:ilvl="5" w:tplc="240A0005" w:tentative="1">
@@ -18445,7 +19208,7 @@
         <w:ind w:left="4320" w:hanging="360"/>
       </w:pPr>
       <w:rPr>
-        <w:rFonts w:ascii="Wingdings" w:hAnsi="Wingdings" w:hint="default"/>
+        <w:rFonts w:hint="default" w:ascii="Wingdings" w:hAnsi="Wingdings"/>
       </w:rPr>
     </w:lvl>
     <w:lvl w:ilvl="6" w:tplc="240A0001" w:tentative="1">
@@ -18457,7 +19220,7 @@
         <w:ind w:left="5040" w:hanging="360"/>
       </w:pPr>
       <w:rPr>
-        <w:rFonts w:ascii="Symbol" w:hAnsi="Symbol" w:hint="default"/>
+        <w:rFonts w:hint="default" w:ascii="Symbol" w:hAnsi="Symbol"/>
       </w:rPr>
     </w:lvl>
     <w:lvl w:ilvl="7" w:tplc="240A0003" w:tentative="1">
@@ -18469,7 +19232,7 @@
         <w:ind w:left="5760" w:hanging="360"/>
       </w:pPr>
       <w:rPr>
-        <w:rFonts w:ascii="Courier New" w:hAnsi="Courier New" w:cs="Courier New" w:hint="default"/>
+        <w:rFonts w:hint="default" w:ascii="Courier New" w:hAnsi="Courier New" w:cs="Courier New"/>
       </w:rPr>
     </w:lvl>
     <w:lvl w:ilvl="8" w:tplc="240A0005" w:tentative="1">
@@ -18481,7 +19244,7 @@
         <w:ind w:left="6480" w:hanging="360"/>
       </w:pPr>
       <w:rPr>
-        <w:rFonts w:ascii="Wingdings" w:hAnsi="Wingdings" w:hint="default"/>
+        <w:rFonts w:hint="default" w:ascii="Wingdings" w:hAnsi="Wingdings"/>
       </w:rPr>
     </w:lvl>
   </w:abstractNum>
@@ -18584,7 +19347,7 @@
         <w:ind w:left="1429" w:hanging="360"/>
       </w:pPr>
       <w:rPr>
-        <w:rFonts w:ascii="Courier New" w:hAnsi="Courier New" w:cs="Courier New" w:hint="default"/>
+        <w:rFonts w:hint="default" w:ascii="Courier New" w:hAnsi="Courier New" w:cs="Courier New"/>
       </w:rPr>
     </w:lvl>
     <w:lvl w:ilvl="1" w:tplc="240A0003">
@@ -18596,7 +19359,7 @@
         <w:ind w:left="2149" w:hanging="360"/>
       </w:pPr>
       <w:rPr>
-        <w:rFonts w:ascii="Courier New" w:hAnsi="Courier New" w:cs="Courier New" w:hint="default"/>
+        <w:rFonts w:hint="default" w:ascii="Courier New" w:hAnsi="Courier New" w:cs="Courier New"/>
       </w:rPr>
     </w:lvl>
     <w:lvl w:ilvl="2" w:tplc="240A0005" w:tentative="1">
@@ -18608,7 +19371,7 @@
         <w:ind w:left="2869" w:hanging="360"/>
       </w:pPr>
       <w:rPr>
-        <w:rFonts w:ascii="Wingdings" w:hAnsi="Wingdings" w:hint="default"/>
+        <w:rFonts w:hint="default" w:ascii="Wingdings" w:hAnsi="Wingdings"/>
       </w:rPr>
     </w:lvl>
     <w:lvl w:ilvl="3" w:tplc="240A0001" w:tentative="1">
@@ -18620,7 +19383,7 @@
         <w:ind w:left="3589" w:hanging="360"/>
       </w:pPr>
       <w:rPr>
-        <w:rFonts w:ascii="Symbol" w:hAnsi="Symbol" w:hint="default"/>
+        <w:rFonts w:hint="default" w:ascii="Symbol" w:hAnsi="Symbol"/>
       </w:rPr>
     </w:lvl>
     <w:lvl w:ilvl="4" w:tplc="240A0003" w:tentative="1">
@@ -18632,7 +19395,7 @@
         <w:ind w:left="4309" w:hanging="360"/>
       </w:pPr>
       <w:rPr>
-        <w:rFonts w:ascii="Courier New" w:hAnsi="Courier New" w:cs="Courier New" w:hint="default"/>
+        <w:rFonts w:hint="default" w:ascii="Courier New" w:hAnsi="Courier New" w:cs="Courier New"/>
       </w:rPr>
     </w:lvl>
     <w:lvl w:ilvl="5" w:tplc="240A0005" w:tentative="1">
@@ -18644,7 +19407,7 @@
         <w:ind w:left="5029" w:hanging="360"/>
       </w:pPr>
       <w:rPr>
-        <w:rFonts w:ascii="Wingdings" w:hAnsi="Wingdings" w:hint="default"/>
+        <w:rFonts w:hint="default" w:ascii="Wingdings" w:hAnsi="Wingdings"/>
       </w:rPr>
     </w:lvl>
     <w:lvl w:ilvl="6" w:tplc="240A0001" w:tentative="1">
@@ -18656,7 +19419,7 @@
         <w:ind w:left="5749" w:hanging="360"/>
       </w:pPr>
       <w:rPr>
-        <w:rFonts w:ascii="Symbol" w:hAnsi="Symbol" w:hint="default"/>
+        <w:rFonts w:hint="default" w:ascii="Symbol" w:hAnsi="Symbol"/>
       </w:rPr>
     </w:lvl>
     <w:lvl w:ilvl="7" w:tplc="240A0003" w:tentative="1">
@@ -18668,7 +19431,7 @@
         <w:ind w:left="6469" w:hanging="360"/>
       </w:pPr>
       <w:rPr>
-        <w:rFonts w:ascii="Courier New" w:hAnsi="Courier New" w:cs="Courier New" w:hint="default"/>
+        <w:rFonts w:hint="default" w:ascii="Courier New" w:hAnsi="Courier New" w:cs="Courier New"/>
       </w:rPr>
     </w:lvl>
     <w:lvl w:ilvl="8" w:tplc="240A0005" w:tentative="1">
@@ -18680,7 +19443,7 @@
         <w:ind w:left="7189" w:hanging="360"/>
       </w:pPr>
       <w:rPr>
-        <w:rFonts w:ascii="Wingdings" w:hAnsi="Wingdings" w:hint="default"/>
+        <w:rFonts w:hint="default" w:ascii="Wingdings" w:hAnsi="Wingdings"/>
       </w:rPr>
     </w:lvl>
   </w:abstractNum>
@@ -18700,7 +19463,7 @@
         <w:ind w:left="720" w:hanging="360"/>
       </w:pPr>
       <w:rPr>
-        <w:rFonts w:ascii="Symbol" w:hAnsi="Symbol" w:hint="default"/>
+        <w:rFonts w:hint="default" w:ascii="Symbol" w:hAnsi="Symbol"/>
         <w:sz w:val="20"/>
       </w:rPr>
     </w:lvl>
@@ -18716,7 +19479,7 @@
         <w:ind w:left="1440" w:hanging="360"/>
       </w:pPr>
       <w:rPr>
-        <w:rFonts w:ascii="Courier New" w:hAnsi="Courier New" w:hint="default"/>
+        <w:rFonts w:hint="default" w:ascii="Courier New" w:hAnsi="Courier New"/>
         <w:sz w:val="20"/>
       </w:rPr>
     </w:lvl>
@@ -18732,7 +19495,7 @@
         <w:ind w:left="2160" w:hanging="360"/>
       </w:pPr>
       <w:rPr>
-        <w:rFonts w:ascii="Wingdings" w:hAnsi="Wingdings" w:hint="default"/>
+        <w:rFonts w:hint="default" w:ascii="Wingdings" w:hAnsi="Wingdings"/>
         <w:sz w:val="20"/>
       </w:rPr>
     </w:lvl>
@@ -18748,7 +19511,7 @@
         <w:ind w:left="2880" w:hanging="360"/>
       </w:pPr>
       <w:rPr>
-        <w:rFonts w:ascii="Wingdings" w:hAnsi="Wingdings" w:hint="default"/>
+        <w:rFonts w:hint="default" w:ascii="Wingdings" w:hAnsi="Wingdings"/>
         <w:sz w:val="20"/>
       </w:rPr>
     </w:lvl>
@@ -18764,7 +19527,7 @@
         <w:ind w:left="3600" w:hanging="360"/>
       </w:pPr>
       <w:rPr>
-        <w:rFonts w:ascii="Wingdings" w:hAnsi="Wingdings" w:hint="default"/>
+        <w:rFonts w:hint="default" w:ascii="Wingdings" w:hAnsi="Wingdings"/>
         <w:sz w:val="20"/>
       </w:rPr>
     </w:lvl>
@@ -18780,7 +19543,7 @@
         <w:ind w:left="4320" w:hanging="360"/>
       </w:pPr>
       <w:rPr>
-        <w:rFonts w:ascii="Wingdings" w:hAnsi="Wingdings" w:hint="default"/>
+        <w:rFonts w:hint="default" w:ascii="Wingdings" w:hAnsi="Wingdings"/>
         <w:sz w:val="20"/>
       </w:rPr>
     </w:lvl>
@@ -18796,7 +19559,7 @@
         <w:ind w:left="5040" w:hanging="360"/>
       </w:pPr>
       <w:rPr>
-        <w:rFonts w:ascii="Wingdings" w:hAnsi="Wingdings" w:hint="default"/>
+        <w:rFonts w:hint="default" w:ascii="Wingdings" w:hAnsi="Wingdings"/>
         <w:sz w:val="20"/>
       </w:rPr>
     </w:lvl>
@@ -18812,7 +19575,7 @@
         <w:ind w:left="5760" w:hanging="360"/>
       </w:pPr>
       <w:rPr>
-        <w:rFonts w:ascii="Wingdings" w:hAnsi="Wingdings" w:hint="default"/>
+        <w:rFonts w:hint="default" w:ascii="Wingdings" w:hAnsi="Wingdings"/>
         <w:sz w:val="20"/>
       </w:rPr>
     </w:lvl>
@@ -18828,7 +19591,7 @@
         <w:ind w:left="6480" w:hanging="360"/>
       </w:pPr>
       <w:rPr>
-        <w:rFonts w:ascii="Wingdings" w:hAnsi="Wingdings" w:hint="default"/>
+        <w:rFonts w:hint="default" w:ascii="Wingdings" w:hAnsi="Wingdings"/>
         <w:sz w:val="20"/>
       </w:rPr>
     </w:lvl>
@@ -18846,7 +19609,7 @@
         <w:ind w:left="720" w:hanging="360"/>
       </w:pPr>
       <w:rPr>
-        <w:rFonts w:ascii="Symbol" w:hAnsi="Symbol" w:hint="default"/>
+        <w:rFonts w:hint="default" w:ascii="Symbol" w:hAnsi="Symbol"/>
       </w:rPr>
     </w:lvl>
     <w:lvl w:ilvl="1" w:tplc="240A0001">
@@ -18858,7 +19621,7 @@
         <w:ind w:left="720" w:hanging="360"/>
       </w:pPr>
       <w:rPr>
-        <w:rFonts w:ascii="Symbol" w:hAnsi="Symbol" w:hint="default"/>
+        <w:rFonts w:hint="default" w:ascii="Symbol" w:hAnsi="Symbol"/>
       </w:rPr>
     </w:lvl>
     <w:lvl w:ilvl="2" w:tplc="FFFFFFFF" w:tentative="1">
@@ -18870,7 +19633,7 @@
         <w:ind w:left="2160" w:hanging="360"/>
       </w:pPr>
       <w:rPr>
-        <w:rFonts w:ascii="Wingdings" w:hAnsi="Wingdings" w:hint="default"/>
+        <w:rFonts w:hint="default" w:ascii="Wingdings" w:hAnsi="Wingdings"/>
       </w:rPr>
     </w:lvl>
     <w:lvl w:ilvl="3" w:tplc="FFFFFFFF" w:tentative="1">
@@ -18882,7 +19645,7 @@
         <w:ind w:left="2880" w:hanging="360"/>
       </w:pPr>
       <w:rPr>
-        <w:rFonts w:ascii="Symbol" w:hAnsi="Symbol" w:hint="default"/>
+        <w:rFonts w:hint="default" w:ascii="Symbol" w:hAnsi="Symbol"/>
       </w:rPr>
     </w:lvl>
     <w:lvl w:ilvl="4" w:tplc="FFFFFFFF" w:tentative="1">
@@ -18894,7 +19657,7 @@
         <w:ind w:left="3600" w:hanging="360"/>
       </w:pPr>
       <w:rPr>
-        <w:rFonts w:ascii="Courier New" w:hAnsi="Courier New" w:cs="Courier New" w:hint="default"/>
+        <w:rFonts w:hint="default" w:ascii="Courier New" w:hAnsi="Courier New" w:cs="Courier New"/>
       </w:rPr>
     </w:lvl>
     <w:lvl w:ilvl="5" w:tplc="FFFFFFFF" w:tentative="1">
@@ -18906,7 +19669,7 @@
         <w:ind w:left="4320" w:hanging="360"/>
       </w:pPr>
       <w:rPr>
-        <w:rFonts w:ascii="Wingdings" w:hAnsi="Wingdings" w:hint="default"/>
+        <w:rFonts w:hint="default" w:ascii="Wingdings" w:hAnsi="Wingdings"/>
       </w:rPr>
     </w:lvl>
     <w:lvl w:ilvl="6" w:tplc="FFFFFFFF" w:tentative="1">
@@ -18918,7 +19681,7 @@
         <w:ind w:left="5040" w:hanging="360"/>
       </w:pPr>
       <w:rPr>
-        <w:rFonts w:ascii="Symbol" w:hAnsi="Symbol" w:hint="default"/>
+        <w:rFonts w:hint="default" w:ascii="Symbol" w:hAnsi="Symbol"/>
       </w:rPr>
     </w:lvl>
     <w:lvl w:ilvl="7" w:tplc="FFFFFFFF" w:tentative="1">
@@ -18930,7 +19693,7 @@
         <w:ind w:left="5760" w:hanging="360"/>
       </w:pPr>
       <w:rPr>
-        <w:rFonts w:ascii="Courier New" w:hAnsi="Courier New" w:cs="Courier New" w:hint="default"/>
+        <w:rFonts w:hint="default" w:ascii="Courier New" w:hAnsi="Courier New" w:cs="Courier New"/>
       </w:rPr>
     </w:lvl>
     <w:lvl w:ilvl="8" w:tplc="FFFFFFFF" w:tentative="1">
@@ -18942,7 +19705,7 @@
         <w:ind w:left="6480" w:hanging="360"/>
       </w:pPr>
       <w:rPr>
-        <w:rFonts w:ascii="Wingdings" w:hAnsi="Wingdings" w:hint="default"/>
+        <w:rFonts w:hint="default" w:ascii="Wingdings" w:hAnsi="Wingdings"/>
       </w:rPr>
     </w:lvl>
   </w:abstractNum>
@@ -19098,11 +19861,11 @@
 </file>
 
 <file path=word/styles.xml><?xml version="1.0" encoding="utf-8"?>
-<w:styles xmlns:mc="http://schemas.openxmlformats.org/markup-compatibility/2006" xmlns:r="http://schemas.openxmlformats.org/officeDocument/2006/relationships" xmlns:w="http://schemas.openxmlformats.org/wordprocessingml/2006/main" xmlns:w14="http://schemas.microsoft.com/office/word/2010/wordml" xmlns:w15="http://schemas.microsoft.com/office/word/2012/wordml" xmlns:w16cex="http://schemas.microsoft.com/office/word/2018/wordml/cex" xmlns:w16cid="http://schemas.microsoft.com/office/word/2016/wordml/cid" xmlns:w16="http://schemas.microsoft.com/office/word/2018/wordml" xmlns:w16du="http://schemas.microsoft.com/office/word/2023/wordml/word16du" xmlns:w16sdtdh="http://schemas.microsoft.com/office/word/2020/wordml/sdtdatahash" xmlns:w16sdtfl="http://schemas.microsoft.com/office/word/2024/wordml/sdtformatlock" xmlns:w16se="http://schemas.microsoft.com/office/word/2015/wordml/symex" mc:Ignorable="w14 w15 w16se w16cid w16 w16cex w16sdtdh w16sdtfl w16du">
+<w:styles xmlns:wp14="http://schemas.microsoft.com/office/word/2010/wordprocessingDrawing" xmlns:mc="http://schemas.openxmlformats.org/markup-compatibility/2006" xmlns:r="http://schemas.openxmlformats.org/officeDocument/2006/relationships" xmlns:w="http://schemas.openxmlformats.org/wordprocessingml/2006/main" xmlns:w14="http://schemas.microsoft.com/office/word/2010/wordml" xmlns:w15="http://schemas.microsoft.com/office/word/2012/wordml" xmlns:w16cex="http://schemas.microsoft.com/office/word/2018/wordml/cex" xmlns:w16cid="http://schemas.microsoft.com/office/word/2016/wordml/cid" xmlns:w16="http://schemas.microsoft.com/office/word/2018/wordml" xmlns:w16du="http://schemas.microsoft.com/office/word/2023/wordml/word16du" xmlns:w16sdtdh="http://schemas.microsoft.com/office/word/2020/wordml/sdtdatahash" xmlns:w16sdtfl="http://schemas.microsoft.com/office/word/2024/wordml/sdtformatlock" xmlns:w16se="http://schemas.microsoft.com/office/word/2015/wordml/symex" mc:Ignorable="w14 w15 w16se w16cid w16 w16cex w16sdtdh w16sdtfl w16du wp14">
   <w:docDefaults>
     <w:rPrDefault>
       <w:rPr>
-        <w:rFonts w:ascii="Calibri" w:eastAsia="Calibri" w:hAnsi="Calibri" w:cs="Times New Roman"/>
+        <w:rFonts w:ascii="Calibri" w:hAnsi="Calibri" w:eastAsia="Calibri" w:cs="Times New Roman"/>
         <w:lang w:val="es-CO" w:eastAsia="es-CO" w:bidi="ar-SA"/>
       </w:rPr>
     </w:rPrDefault>
@@ -19111,14 +19874,14 @@
   <w:latentStyles w:defLockedState="0" w:defUIPriority="99" w:defSemiHidden="0" w:defUnhideWhenUsed="0" w:defQFormat="0" w:count="376">
     <w:lsdException w:name="Normal" w:uiPriority="0" w:qFormat="1"/>
     <w:lsdException w:name="heading 1" w:uiPriority="9" w:qFormat="1"/>
-    <w:lsdException w:name="heading 2" w:semiHidden="1" w:uiPriority="9" w:unhideWhenUsed="1" w:qFormat="1"/>
-    <w:lsdException w:name="heading 3" w:semiHidden="1" w:uiPriority="9" w:unhideWhenUsed="1" w:qFormat="1"/>
-    <w:lsdException w:name="heading 4" w:semiHidden="1" w:uiPriority="9" w:unhideWhenUsed="1" w:qFormat="1"/>
-    <w:lsdException w:name="heading 5" w:semiHidden="1" w:uiPriority="9" w:unhideWhenUsed="1" w:qFormat="1"/>
-    <w:lsdException w:name="heading 6" w:semiHidden="1" w:uiPriority="9" w:unhideWhenUsed="1"/>
-    <w:lsdException w:name="heading 7" w:semiHidden="1" w:uiPriority="9" w:unhideWhenUsed="1" w:qFormat="1"/>
-    <w:lsdException w:name="heading 8" w:semiHidden="1" w:uiPriority="9" w:unhideWhenUsed="1" w:qFormat="1"/>
-    <w:lsdException w:name="heading 9" w:semiHidden="1" w:uiPriority="9" w:unhideWhenUsed="1" w:qFormat="1"/>
+    <w:lsdException w:name="heading 2" w:uiPriority="9" w:semiHidden="1" w:unhideWhenUsed="1" w:qFormat="1"/>
+    <w:lsdException w:name="heading 3" w:uiPriority="9" w:semiHidden="1" w:unhideWhenUsed="1" w:qFormat="1"/>
+    <w:lsdException w:name="heading 4" w:uiPriority="9" w:semiHidden="1" w:unhideWhenUsed="1" w:qFormat="1"/>
+    <w:lsdException w:name="heading 5" w:uiPriority="9" w:semiHidden="1" w:unhideWhenUsed="1" w:qFormat="1"/>
+    <w:lsdException w:name="heading 6" w:uiPriority="9" w:semiHidden="1" w:unhideWhenUsed="1"/>
+    <w:lsdException w:name="heading 7" w:uiPriority="9" w:semiHidden="1" w:unhideWhenUsed="1" w:qFormat="1"/>
+    <w:lsdException w:name="heading 8" w:uiPriority="9" w:semiHidden="1" w:unhideWhenUsed="1" w:qFormat="1"/>
+    <w:lsdException w:name="heading 9" w:uiPriority="9" w:semiHidden="1" w:unhideWhenUsed="1" w:qFormat="1"/>
     <w:lsdException w:name="index 1" w:semiHidden="1" w:unhideWhenUsed="1"/>
     <w:lsdException w:name="index 2" w:semiHidden="1" w:unhideWhenUsed="1"/>
     <w:lsdException w:name="index 3" w:semiHidden="1" w:unhideWhenUsed="1"/>
@@ -19128,22 +19891,22 @@
     <w:lsdException w:name="index 7" w:semiHidden="1" w:unhideWhenUsed="1"/>
     <w:lsdException w:name="index 8" w:semiHidden="1" w:unhideWhenUsed="1"/>
     <w:lsdException w:name="index 9" w:semiHidden="1" w:unhideWhenUsed="1"/>
-    <w:lsdException w:name="toc 1" w:semiHidden="1" w:uiPriority="39" w:unhideWhenUsed="1"/>
-    <w:lsdException w:name="toc 2" w:semiHidden="1" w:uiPriority="39" w:unhideWhenUsed="1"/>
-    <w:lsdException w:name="toc 3" w:semiHidden="1" w:uiPriority="39" w:unhideWhenUsed="1"/>
-    <w:lsdException w:name="toc 4" w:semiHidden="1" w:uiPriority="39" w:unhideWhenUsed="1"/>
-    <w:lsdException w:name="toc 5" w:semiHidden="1" w:uiPriority="39" w:unhideWhenUsed="1"/>
-    <w:lsdException w:name="toc 6" w:semiHidden="1" w:uiPriority="39" w:unhideWhenUsed="1"/>
-    <w:lsdException w:name="toc 7" w:semiHidden="1" w:uiPriority="39" w:unhideWhenUsed="1"/>
-    <w:lsdException w:name="toc 8" w:semiHidden="1" w:uiPriority="39" w:unhideWhenUsed="1"/>
-    <w:lsdException w:name="toc 9" w:semiHidden="1" w:uiPriority="39" w:unhideWhenUsed="1"/>
+    <w:lsdException w:name="toc 1" w:uiPriority="39" w:semiHidden="1" w:unhideWhenUsed="1"/>
+    <w:lsdException w:name="toc 2" w:uiPriority="39" w:semiHidden="1" w:unhideWhenUsed="1"/>
+    <w:lsdException w:name="toc 3" w:uiPriority="39" w:semiHidden="1" w:unhideWhenUsed="1"/>
+    <w:lsdException w:name="toc 4" w:uiPriority="39" w:semiHidden="1" w:unhideWhenUsed="1"/>
+    <w:lsdException w:name="toc 5" w:uiPriority="39" w:semiHidden="1" w:unhideWhenUsed="1"/>
+    <w:lsdException w:name="toc 6" w:uiPriority="39" w:semiHidden="1" w:unhideWhenUsed="1"/>
+    <w:lsdException w:name="toc 7" w:uiPriority="39" w:semiHidden="1" w:unhideWhenUsed="1"/>
+    <w:lsdException w:name="toc 8" w:uiPriority="39" w:semiHidden="1" w:unhideWhenUsed="1"/>
+    <w:lsdException w:name="toc 9" w:uiPriority="39" w:semiHidden="1" w:unhideWhenUsed="1"/>
     <w:lsdException w:name="Normal Indent" w:semiHidden="1" w:unhideWhenUsed="1"/>
     <w:lsdException w:name="footnote text" w:semiHidden="1" w:unhideWhenUsed="1"/>
     <w:lsdException w:name="annotation text" w:semiHidden="1" w:unhideWhenUsed="1"/>
     <w:lsdException w:name="header" w:semiHidden="1" w:unhideWhenUsed="1"/>
     <w:lsdException w:name="footer" w:semiHidden="1" w:unhideWhenUsed="1"/>
     <w:lsdException w:name="index heading" w:semiHidden="1" w:unhideWhenUsed="1"/>
-    <w:lsdException w:name="caption" w:semiHidden="1" w:uiPriority="35" w:unhideWhenUsed="1" w:qFormat="1"/>
+    <w:lsdException w:name="caption" w:uiPriority="35" w:semiHidden="1" w:unhideWhenUsed="1" w:qFormat="1"/>
     <w:lsdException w:name="table of figures" w:semiHidden="1" w:unhideWhenUsed="1"/>
     <w:lsdException w:name="envelope address" w:semiHidden="1" w:unhideWhenUsed="1"/>
     <w:lsdException w:name="envelope return" w:semiHidden="1" w:unhideWhenUsed="1"/>
@@ -19174,7 +19937,7 @@
     <w:lsdException w:name="Title" w:uiPriority="10" w:qFormat="1"/>
     <w:lsdException w:name="Closing" w:semiHidden="1" w:unhideWhenUsed="1"/>
     <w:lsdException w:name="Signature" w:semiHidden="1" w:unhideWhenUsed="1"/>
-    <w:lsdException w:name="Default Paragraph Font" w:semiHidden="1" w:uiPriority="1" w:unhideWhenUsed="1"/>
+    <w:lsdException w:name="Default Paragraph Font" w:uiPriority="1" w:semiHidden="1" w:unhideWhenUsed="1"/>
     <w:lsdException w:name="Body Text" w:semiHidden="1" w:unhideWhenUsed="1"/>
     <w:lsdException w:name="Body Text Indent" w:semiHidden="1" w:unhideWhenUsed="1"/>
     <w:lsdException w:name="List Continue" w:semiHidden="1" w:unhideWhenUsed="1"/>
@@ -19374,8 +20137,8 @@
     <w:lsdException w:name="Subtle Reference" w:uiPriority="31" w:qFormat="1"/>
     <w:lsdException w:name="Intense Reference" w:uiPriority="32" w:qFormat="1"/>
     <w:lsdException w:name="Book Title" w:uiPriority="33" w:qFormat="1"/>
-    <w:lsdException w:name="Bibliography" w:semiHidden="1" w:uiPriority="37" w:unhideWhenUsed="1"/>
-    <w:lsdException w:name="TOC Heading" w:semiHidden="1" w:uiPriority="39" w:unhideWhenUsed="1" w:qFormat="1"/>
+    <w:lsdException w:name="Bibliography" w:uiPriority="37" w:semiHidden="1" w:unhideWhenUsed="1"/>
+    <w:lsdException w:name="TOC Heading" w:uiPriority="39" w:semiHidden="1" w:unhideWhenUsed="1" w:qFormat="1"/>
     <w:lsdException w:name="Plain Table 1" w:uiPriority="41"/>
     <w:lsdException w:name="Plain Table 2" w:uiPriority="42"/>
     <w:lsdException w:name="Plain Table 3" w:uiPriority="43"/>
@@ -19486,7 +20249,7 @@
     <w:lsdException w:name="Unresolved Mention" w:semiHidden="1" w:unhideWhenUsed="1"/>
     <w:lsdException w:name="Smart Link" w:semiHidden="1" w:unhideWhenUsed="1"/>
   </w:latentStyles>
-  <w:style w:type="paragraph" w:default="1" w:styleId="Normal">
+  <w:style w:type="paragraph" w:styleId="Normal" w:default="1">
     <w:name w:val="Normal"/>
     <w:qFormat/>
     <w:rsid w:val="001A6D42"/>
@@ -19646,7 +20409,7 @@
       <w:outlineLvl w:val="6"/>
     </w:pPr>
     <w:rPr>
-      <w:rFonts w:ascii="Calibri Light" w:eastAsia="Times New Roman" w:hAnsi="Calibri Light"/>
+      <w:rFonts w:ascii="Calibri Light" w:hAnsi="Calibri Light" w:eastAsia="Times New Roman"/>
       <w:i/>
       <w:iCs/>
       <w:color w:val="1F3763"/>
@@ -19670,7 +20433,7 @@
       <w:outlineLvl w:val="7"/>
     </w:pPr>
     <w:rPr>
-      <w:rFonts w:ascii="Calibri Light" w:eastAsia="Times New Roman" w:hAnsi="Calibri Light"/>
+      <w:rFonts w:ascii="Calibri Light" w:hAnsi="Calibri Light" w:eastAsia="Times New Roman"/>
       <w:color w:val="272727"/>
       <w:sz w:val="21"/>
       <w:szCs w:val="21"/>
@@ -19694,7 +20457,7 @@
       <w:outlineLvl w:val="8"/>
     </w:pPr>
     <w:rPr>
-      <w:rFonts w:ascii="Calibri Light" w:eastAsia="Times New Roman" w:hAnsi="Calibri Light"/>
+      <w:rFonts w:ascii="Calibri Light" w:hAnsi="Calibri Light" w:eastAsia="Times New Roman"/>
       <w:i/>
       <w:iCs/>
       <w:color w:val="272727"/>
@@ -19702,13 +20465,13 @@
       <w:szCs w:val="21"/>
     </w:rPr>
   </w:style>
-  <w:style w:type="character" w:default="1" w:styleId="Fuentedeprrafopredeter">
+  <w:style w:type="character" w:styleId="Fuentedeprrafopredeter" w:default="1">
     <w:name w:val="Default Paragraph Font"/>
     <w:uiPriority w:val="1"/>
     <w:semiHidden/>
     <w:unhideWhenUsed/>
   </w:style>
-  <w:style w:type="table" w:default="1" w:styleId="Tablanormal">
+  <w:style w:type="table" w:styleId="Tablanormal" w:default="1">
     <w:name w:val="Normal Table"/>
     <w:uiPriority w:val="99"/>
     <w:semiHidden/>
@@ -19723,7 +20486,7 @@
       </w:tblCellMar>
     </w:tblPr>
   </w:style>
-  <w:style w:type="numbering" w:default="1" w:styleId="Sinlista">
+  <w:style w:type="numbering" w:styleId="Sinlista" w:default="1">
     <w:name w:val="No List"/>
     <w:uiPriority w:val="99"/>
     <w:semiHidden/>
@@ -19740,7 +20503,7 @@
       <w:contextualSpacing/>
     </w:pPr>
   </w:style>
-  <w:style w:type="paragraph" w:customStyle="1" w:styleId="TituloPortada">
+  <w:style w:type="paragraph" w:styleId="TituloPortada" w:customStyle="1">
     <w:name w:val="Titulo Portada"/>
     <w:basedOn w:val="Normal"/>
     <w:rsid w:val="00C407C1"/>
@@ -19753,7 +20516,7 @@
       <w:sz w:val="72"/>
     </w:rPr>
   </w:style>
-  <w:style w:type="character" w:customStyle="1" w:styleId="Ttulo1Car">
+  <w:style w:type="character" w:styleId="Ttulo1Car" w:customStyle="1">
     <w:name w:val="Título 1 Car"/>
     <w:link w:val="Ttulo1"/>
     <w:uiPriority w:val="9"/>
@@ -19768,7 +20531,7 @@
       <w:shd w:val="clear" w:color="auto" w:fill="FFFFFF"/>
     </w:rPr>
   </w:style>
-  <w:style w:type="character" w:customStyle="1" w:styleId="Ttulo2Car">
+  <w:style w:type="character" w:styleId="Ttulo2Car" w:customStyle="1">
     <w:name w:val="Título 2 Car"/>
     <w:link w:val="Ttulo2"/>
     <w:uiPriority w:val="9"/>
@@ -19781,13 +20544,13 @@
       <w:szCs w:val="26"/>
     </w:rPr>
   </w:style>
-  <w:style w:type="character" w:customStyle="1" w:styleId="Ttulo3Car">
+  <w:style w:type="character" w:styleId="Ttulo3Car" w:customStyle="1">
     <w:name w:val="Título 3 Car"/>
     <w:link w:val="Ttulo3"/>
     <w:uiPriority w:val="9"/>
     <w:rsid w:val="00203367"/>
     <w:rPr>
-      <w:rFonts w:ascii="Calibri" w:eastAsia="Times New Roman" w:hAnsi="Calibri" w:cs="Times New Roman"/>
+      <w:rFonts w:ascii="Calibri" w:hAnsi="Calibri" w:eastAsia="Times New Roman" w:cs="Times New Roman"/>
       <w:b/>
       <w:iCs/>
       <w:color w:val="3B3838"/>
@@ -19815,7 +20578,7 @@
       <w:kern w:val="0"/>
     </w:rPr>
   </w:style>
-  <w:style w:type="character" w:customStyle="1" w:styleId="Extranjerismo">
+  <w:style w:type="character" w:styleId="Extranjerismo" w:customStyle="1">
     <w:name w:val="Extranjerismo"/>
     <w:uiPriority w:val="1"/>
     <w:qFormat/>
@@ -19825,7 +20588,7 @@
       <w:lang w:val="en-US"/>
     </w:rPr>
   </w:style>
-  <w:style w:type="paragraph" w:customStyle="1" w:styleId="Figura">
+  <w:style w:type="paragraph" w:styleId="Figura" w:customStyle="1">
     <w:name w:val="Figura"/>
     <w:basedOn w:val="Normal"/>
     <w:next w:val="Normal"/>
@@ -19849,7 +20612,7 @@
       <w:lang w:eastAsia="es-CO"/>
     </w:rPr>
   </w:style>
-  <w:style w:type="character" w:customStyle="1" w:styleId="FiguraCar">
+  <w:style w:type="character" w:styleId="FiguraCar" w:customStyle="1">
     <w:name w:val="Figura Car"/>
     <w:link w:val="Figura"/>
     <w:rsid w:val="002C499E"/>
@@ -19861,13 +20624,13 @@
       <w:szCs w:val="24"/>
     </w:rPr>
   </w:style>
-  <w:style w:type="character" w:customStyle="1" w:styleId="Ttulo4Car">
+  <w:style w:type="character" w:styleId="Ttulo4Car" w:customStyle="1">
     <w:name w:val="Título 4 Car"/>
     <w:link w:val="Ttulo4"/>
     <w:uiPriority w:val="9"/>
     <w:rsid w:val="001B57A6"/>
     <w:rPr>
-      <w:rFonts w:ascii="Calibri" w:eastAsia="Times New Roman" w:hAnsi="Calibri" w:cs="Times New Roman"/>
+      <w:rFonts w:ascii="Calibri" w:hAnsi="Calibri" w:eastAsia="Times New Roman" w:cs="Times New Roman"/>
       <w:b/>
       <w:color w:val="000000"/>
       <w:kern w:val="0"/>
@@ -19876,13 +20639,13 @@
       <w:lang w:eastAsia="es-CO"/>
     </w:rPr>
   </w:style>
-  <w:style w:type="character" w:customStyle="1" w:styleId="Ttulo5Car">
+  <w:style w:type="character" w:styleId="Ttulo5Car" w:customStyle="1">
     <w:name w:val="Título 5 Car"/>
     <w:link w:val="Ttulo5"/>
     <w:uiPriority w:val="9"/>
     <w:rsid w:val="00746AD1"/>
     <w:rPr>
-      <w:rFonts w:ascii="Calibri" w:eastAsia="Times New Roman" w:hAnsi="Calibri" w:cs="Times New Roman"/>
+      <w:rFonts w:ascii="Calibri" w:hAnsi="Calibri" w:eastAsia="Times New Roman" w:cs="Times New Roman"/>
       <w:b/>
       <w:color w:val="000000"/>
       <w:kern w:val="0"/>
@@ -19891,7 +20654,7 @@
       <w:lang w:eastAsia="es-CO"/>
     </w:rPr>
   </w:style>
-  <w:style w:type="paragraph" w:customStyle="1" w:styleId="Tabla">
+  <w:style w:type="paragraph" w:styleId="Tabla" w:customStyle="1">
     <w:name w:val="Tabla"/>
     <w:basedOn w:val="Normal"/>
     <w:next w:val="Normal"/>
@@ -19925,27 +20688,27 @@
       <w:contextualSpacing/>
     </w:pPr>
     <w:rPr>
-      <w:rFonts w:ascii="Calibri Light" w:eastAsia="Times New Roman" w:hAnsi="Calibri Light"/>
+      <w:rFonts w:ascii="Calibri Light" w:hAnsi="Calibri Light" w:eastAsia="Times New Roman"/>
       <w:spacing w:val="-10"/>
       <w:kern w:val="28"/>
       <w:sz w:val="56"/>
       <w:szCs w:val="56"/>
     </w:rPr>
   </w:style>
-  <w:style w:type="character" w:customStyle="1" w:styleId="TtuloCar">
+  <w:style w:type="character" w:styleId="TtuloCar" w:customStyle="1">
     <w:name w:val="Título Car"/>
     <w:link w:val="Ttulo"/>
     <w:uiPriority w:val="10"/>
     <w:rsid w:val="00590D20"/>
     <w:rPr>
-      <w:rFonts w:ascii="Calibri Light" w:eastAsia="Times New Roman" w:hAnsi="Calibri Light" w:cs="Times New Roman"/>
+      <w:rFonts w:ascii="Calibri Light" w:hAnsi="Calibri Light" w:eastAsia="Times New Roman" w:cs="Times New Roman"/>
       <w:spacing w:val="-10"/>
       <w:kern w:val="28"/>
       <w:sz w:val="56"/>
       <w:szCs w:val="56"/>
     </w:rPr>
   </w:style>
-  <w:style w:type="character" w:customStyle="1" w:styleId="TablaCar">
+  <w:style w:type="character" w:styleId="TablaCar" w:customStyle="1">
     <w:name w:val="Tabla Car"/>
     <w:link w:val="Tabla"/>
     <w:rsid w:val="00F24245"/>
@@ -19957,7 +20720,7 @@
       <w:lang w:eastAsia="en-US"/>
     </w:rPr>
   </w:style>
-  <w:style w:type="table" w:customStyle="1" w:styleId="SENA">
+  <w:style w:type="table" w:styleId="SENA" w:customStyle="1">
     <w:name w:val="SENA"/>
     <w:basedOn w:val="Tablanormal"/>
     <w:uiPriority w:val="99"/>
@@ -19968,12 +20731,12 @@
     <w:tblPr>
       <w:tblStyleRowBandSize w:val="1"/>
       <w:tblBorders>
-        <w:top w:val="single" w:sz="4" w:space="0" w:color="D9D9D9"/>
-        <w:left w:val="single" w:sz="4" w:space="0" w:color="D9D9D9"/>
-        <w:bottom w:val="single" w:sz="4" w:space="0" w:color="D9D9D9"/>
-        <w:right w:val="single" w:sz="4" w:space="0" w:color="D9D9D9"/>
-        <w:insideH w:val="single" w:sz="4" w:space="0" w:color="D9D9D9"/>
-        <w:insideV w:val="single" w:sz="4" w:space="0" w:color="D9D9D9"/>
+        <w:top w:val="single" w:color="D9D9D9" w:sz="4" w:space="0"/>
+        <w:left w:val="single" w:color="D9D9D9" w:sz="4" w:space="0"/>
+        <w:bottom w:val="single" w:color="D9D9D9" w:sz="4" w:space="0"/>
+        <w:right w:val="single" w:color="D9D9D9" w:sz="4" w:space="0"/>
+        <w:insideH w:val="single" w:color="D9D9D9" w:sz="4" w:space="0"/>
+        <w:insideV w:val="single" w:color="D9D9D9" w:sz="4" w:space="0"/>
       </w:tblBorders>
     </w:tblPr>
     <w:tblStylePr w:type="firstRow">
@@ -20003,12 +20766,12 @@
     <w:rsid w:val="002401C2"/>
     <w:tblPr>
       <w:tblBorders>
-        <w:top w:val="single" w:sz="4" w:space="0" w:color="auto"/>
-        <w:left w:val="single" w:sz="4" w:space="0" w:color="auto"/>
-        <w:bottom w:val="single" w:sz="4" w:space="0" w:color="auto"/>
-        <w:right w:val="single" w:sz="4" w:space="0" w:color="auto"/>
-        <w:insideH w:val="single" w:sz="4" w:space="0" w:color="auto"/>
-        <w:insideV w:val="single" w:sz="4" w:space="0" w:color="auto"/>
+        <w:top w:val="single" w:color="auto" w:sz="4" w:space="0"/>
+        <w:left w:val="single" w:color="auto" w:sz="4" w:space="0"/>
+        <w:bottom w:val="single" w:color="auto" w:sz="4" w:space="0"/>
+        <w:right w:val="single" w:color="auto" w:sz="4" w:space="0"/>
+        <w:insideH w:val="single" w:color="auto" w:sz="4" w:space="0"/>
+        <w:insideV w:val="single" w:color="auto" w:sz="4" w:space="0"/>
       </w:tblBorders>
     </w:tblPr>
   </w:style>
@@ -20022,7 +20785,7 @@
       <w:u w:val="single"/>
     </w:rPr>
   </w:style>
-  <w:style w:type="paragraph" w:customStyle="1" w:styleId="Video">
+  <w:style w:type="paragraph" w:styleId="Video" w:customStyle="1">
     <w:name w:val="Video"/>
     <w:basedOn w:val="Normal"/>
     <w:next w:val="Normal"/>
@@ -20042,7 +20805,7 @@
       <w:kern w:val="0"/>
     </w:rPr>
   </w:style>
-  <w:style w:type="character" w:customStyle="1" w:styleId="VideoCar">
+  <w:style w:type="character" w:styleId="VideoCar" w:customStyle="1">
     <w:name w:val="Video Car"/>
     <w:link w:val="Video"/>
     <w:rsid w:val="00425E49"/>
@@ -20053,7 +20816,7 @@
       <w:lang w:eastAsia="en-US"/>
     </w:rPr>
   </w:style>
-  <w:style w:type="character" w:customStyle="1" w:styleId="Mencinsinresolver1">
+  <w:style w:type="character" w:styleId="Mencinsinresolver1" w:customStyle="1">
     <w:name w:val="Mención sin resolver1"/>
     <w:uiPriority w:val="99"/>
     <w:semiHidden/>
@@ -20064,7 +20827,7 @@
       <w:shd w:val="clear" w:color="auto" w:fill="E1DFDD"/>
     </w:rPr>
   </w:style>
-  <w:style w:type="table" w:customStyle="1" w:styleId="Tablaconcuadrcula4-nfasis31">
+  <w:style w:type="table" w:styleId="Tablaconcuadrcula4-nfasis31" w:customStyle="1">
     <w:name w:val="Tabla con cuadrícula 4 - Énfasis 31"/>
     <w:basedOn w:val="Tablanormal"/>
     <w:uiPriority w:val="49"/>
@@ -20073,12 +20836,12 @@
       <w:tblStyleRowBandSize w:val="1"/>
       <w:tblStyleColBandSize w:val="1"/>
       <w:tblBorders>
-        <w:top w:val="single" w:sz="4" w:space="0" w:color="C9C9C9"/>
-        <w:left w:val="single" w:sz="4" w:space="0" w:color="C9C9C9"/>
-        <w:bottom w:val="single" w:sz="4" w:space="0" w:color="C9C9C9"/>
-        <w:right w:val="single" w:sz="4" w:space="0" w:color="C9C9C9"/>
-        <w:insideH w:val="single" w:sz="4" w:space="0" w:color="C9C9C9"/>
-        <w:insideV w:val="single" w:sz="4" w:space="0" w:color="C9C9C9"/>
+        <w:top w:val="single" w:color="C9C9C9" w:sz="4" w:space="0"/>
+        <w:left w:val="single" w:color="C9C9C9" w:sz="4" w:space="0"/>
+        <w:bottom w:val="single" w:color="C9C9C9" w:sz="4" w:space="0"/>
+        <w:right w:val="single" w:color="C9C9C9" w:sz="4" w:space="0"/>
+        <w:insideH w:val="single" w:color="C9C9C9" w:sz="4" w:space="0"/>
+        <w:insideV w:val="single" w:color="C9C9C9" w:sz="4" w:space="0"/>
       </w:tblBorders>
     </w:tblPr>
     <w:tblStylePr w:type="firstRow">
@@ -20090,10 +20853,10 @@
       <w:tblPr/>
       <w:tcPr>
         <w:tcBorders>
-          <w:top w:val="single" w:sz="4" w:space="0" w:color="A5A5A5"/>
-          <w:left w:val="single" w:sz="4" w:space="0" w:color="A5A5A5"/>
-          <w:bottom w:val="single" w:sz="4" w:space="0" w:color="A5A5A5"/>
-          <w:right w:val="single" w:sz="4" w:space="0" w:color="A5A5A5"/>
+          <w:top w:val="single" w:color="A5A5A5" w:sz="4" w:space="0"/>
+          <w:left w:val="single" w:color="A5A5A5" w:sz="4" w:space="0"/>
+          <w:bottom w:val="single" w:color="A5A5A5" w:sz="4" w:space="0"/>
+          <w:right w:val="single" w:color="A5A5A5" w:sz="4" w:space="0"/>
           <w:insideH w:val="nil"/>
           <w:insideV w:val="nil"/>
         </w:tcBorders>
@@ -20108,7 +20871,7 @@
       <w:tblPr/>
       <w:tcPr>
         <w:tcBorders>
-          <w:top w:val="double" w:sz="4" w:space="0" w:color="A5A5A5"/>
+          <w:top w:val="double" w:color="A5A5A5" w:sz="4" w:space="0"/>
         </w:tcBorders>
       </w:tcPr>
     </w:tblStylePr>
@@ -20137,7 +20900,7 @@
       </w:tcPr>
     </w:tblStylePr>
   </w:style>
-  <w:style w:type="paragraph" w:customStyle="1" w:styleId="Tablas">
+  <w:style w:type="paragraph" w:styleId="Tablas" w:customStyle="1">
     <w:name w:val="Tablas"/>
     <w:qFormat/>
     <w:rsid w:val="00CE2C4A"/>
@@ -20153,7 +20916,7 @@
       <w:lang w:eastAsia="en-US"/>
     </w:rPr>
   </w:style>
-  <w:style w:type="paragraph" w:customStyle="1" w:styleId="TextoTablas">
+  <w:style w:type="paragraph" w:styleId="TextoTablas" w:customStyle="1">
     <w:name w:val="Texto_Tablas"/>
     <w:basedOn w:val="Normal"/>
     <w:qFormat/>
@@ -20243,7 +21006,7 @@
       <w:spacing w:before="0" w:after="0" w:line="240" w:lineRule="auto"/>
     </w:pPr>
   </w:style>
-  <w:style w:type="character" w:customStyle="1" w:styleId="EncabezadoCar">
+  <w:style w:type="character" w:styleId="EncabezadoCar" w:customStyle="1">
     <w:name w:val="Encabezado Car"/>
     <w:link w:val="Encabezado"/>
     <w:uiPriority w:val="99"/>
@@ -20267,7 +21030,7 @@
       <w:spacing w:before="0" w:after="0" w:line="240" w:lineRule="auto"/>
     </w:pPr>
   </w:style>
-  <w:style w:type="character" w:customStyle="1" w:styleId="PiedepginaCar">
+  <w:style w:type="character" w:styleId="PiedepginaCar" w:customStyle="1">
     <w:name w:val="Pie de página Car"/>
     <w:link w:val="Piedepgina"/>
     <w:uiPriority w:val="99"/>
@@ -20276,14 +21039,14 @@
       <w:sz w:val="28"/>
     </w:rPr>
   </w:style>
-  <w:style w:type="character" w:customStyle="1" w:styleId="Ttulo6Car">
+  <w:style w:type="character" w:styleId="Ttulo6Car" w:customStyle="1">
     <w:name w:val="Título 6 Car"/>
     <w:link w:val="Ttulo6"/>
     <w:uiPriority w:val="9"/>
     <w:semiHidden/>
     <w:rsid w:val="00C7377B"/>
     <w:rPr>
-      <w:rFonts w:ascii="Calibri" w:eastAsia="Times New Roman" w:hAnsi="Calibri" w:cs="Times New Roman"/>
+      <w:rFonts w:ascii="Calibri" w:hAnsi="Calibri" w:eastAsia="Times New Roman" w:cs="Times New Roman"/>
       <w:b/>
       <w:color w:val="000000"/>
       <w:kern w:val="0"/>
@@ -20309,7 +21072,7 @@
       <w:szCs w:val="16"/>
     </w:rPr>
   </w:style>
-  <w:style w:type="character" w:customStyle="1" w:styleId="TextodegloboCar">
+  <w:style w:type="character" w:styleId="TextodegloboCar" w:customStyle="1">
     <w:name w:val="Texto de globo Car"/>
     <w:link w:val="Textodeglobo"/>
     <w:uiPriority w:val="99"/>
@@ -20321,7 +21084,7 @@
       <w:szCs w:val="16"/>
     </w:rPr>
   </w:style>
-  <w:style w:type="paragraph" w:customStyle="1" w:styleId="Titulosgenerales">
+  <w:style w:type="paragraph" w:styleId="Titulosgenerales" w:customStyle="1">
     <w:name w:val="Titulos generales"/>
     <w:basedOn w:val="Ttulo1"/>
     <w:qFormat/>
@@ -20338,7 +21101,7 @@
       <w:szCs w:val="36"/>
     </w:rPr>
   </w:style>
-  <w:style w:type="paragraph" w:customStyle="1" w:styleId="aos-init">
+  <w:style w:type="paragraph" w:styleId="aos-init" w:customStyle="1">
     <w:name w:val="aos-init"/>
     <w:basedOn w:val="Normal"/>
     <w:rsid w:val="00F911BC"/>
@@ -20347,14 +21110,14 @@
       <w:ind w:firstLine="0"/>
     </w:pPr>
     <w:rPr>
-      <w:rFonts w:ascii="Times New Roman" w:eastAsia="Times New Roman" w:hAnsi="Times New Roman"/>
+      <w:rFonts w:ascii="Times New Roman" w:hAnsi="Times New Roman" w:eastAsia="Times New Roman"/>
       <w:kern w:val="0"/>
       <w:sz w:val="24"/>
       <w:szCs w:val="24"/>
       <w:lang w:val="es-ES" w:eastAsia="es-ES"/>
     </w:rPr>
   </w:style>
-  <w:style w:type="paragraph" w:customStyle="1" w:styleId="mb-5">
+  <w:style w:type="paragraph" w:styleId="mb-5" w:customStyle="1">
     <w:name w:val="mb-5"/>
     <w:basedOn w:val="Normal"/>
     <w:rsid w:val="00F911BC"/>
@@ -20363,21 +21126,21 @@
       <w:ind w:firstLine="0"/>
     </w:pPr>
     <w:rPr>
-      <w:rFonts w:ascii="Times New Roman" w:eastAsia="Times New Roman" w:hAnsi="Times New Roman"/>
+      <w:rFonts w:ascii="Times New Roman" w:hAnsi="Times New Roman" w:eastAsia="Times New Roman"/>
       <w:kern w:val="0"/>
       <w:sz w:val="24"/>
       <w:szCs w:val="24"/>
       <w:lang w:val="es-ES" w:eastAsia="es-ES"/>
     </w:rPr>
   </w:style>
-  <w:style w:type="character" w:customStyle="1" w:styleId="Ttulo7Car">
+  <w:style w:type="character" w:styleId="Ttulo7Car" w:customStyle="1">
     <w:name w:val="Título 7 Car"/>
     <w:link w:val="Ttulo7"/>
     <w:uiPriority w:val="9"/>
     <w:semiHidden/>
     <w:rsid w:val="00C0503D"/>
     <w:rPr>
-      <w:rFonts w:ascii="Calibri Light" w:eastAsia="Times New Roman" w:hAnsi="Calibri Light" w:cs="Times New Roman"/>
+      <w:rFonts w:ascii="Calibri Light" w:hAnsi="Calibri Light" w:eastAsia="Times New Roman" w:cs="Times New Roman"/>
       <w:i/>
       <w:iCs/>
       <w:color w:val="1F3763"/>
@@ -20387,14 +21150,14 @@
       <w:lang w:eastAsia="en-US"/>
     </w:rPr>
   </w:style>
-  <w:style w:type="character" w:customStyle="1" w:styleId="Ttulo8Car">
+  <w:style w:type="character" w:styleId="Ttulo8Car" w:customStyle="1">
     <w:name w:val="Título 8 Car"/>
     <w:link w:val="Ttulo8"/>
     <w:uiPriority w:val="9"/>
     <w:semiHidden/>
     <w:rsid w:val="00C0503D"/>
     <w:rPr>
-      <w:rFonts w:ascii="Calibri Light" w:eastAsia="Times New Roman" w:hAnsi="Calibri Light" w:cs="Times New Roman"/>
+      <w:rFonts w:ascii="Calibri Light" w:hAnsi="Calibri Light" w:eastAsia="Times New Roman" w:cs="Times New Roman"/>
       <w:color w:val="272727"/>
       <w:kern w:val="2"/>
       <w:sz w:val="21"/>
@@ -20402,14 +21165,14 @@
       <w:lang w:eastAsia="en-US"/>
     </w:rPr>
   </w:style>
-  <w:style w:type="character" w:customStyle="1" w:styleId="Ttulo9Car">
+  <w:style w:type="character" w:styleId="Ttulo9Car" w:customStyle="1">
     <w:name w:val="Título 9 Car"/>
     <w:link w:val="Ttulo9"/>
     <w:uiPriority w:val="9"/>
     <w:semiHidden/>
     <w:rsid w:val="00C0503D"/>
     <w:rPr>
-      <w:rFonts w:ascii="Calibri Light" w:eastAsia="Times New Roman" w:hAnsi="Calibri Light" w:cs="Times New Roman"/>
+      <w:rFonts w:ascii="Calibri Light" w:hAnsi="Calibri Light" w:eastAsia="Times New Roman" w:cs="Times New Roman"/>
       <w:i/>
       <w:iCs/>
       <w:color w:val="272727"/>
@@ -20419,7 +21182,7 @@
       <w:lang w:eastAsia="en-US"/>
     </w:rPr>
   </w:style>
-  <w:style w:type="table" w:customStyle="1" w:styleId="SENA1">
+  <w:style w:type="table" w:styleId="SENA1" w:customStyle="1">
     <w:name w:val="SENA1"/>
     <w:basedOn w:val="Tablanormal"/>
     <w:uiPriority w:val="99"/>
@@ -20430,12 +21193,12 @@
     <w:tblPr>
       <w:tblStyleRowBandSize w:val="1"/>
       <w:tblBorders>
-        <w:top w:val="single" w:sz="4" w:space="0" w:color="D9D9D9"/>
-        <w:left w:val="single" w:sz="4" w:space="0" w:color="D9D9D9"/>
-        <w:bottom w:val="single" w:sz="4" w:space="0" w:color="D9D9D9"/>
-        <w:right w:val="single" w:sz="4" w:space="0" w:color="D9D9D9"/>
-        <w:insideH w:val="single" w:sz="4" w:space="0" w:color="D9D9D9"/>
-        <w:insideV w:val="single" w:sz="4" w:space="0" w:color="D9D9D9"/>
+        <w:top w:val="single" w:color="D9D9D9" w:sz="4" w:space="0"/>
+        <w:left w:val="single" w:color="D9D9D9" w:sz="4" w:space="0"/>
+        <w:bottom w:val="single" w:color="D9D9D9" w:sz="4" w:space="0"/>
+        <w:right w:val="single" w:color="D9D9D9" w:sz="4" w:space="0"/>
+        <w:insideH w:val="single" w:color="D9D9D9" w:sz="4" w:space="0"/>
+        <w:insideV w:val="single" w:color="D9D9D9" w:sz="4" w:space="0"/>
       </w:tblBorders>
     </w:tblPr>
     <w:tblStylePr w:type="firstRow">
@@ -20458,7 +21221,7 @@
       </w:tcPr>
     </w:tblStylePr>
   </w:style>
-  <w:style w:type="character" w:customStyle="1" w:styleId="Mencinsinresolver2">
+  <w:style w:type="character" w:styleId="Mencinsinresolver2" w:customStyle="1">
     <w:name w:val="Mención sin resolver2"/>
     <w:uiPriority w:val="99"/>
     <w:semiHidden/>
@@ -20469,12 +21232,12 @@
       <w:shd w:val="clear" w:color="auto" w:fill="E1DFDD"/>
     </w:rPr>
   </w:style>
-  <w:style w:type="character" w:customStyle="1" w:styleId="normaltextrun">
+  <w:style w:type="character" w:styleId="normaltextrun" w:customStyle="1">
     <w:name w:val="normaltextrun"/>
     <w:basedOn w:val="Fuentedeprrafopredeter"/>
     <w:rsid w:val="00DC0A1F"/>
   </w:style>
-  <w:style w:type="character" w:customStyle="1" w:styleId="eop">
+  <w:style w:type="character" w:styleId="eop" w:customStyle="1">
     <w:name w:val="eop"/>
     <w:basedOn w:val="Fuentedeprrafopredeter"/>
     <w:rsid w:val="00DC0A1F"/>
@@ -20494,7 +21257,7 @@
 </file>
 
 <file path=word/theme/theme1.xml><?xml version="1.0" encoding="utf-8"?>
-<a:theme xmlns:a="http://schemas.openxmlformats.org/drawingml/2006/main" name="Tema de Office">
+<a:theme xmlns:a="http://schemas.openxmlformats.org/drawingml/2006/main" xmlns:thm15="http://schemas.microsoft.com/office/thememl/2012/main" name="Tema de Office">
   <a:themeElements>
     <a:clrScheme name="Office">
       <a:dk1>
@@ -20789,19 +21552,6 @@
 </file>
 
 <file path=customXml/item1.xml><?xml version="1.0" encoding="utf-8"?>
-<?mso-contentType ?>
-<FormTemplates xmlns="http://schemas.microsoft.com/sharepoint/v3/contenttype/forms">
-  <Display>DocumentLibraryForm</Display>
-  <Edit>DocumentLibraryForm</Edit>
-  <New>DocumentLibraryForm</New>
-</FormTemplates>
-</file>
-
-<file path=customXml/item2.xml><?xml version="1.0" encoding="utf-8"?>
-<b:Sources xmlns:b="http://schemas.openxmlformats.org/officeDocument/2006/bibliography" xmlns="http://schemas.openxmlformats.org/officeDocument/2006/bibliography" SelectedStyle="\APASixthEditionOfficeOnline.xsl" StyleName="APA" Version="6"/>
-</file>
-
-<file path=customXml/item3.xml><?xml version="1.0" encoding="utf-8"?>
 <p:properties xmlns:p="http://schemas.microsoft.com/office/2006/metadata/properties" xmlns:xsi="http://www.w3.org/2001/XMLSchema-instance" xmlns:pc="http://schemas.microsoft.com/office/infopath/2007/PartnerControls">
   <documentManagement>
     <TaxCatchAll xmlns="13c90a0b-73bc-4dc0-be5f-28d77b615beb" xsi:nil="true"/>
@@ -20812,7 +21562,7 @@
 </p:properties>
 </file>
 
-<file path=customXml/item4.xml><?xml version="1.0" encoding="utf-8"?>
+<file path=customXml/item2.xml><?xml version="1.0" encoding="utf-8"?>
 <ct:contentTypeSchema xmlns:ct="http://schemas.microsoft.com/office/2006/metadata/contentType" xmlns:ma="http://schemas.microsoft.com/office/2006/metadata/properties/metaAttributes" ct:_="" ma:_="" ma:contentTypeName="Documento" ma:contentTypeID="0x0101006A81D6BD42E8DF4C91013959704817E1" ma:contentTypeVersion="15" ma:contentTypeDescription="Crear nuevo documento." ma:contentTypeScope="" ma:versionID="bf4f72ffd194f0963ff564daca6869f7">
   <xsd:schema xmlns:xsd="http://www.w3.org/2001/XMLSchema" xmlns:xs="http://www.w3.org/2001/XMLSchema" xmlns:p="http://schemas.microsoft.com/office/2006/metadata/properties" xmlns:ns2="13c90a0b-73bc-4dc0-be5f-28d77b615beb" xmlns:ns3="13c93bba-48ce-428c-bfe5-88b42c19b028" targetNamespace="http://schemas.microsoft.com/office/2006/metadata/properties" ma:root="true" ma:fieldsID="8718d6f4873a5b1392a45044efa78385" ns2:_="" ns3:_="">
     <xsd:import namespace="13c90a0b-73bc-4dc0-be5f-28d77b615beb"/>
@@ -21047,23 +21797,20 @@
 </ct:contentTypeSchema>
 </file>
 
-<file path=customXml/itemProps1.xml><?xml version="1.0" encoding="utf-8"?>
-<ds:datastoreItem xmlns:ds="http://schemas.openxmlformats.org/officeDocument/2006/customXml" ds:itemID="{91756AAB-0645-4FFC-990B-34BB6096B23B}">
-  <ds:schemaRefs>
-    <ds:schemaRef ds:uri="http://schemas.microsoft.com/sharepoint/v3/contenttype/forms"/>
-  </ds:schemaRefs>
-</ds:datastoreItem>
+<file path=customXml/item3.xml><?xml version="1.0" encoding="utf-8"?>
+<?mso-contentType ?>
+<FormTemplates xmlns="http://schemas.microsoft.com/sharepoint/v3/contenttype/forms">
+  <Display>DocumentLibraryForm</Display>
+  <Edit>DocumentLibraryForm</Edit>
+  <New>DocumentLibraryForm</New>
+</FormTemplates>
 </file>
 
-<file path=customXml/itemProps2.xml><?xml version="1.0" encoding="utf-8"?>
-<ds:datastoreItem xmlns:ds="http://schemas.openxmlformats.org/officeDocument/2006/customXml" ds:itemID="{1AF2C25B-FB23-49D7-861B-D97474F002D2}">
-  <ds:schemaRefs>
-    <ds:schemaRef ds:uri="http://schemas.openxmlformats.org/officeDocument/2006/bibliography"/>
-  </ds:schemaRefs>
-</ds:datastoreItem>
+<file path=customXml/item4.xml><?xml version="1.0" encoding="utf-8"?>
+<b:Sources xmlns:b="http://schemas.openxmlformats.org/officeDocument/2006/bibliography" xmlns="http://schemas.openxmlformats.org/officeDocument/2006/bibliography" SelectedStyle="\APASixthEditionOfficeOnline.xsl" StyleName="APA" Version="6"/>
 </file>
 
-<file path=customXml/itemProps3.xml><?xml version="1.0" encoding="utf-8"?>
+<file path=customXml/itemProps1.xml><?xml version="1.0" encoding="utf-8"?>
 <ds:datastoreItem xmlns:ds="http://schemas.openxmlformats.org/officeDocument/2006/customXml" ds:itemID="{CEECB56F-E1D8-45BF-A0A3-B5258E7263D4}">
   <ds:schemaRefs>
     <ds:schemaRef ds:uri="http://schemas.microsoft.com/office/2006/metadata/properties"/>
@@ -21074,6 +21821,22 @@
 </ds:datastoreItem>
 </file>
 
+<file path=customXml/itemProps2.xml><?xml version="1.0" encoding="utf-8"?>
+<ds:datastoreItem xmlns:ds="http://schemas.openxmlformats.org/officeDocument/2006/customXml" ds:itemID="{9165BA45-3071-45D6-9A89-8014FBA0C8D7}"/>
+</file>
+
+<file path=customXml/itemProps3.xml><?xml version="1.0" encoding="utf-8"?>
+<ds:datastoreItem xmlns:ds="http://schemas.openxmlformats.org/officeDocument/2006/customXml" ds:itemID="{91756AAB-0645-4FFC-990B-34BB6096B23B}">
+  <ds:schemaRefs>
+    <ds:schemaRef ds:uri="http://schemas.microsoft.com/sharepoint/v3/contenttype/forms"/>
+  </ds:schemaRefs>
+</ds:datastoreItem>
+</file>
+
 <file path=customXml/itemProps4.xml><?xml version="1.0" encoding="utf-8"?>
-<ds:datastoreItem xmlns:ds="http://schemas.openxmlformats.org/officeDocument/2006/customXml" ds:itemID="{474EE68C-E33C-4FF7-9361-41A908FFD731}"/>
+<ds:datastoreItem xmlns:ds="http://schemas.openxmlformats.org/officeDocument/2006/customXml" ds:itemID="{1AF2C25B-FB23-49D7-861B-D97474F002D2}">
+  <ds:schemaRefs>
+    <ds:schemaRef ds:uri="http://schemas.openxmlformats.org/officeDocument/2006/bibliography"/>
+  </ds:schemaRefs>
+</ds:datastoreItem>
 </file>